--- a/Tuan3/NguyenThiHaNhu_22635201_BaoCaoTuan3.docx
+++ b/Tuan3/NguyenThiHaNhu_22635201_BaoCaoTuan3.docx
@@ -1,46 +1,95 @@
 
 <file path=word/document.xml><?xml version="1.0" encoding="utf-8"?>
-<w:document xmlns:wpc="http://schemas.microsoft.com/office/word/2010/wordprocessingCanvas" xmlns:mc="http://schemas.openxmlformats.org/markup-compatibility/2006" xmlns:o="urn:schemas-microsoft-com:office:office" xmlns:r="http://schemas.openxmlformats.org/officeDocument/2006/relationships" xmlns:m="http://schemas.openxmlformats.org/officeDocument/2006/math" xmlns:v="urn:schemas-microsoft-com:vml" xmlns:wp14="http://schemas.microsoft.com/office/word/2010/wordprocessingDrawing" xmlns:wp="http://schemas.openxmlformats.org/drawingml/2006/wordprocessingDrawing" xmlns:w10="urn:schemas-microsoft-com:office:word" xmlns:w="http://schemas.openxmlformats.org/wordprocessingml/2006/main" xmlns:w14="http://schemas.microsoft.com/office/word/2010/wordml" xmlns:w15="http://schemas.microsoft.com/office/word/2012/wordml" xmlns:wpg="http://schemas.microsoft.com/office/word/2010/wordprocessingGroup" xmlns:wpi="http://schemas.microsoft.com/office/word/2010/wordprocessingInk" xmlns:wne="http://schemas.microsoft.com/office/word/2006/wordml" xmlns:wps="http://schemas.microsoft.com/office/word/2010/wordprocessingShape" mc:Ignorable="w14 w15 wp14">
+<w:document xmlns:wpc="http://schemas.microsoft.com/office/word/2010/wordprocessingCanvas" xmlns:cx="http://schemas.microsoft.com/office/drawing/2014/chartex" xmlns:cx1="http://schemas.microsoft.com/office/drawing/2015/9/8/chartex" xmlns:cx2="http://schemas.microsoft.com/office/drawing/2015/10/21/chartex" xmlns:cx3="http://schemas.microsoft.com/office/drawing/2016/5/9/chartex" xmlns:cx4="http://schemas.microsoft.com/office/drawing/2016/5/10/chartex" xmlns:cx5="http://schemas.microsoft.com/office/drawing/2016/5/11/chartex" xmlns:cx6="http://schemas.microsoft.com/office/drawing/2016/5/12/chartex" xmlns:cx7="http://schemas.microsoft.com/office/drawing/2016/5/13/chartex" xmlns:cx8="http://schemas.microsoft.com/office/drawing/2016/5/14/chartex" xmlns:mc="http://schemas.openxmlformats.org/markup-compatibility/2006" xmlns:aink="http://schemas.microsoft.com/office/drawing/2016/ink" xmlns:am3d="http://schemas.microsoft.com/office/drawing/2017/model3d" xmlns:o="urn:schemas-microsoft-com:office:office" xmlns:oel="http://schemas.microsoft.com/office/2019/extlst" xmlns:r="http://schemas.openxmlformats.org/officeDocument/2006/relationships" xmlns:m="http://schemas.openxmlformats.org/officeDocument/2006/math" xmlns:v="urn:schemas-microsoft-com:vml" xmlns:wp14="http://schemas.microsoft.com/office/word/2010/wordprocessingDrawing" xmlns:wp="http://schemas.openxmlformats.org/drawingml/2006/wordprocessingDrawing" xmlns:w10="urn:schemas-microsoft-com:office:word" xmlns:w="http://schemas.openxmlformats.org/wordprocessingml/2006/main" xmlns:w14="http://schemas.microsoft.com/office/word/2010/wordml" xmlns:w15="http://schemas.microsoft.com/office/word/2012/wordml" xmlns:w16cex="http://schemas.microsoft.com/office/word/2018/wordml/cex" xmlns:w16cid="http://schemas.microsoft.com/office/word/2016/wordml/cid" xmlns:w16="http://schemas.microsoft.com/office/word/2018/wordml" xmlns:w16du="http://schemas.microsoft.com/office/word/2023/wordml/word16du" xmlns:w16sdtdh="http://schemas.microsoft.com/office/word/2020/wordml/sdtdatahash" xmlns:w16sdtfl="http://schemas.microsoft.com/office/word/2024/wordml/sdtformatlock" xmlns:w16se="http://schemas.microsoft.com/office/word/2015/wordml/symex" xmlns:wpg="http://schemas.microsoft.com/office/word/2010/wordprocessingGroup" xmlns:wpi="http://schemas.microsoft.com/office/word/2010/wordprocessingInk" xmlns:wne="http://schemas.microsoft.com/office/word/2006/wordml" xmlns:wps="http://schemas.microsoft.com/office/word/2010/wordprocessingShape" mc:Ignorable="w14 w15 w16se w16cid w16 w16cex w16sdtdh w16sdtfl w16du wp14">
   <w:body>
     <w:p>
       <w:pPr>
+        <w:jc w:val="center"/>
         <w:rPr>
           <w:rFonts w:ascii="Times New Roman" w:hAnsi="Times New Roman" w:cs="Times New Roman"/>
           <w:b/>
-          <w:sz w:val="28"/>
+          <w:sz w:val="26"/>
+          <w:szCs w:val="26"/>
+          <w:lang w:val="vi-VN"/>
         </w:rPr>
       </w:pPr>
       <w:r>
         <w:rPr>
           <w:rFonts w:ascii="Times New Roman" w:hAnsi="Times New Roman" w:cs="Times New Roman"/>
           <w:b/>
-          <w:sz w:val="28"/>
-        </w:rPr>
-        <w:t xml:space="preserve">BÁO CÁO THỰC HÀNH TUẦN 3: </w:t>
-      </w:r>
-    </w:p>
-    <w:p>
-      <w:pPr>
+          <w:sz w:val="26"/>
+          <w:szCs w:val="26"/>
+        </w:rPr>
+        <w:t>BÁO CÁO THỰC HÀNH TUẦN 3</w:t>
+      </w:r>
+    </w:p>
+    <w:p>
+      <w:pPr>
+        <w:jc w:val="center"/>
         <w:rPr>
           <w:rFonts w:ascii="Times New Roman" w:hAnsi="Times New Roman" w:cs="Times New Roman"/>
           <w:b/>
+          <w:sz w:val="26"/>
+          <w:szCs w:val="26"/>
+          <w:lang w:val="vi-VN"/>
         </w:rPr>
       </w:pPr>
       <w:r>
         <w:rPr>
           <w:rFonts w:ascii="Times New Roman" w:hAnsi="Times New Roman" w:cs="Times New Roman"/>
           <w:b/>
-          <w:sz w:val="28"/>
-        </w:rPr>
-        <w:t>DESIGN PATTERN (STATE- STRATEGY – DECORATOR)</w:t>
-      </w:r>
-    </w:p>
-    <w:p>
-      <w:pPr>
-        <w:rPr>
-          <w:rFonts w:ascii="Times New Roman" w:hAnsi="Times New Roman" w:cs="Times New Roman"/>
-          <w:sz w:val="26"/>
-          <w:szCs w:val="26"/>
+          <w:sz w:val="26"/>
+          <w:szCs w:val="26"/>
+        </w:rPr>
+        <w:t>DESIGN PATTERN</w:t>
+      </w:r>
+    </w:p>
+    <w:p>
+      <w:pPr>
+        <w:ind w:right="-421"/>
+        <w:rPr>
+          <w:rFonts w:ascii="Times New Roman" w:hAnsi="Times New Roman" w:cs="Times New Roman"/>
+          <w:b/>
+          <w:sz w:val="26"/>
+          <w:szCs w:val="26"/>
+        </w:rPr>
+      </w:pPr>
+      <w:r>
+        <w:rPr>
+          <w:rFonts w:ascii="Times New Roman" w:hAnsi="Times New Roman" w:cs="Times New Roman"/>
+          <w:b/>
+          <w:sz w:val="26"/>
+          <w:szCs w:val="26"/>
+        </w:rPr>
+        <w:t>(STATE- STRATEGY – DECORATOR</w:t>
+      </w:r>
+      <w:r>
+        <w:rPr>
+          <w:rFonts w:ascii="Times New Roman" w:hAnsi="Times New Roman" w:cs="Times New Roman"/>
+          <w:b/>
+          <w:sz w:val="26"/>
+          <w:szCs w:val="26"/>
+          <w:lang w:val="vi-VN"/>
+        </w:rPr>
+        <w:t xml:space="preserve"> – COMPOSITE – OBSERVER -ADAPTER</w:t>
+      </w:r>
+      <w:r>
+        <w:rPr>
+          <w:rFonts w:ascii="Times New Roman" w:hAnsi="Times New Roman" w:cs="Times New Roman"/>
+          <w:b/>
+          <w:sz w:val="26"/>
+          <w:szCs w:val="26"/>
+        </w:rPr>
+        <w:t>)</w:t>
+      </w:r>
+    </w:p>
+    <w:p>
+      <w:pPr>
+        <w:rPr>
+          <w:rFonts w:ascii="Times New Roman" w:hAnsi="Times New Roman" w:cs="Times New Roman"/>
+          <w:sz w:val="26"/>
+          <w:szCs w:val="26"/>
+          <w:lang w:val="vi-VN"/>
         </w:rPr>
       </w:pPr>
       <w:r>
@@ -52,17 +101,660 @@
         <w:t xml:space="preserve">Nguyễn Thị Hà Như – 22635201 </w:t>
       </w:r>
     </w:p>
-    <w:p>
-      <w:pPr>
-        <w:rPr>
-          <w:rFonts w:ascii="Times New Roman" w:eastAsia="Times New Roman" w:hAnsi="Times New Roman" w:cs="Times New Roman"/>
-          <w:sz w:val="26"/>
-          <w:szCs w:val="26"/>
-        </w:rPr>
-      </w:pPr>
-      <w:r>
-        <w:rPr>
-          <w:rFonts w:ascii="Times New Roman" w:hAnsi="Times New Roman" w:cs="Times New Roman"/>
+    <w:sdt>
+      <w:sdtPr>
+        <w:id w:val="1500849527"/>
+        <w:docPartObj>
+          <w:docPartGallery w:val="Table of Contents"/>
+          <w:docPartUnique/>
+        </w:docPartObj>
+      </w:sdtPr>
+      <w:sdtEndPr>
+        <w:rPr>
+          <w:rFonts w:asciiTheme="minorHAnsi" w:eastAsiaTheme="minorHAnsi" w:hAnsiTheme="minorHAnsi" w:cstheme="minorBidi"/>
+          <w:b/>
+          <w:bCs/>
+          <w:noProof/>
+          <w:color w:val="auto"/>
+          <w:sz w:val="22"/>
+          <w:szCs w:val="22"/>
+        </w:rPr>
+      </w:sdtEndPr>
+      <w:sdtContent>
+        <w:p>
+          <w:pPr>
+            <w:pStyle w:val="TOCHeading"/>
+            <w:rPr>
+              <w:lang w:val="vi-VN"/>
+            </w:rPr>
+          </w:pPr>
+          <w:r>
+            <w:t>Mục</w:t>
+          </w:r>
+          <w:r>
+            <w:rPr>
+              <w:lang w:val="vi-VN"/>
+            </w:rPr>
+            <w:t xml:space="preserve"> lục:</w:t>
+          </w:r>
+        </w:p>
+        <w:p>
+          <w:pPr>
+            <w:pStyle w:val="TOC1"/>
+            <w:tabs>
+              <w:tab w:val="right" w:leader="dot" w:pos="9350"/>
+            </w:tabs>
+            <w:rPr>
+              <w:rFonts w:eastAsiaTheme="minorEastAsia"/>
+              <w:noProof/>
+              <w:kern w:val="2"/>
+              <w:sz w:val="24"/>
+              <w:szCs w:val="24"/>
+              <w:lang w:val="vi-VN" w:eastAsia="vi-VN"/>
+              <w14:ligatures w14:val="standardContextual"/>
+            </w:rPr>
+          </w:pPr>
+          <w:r>
+            <w:fldChar w:fldCharType="begin"/>
+          </w:r>
+          <w:r>
+            <w:instrText xml:space="preserve"> TOC \o "1-3" \h \z \u </w:instrText>
+          </w:r>
+          <w:r>
+            <w:fldChar w:fldCharType="separate"/>
+          </w:r>
+          <w:hyperlink w:anchor="_Toc224936207" w:history="1">
+            <w:r>
+              <w:rPr>
+                <w:rStyle w:val="Hyperlink"/>
+                <w:rFonts w:ascii="Times New Roman" w:hAnsi="Times New Roman" w:cs="Times New Roman"/>
+                <w:b/>
+                <w:bCs/>
+                <w:noProof/>
+              </w:rPr>
+              <w:t>Bài 1: State</w:t>
+            </w:r>
+            <w:r>
+              <w:rPr>
+                <w:rStyle w:val="Hyperlink"/>
+                <w:rFonts w:ascii="Times New Roman" w:hAnsi="Times New Roman" w:cs="Times New Roman"/>
+                <w:b/>
+                <w:bCs/>
+                <w:noProof/>
+                <w:lang w:val="vi-VN"/>
+              </w:rPr>
+              <w:t xml:space="preserve"> Pattern</w:t>
+            </w:r>
+            <w:r>
+              <w:rPr>
+                <w:noProof/>
+                <w:webHidden/>
+              </w:rPr>
+              <w:tab/>
+            </w:r>
+            <w:r>
+              <w:rPr>
+                <w:noProof/>
+                <w:webHidden/>
+              </w:rPr>
+              <w:fldChar w:fldCharType="begin"/>
+            </w:r>
+            <w:r>
+              <w:rPr>
+                <w:noProof/>
+                <w:webHidden/>
+              </w:rPr>
+              <w:instrText xml:space="preserve"> PAGEREF _Toc224936207 \h </w:instrText>
+            </w:r>
+            <w:r>
+              <w:rPr>
+                <w:noProof/>
+                <w:webHidden/>
+              </w:rPr>
+            </w:r>
+            <w:r>
+              <w:rPr>
+                <w:noProof/>
+                <w:webHidden/>
+              </w:rPr>
+              <w:fldChar w:fldCharType="separate"/>
+            </w:r>
+            <w:r>
+              <w:rPr>
+                <w:noProof/>
+                <w:webHidden/>
+              </w:rPr>
+              <w:t>1</w:t>
+            </w:r>
+            <w:r>
+              <w:rPr>
+                <w:noProof/>
+                <w:webHidden/>
+              </w:rPr>
+              <w:fldChar w:fldCharType="end"/>
+            </w:r>
+          </w:hyperlink>
+        </w:p>
+        <w:p>
+          <w:pPr>
+            <w:pStyle w:val="TOC1"/>
+            <w:tabs>
+              <w:tab w:val="right" w:leader="dot" w:pos="9350"/>
+            </w:tabs>
+            <w:rPr>
+              <w:rFonts w:eastAsiaTheme="minorEastAsia"/>
+              <w:noProof/>
+              <w:kern w:val="2"/>
+              <w:sz w:val="24"/>
+              <w:szCs w:val="24"/>
+              <w:lang w:val="vi-VN" w:eastAsia="vi-VN"/>
+              <w14:ligatures w14:val="standardContextual"/>
+            </w:rPr>
+          </w:pPr>
+          <w:hyperlink w:anchor="_Toc224936208" w:history="1">
+            <w:r>
+              <w:rPr>
+                <w:rStyle w:val="Hyperlink"/>
+                <w:rFonts w:ascii="Times New Roman" w:eastAsia="Times New Roman" w:hAnsi="Times New Roman" w:cs="Times New Roman"/>
+                <w:b/>
+                <w:bCs/>
+                <w:noProof/>
+              </w:rPr>
+              <w:t>Bài</w:t>
+            </w:r>
+            <w:r>
+              <w:rPr>
+                <w:rStyle w:val="Hyperlink"/>
+                <w:rFonts w:ascii="Times New Roman" w:eastAsia="Times New Roman" w:hAnsi="Times New Roman" w:cs="Times New Roman"/>
+                <w:b/>
+                <w:bCs/>
+                <w:noProof/>
+                <w:lang w:val="vi-VN"/>
+              </w:rPr>
+              <w:t xml:space="preserve"> 2: Strategy Pattern</w:t>
+            </w:r>
+            <w:r>
+              <w:rPr>
+                <w:noProof/>
+                <w:webHidden/>
+              </w:rPr>
+              <w:tab/>
+            </w:r>
+            <w:r>
+              <w:rPr>
+                <w:noProof/>
+                <w:webHidden/>
+              </w:rPr>
+              <w:fldChar w:fldCharType="begin"/>
+            </w:r>
+            <w:r>
+              <w:rPr>
+                <w:noProof/>
+                <w:webHidden/>
+              </w:rPr>
+              <w:instrText xml:space="preserve"> PAGEREF _Toc224936208 \h </w:instrText>
+            </w:r>
+            <w:r>
+              <w:rPr>
+                <w:noProof/>
+                <w:webHidden/>
+              </w:rPr>
+            </w:r>
+            <w:r>
+              <w:rPr>
+                <w:noProof/>
+                <w:webHidden/>
+              </w:rPr>
+              <w:fldChar w:fldCharType="separate"/>
+            </w:r>
+            <w:r>
+              <w:rPr>
+                <w:noProof/>
+                <w:webHidden/>
+              </w:rPr>
+              <w:t>3</w:t>
+            </w:r>
+            <w:r>
+              <w:rPr>
+                <w:noProof/>
+                <w:webHidden/>
+              </w:rPr>
+              <w:fldChar w:fldCharType="end"/>
+            </w:r>
+          </w:hyperlink>
+        </w:p>
+        <w:p>
+          <w:pPr>
+            <w:pStyle w:val="TOC1"/>
+            <w:tabs>
+              <w:tab w:val="right" w:leader="dot" w:pos="9350"/>
+            </w:tabs>
+            <w:rPr>
+              <w:rFonts w:eastAsiaTheme="minorEastAsia"/>
+              <w:noProof/>
+              <w:kern w:val="2"/>
+              <w:sz w:val="24"/>
+              <w:szCs w:val="24"/>
+              <w:lang w:val="vi-VN" w:eastAsia="vi-VN"/>
+              <w14:ligatures w14:val="standardContextual"/>
+            </w:rPr>
+          </w:pPr>
+          <w:hyperlink w:anchor="_Toc224936209" w:history="1">
+            <w:r>
+              <w:rPr>
+                <w:rStyle w:val="Hyperlink"/>
+                <w:rFonts w:ascii="Times New Roman" w:hAnsi="Times New Roman" w:cs="Times New Roman"/>
+                <w:b/>
+                <w:bCs/>
+                <w:noProof/>
+                <w:lang w:val="vi-VN"/>
+              </w:rPr>
+              <w:t>Bài 3: Decorator</w:t>
+            </w:r>
+            <w:r>
+              <w:rPr>
+                <w:noProof/>
+                <w:webHidden/>
+              </w:rPr>
+              <w:tab/>
+            </w:r>
+            <w:r>
+              <w:rPr>
+                <w:noProof/>
+                <w:webHidden/>
+              </w:rPr>
+              <w:fldChar w:fldCharType="begin"/>
+            </w:r>
+            <w:r>
+              <w:rPr>
+                <w:noProof/>
+                <w:webHidden/>
+              </w:rPr>
+              <w:instrText xml:space="preserve"> PAGEREF _Toc224936209 \h </w:instrText>
+            </w:r>
+            <w:r>
+              <w:rPr>
+                <w:noProof/>
+                <w:webHidden/>
+              </w:rPr>
+            </w:r>
+            <w:r>
+              <w:rPr>
+                <w:noProof/>
+                <w:webHidden/>
+              </w:rPr>
+              <w:fldChar w:fldCharType="separate"/>
+            </w:r>
+            <w:r>
+              <w:rPr>
+                <w:noProof/>
+                <w:webHidden/>
+              </w:rPr>
+              <w:t>4</w:t>
+            </w:r>
+            <w:r>
+              <w:rPr>
+                <w:noProof/>
+                <w:webHidden/>
+              </w:rPr>
+              <w:fldChar w:fldCharType="end"/>
+            </w:r>
+          </w:hyperlink>
+        </w:p>
+        <w:p>
+          <w:pPr>
+            <w:pStyle w:val="TOC1"/>
+            <w:tabs>
+              <w:tab w:val="right" w:leader="dot" w:pos="9350"/>
+            </w:tabs>
+            <w:rPr>
+              <w:rFonts w:eastAsiaTheme="minorEastAsia"/>
+              <w:noProof/>
+              <w:kern w:val="2"/>
+              <w:sz w:val="24"/>
+              <w:szCs w:val="24"/>
+              <w:lang w:val="vi-VN" w:eastAsia="vi-VN"/>
+              <w14:ligatures w14:val="standardContextual"/>
+            </w:rPr>
+          </w:pPr>
+          <w:hyperlink w:anchor="_Toc224936210" w:history="1">
+            <w:r>
+              <w:rPr>
+                <w:rStyle w:val="Hyperlink"/>
+                <w:rFonts w:ascii="Times New Roman" w:hAnsi="Times New Roman" w:cs="Times New Roman"/>
+                <w:b/>
+                <w:bCs/>
+                <w:noProof/>
+                <w:lang w:val="vi-VN"/>
+              </w:rPr>
+              <w:t xml:space="preserve">Bài 4: </w:t>
+            </w:r>
+            <w:r>
+              <w:rPr>
+                <w:rStyle w:val="Hyperlink"/>
+                <w:rFonts w:ascii="Times New Roman" w:hAnsi="Times New Roman" w:cs="Times New Roman"/>
+                <w:b/>
+                <w:bCs/>
+                <w:noProof/>
+              </w:rPr>
+              <w:t>Composite</w:t>
+            </w:r>
+            <w:r>
+              <w:rPr>
+                <w:noProof/>
+                <w:webHidden/>
+              </w:rPr>
+              <w:tab/>
+            </w:r>
+            <w:r>
+              <w:rPr>
+                <w:noProof/>
+                <w:webHidden/>
+              </w:rPr>
+              <w:fldChar w:fldCharType="begin"/>
+            </w:r>
+            <w:r>
+              <w:rPr>
+                <w:noProof/>
+                <w:webHidden/>
+              </w:rPr>
+              <w:instrText xml:space="preserve"> PAGEREF _Toc224936210 \h </w:instrText>
+            </w:r>
+            <w:r>
+              <w:rPr>
+                <w:noProof/>
+                <w:webHidden/>
+              </w:rPr>
+            </w:r>
+            <w:r>
+              <w:rPr>
+                <w:noProof/>
+                <w:webHidden/>
+              </w:rPr>
+              <w:fldChar w:fldCharType="separate"/>
+            </w:r>
+            <w:r>
+              <w:rPr>
+                <w:noProof/>
+                <w:webHidden/>
+              </w:rPr>
+              <w:t>7</w:t>
+            </w:r>
+            <w:r>
+              <w:rPr>
+                <w:noProof/>
+                <w:webHidden/>
+              </w:rPr>
+              <w:fldChar w:fldCharType="end"/>
+            </w:r>
+          </w:hyperlink>
+        </w:p>
+        <w:p>
+          <w:pPr>
+            <w:pStyle w:val="TOC1"/>
+            <w:tabs>
+              <w:tab w:val="right" w:leader="dot" w:pos="9350"/>
+            </w:tabs>
+            <w:rPr>
+              <w:rFonts w:eastAsiaTheme="minorEastAsia"/>
+              <w:noProof/>
+              <w:kern w:val="2"/>
+              <w:sz w:val="24"/>
+              <w:szCs w:val="24"/>
+              <w:lang w:val="vi-VN" w:eastAsia="vi-VN"/>
+              <w14:ligatures w14:val="standardContextual"/>
+            </w:rPr>
+          </w:pPr>
+          <w:hyperlink w:anchor="_Toc224936211" w:history="1">
+            <w:r>
+              <w:rPr>
+                <w:rStyle w:val="Hyperlink"/>
+                <w:rFonts w:ascii="Times New Roman" w:hAnsi="Times New Roman" w:cs="Times New Roman"/>
+                <w:b/>
+                <w:bCs/>
+                <w:noProof/>
+                <w:lang w:val="vi-VN"/>
+              </w:rPr>
+              <w:t>Bài 5: Observer Design Pattern</w:t>
+            </w:r>
+            <w:r>
+              <w:rPr>
+                <w:noProof/>
+                <w:webHidden/>
+              </w:rPr>
+              <w:tab/>
+            </w:r>
+            <w:r>
+              <w:rPr>
+                <w:noProof/>
+                <w:webHidden/>
+              </w:rPr>
+              <w:fldChar w:fldCharType="begin"/>
+            </w:r>
+            <w:r>
+              <w:rPr>
+                <w:noProof/>
+                <w:webHidden/>
+              </w:rPr>
+              <w:instrText xml:space="preserve"> PAGEREF _Toc224936211 \h </w:instrText>
+            </w:r>
+            <w:r>
+              <w:rPr>
+                <w:noProof/>
+                <w:webHidden/>
+              </w:rPr>
+            </w:r>
+            <w:r>
+              <w:rPr>
+                <w:noProof/>
+                <w:webHidden/>
+              </w:rPr>
+              <w:fldChar w:fldCharType="separate"/>
+            </w:r>
+            <w:r>
+              <w:rPr>
+                <w:noProof/>
+                <w:webHidden/>
+              </w:rPr>
+              <w:t>9</w:t>
+            </w:r>
+            <w:r>
+              <w:rPr>
+                <w:noProof/>
+                <w:webHidden/>
+              </w:rPr>
+              <w:fldChar w:fldCharType="end"/>
+            </w:r>
+          </w:hyperlink>
+        </w:p>
+        <w:p>
+          <w:pPr>
+            <w:pStyle w:val="TOC1"/>
+            <w:tabs>
+              <w:tab w:val="right" w:leader="dot" w:pos="9350"/>
+            </w:tabs>
+            <w:rPr>
+              <w:rFonts w:eastAsiaTheme="minorEastAsia"/>
+              <w:noProof/>
+              <w:kern w:val="2"/>
+              <w:sz w:val="24"/>
+              <w:szCs w:val="24"/>
+              <w:lang w:val="vi-VN" w:eastAsia="vi-VN"/>
+              <w14:ligatures w14:val="standardContextual"/>
+            </w:rPr>
+          </w:pPr>
+          <w:hyperlink w:anchor="_Toc224936212" w:history="1">
+            <w:r>
+              <w:rPr>
+                <w:rStyle w:val="Hyperlink"/>
+                <w:rFonts w:ascii="Times New Roman" w:hAnsi="Times New Roman" w:cs="Times New Roman"/>
+                <w:b/>
+                <w:bCs/>
+                <w:noProof/>
+                <w:lang w:val="vi-VN"/>
+              </w:rPr>
+              <w:t>Bài 6 : Adapter Pattern</w:t>
+            </w:r>
+            <w:r>
+              <w:rPr>
+                <w:noProof/>
+                <w:webHidden/>
+              </w:rPr>
+              <w:tab/>
+            </w:r>
+            <w:r>
+              <w:rPr>
+                <w:noProof/>
+                <w:webHidden/>
+              </w:rPr>
+              <w:fldChar w:fldCharType="begin"/>
+            </w:r>
+            <w:r>
+              <w:rPr>
+                <w:noProof/>
+                <w:webHidden/>
+              </w:rPr>
+              <w:instrText xml:space="preserve"> PAGEREF _Toc224936212 \h </w:instrText>
+            </w:r>
+            <w:r>
+              <w:rPr>
+                <w:noProof/>
+                <w:webHidden/>
+              </w:rPr>
+            </w:r>
+            <w:r>
+              <w:rPr>
+                <w:noProof/>
+                <w:webHidden/>
+              </w:rPr>
+              <w:fldChar w:fldCharType="separate"/>
+            </w:r>
+            <w:r>
+              <w:rPr>
+                <w:noProof/>
+                <w:webHidden/>
+              </w:rPr>
+              <w:t>11</w:t>
+            </w:r>
+            <w:r>
+              <w:rPr>
+                <w:noProof/>
+                <w:webHidden/>
+              </w:rPr>
+              <w:fldChar w:fldCharType="end"/>
+            </w:r>
+          </w:hyperlink>
+        </w:p>
+        <w:p>
+          <w:pPr>
+            <w:pStyle w:val="TOC1"/>
+            <w:tabs>
+              <w:tab w:val="right" w:leader="dot" w:pos="9350"/>
+            </w:tabs>
+            <w:rPr>
+              <w:rFonts w:eastAsiaTheme="minorEastAsia"/>
+              <w:noProof/>
+              <w:kern w:val="2"/>
+              <w:sz w:val="24"/>
+              <w:szCs w:val="24"/>
+              <w:lang w:val="vi-VN" w:eastAsia="vi-VN"/>
+              <w14:ligatures w14:val="standardContextual"/>
+            </w:rPr>
+          </w:pPr>
+          <w:hyperlink w:anchor="_Toc224936213" w:history="1">
+            <w:r>
+              <w:rPr>
+                <w:rStyle w:val="Hyperlink"/>
+                <w:rFonts w:ascii="Times New Roman" w:hAnsi="Times New Roman" w:cs="Times New Roman"/>
+                <w:b/>
+                <w:bCs/>
+                <w:noProof/>
+                <w:lang w:val="vi-VN"/>
+              </w:rPr>
+              <w:t>Bài Tổng Hợp 6 pattern: Quản lý thư viện</w:t>
+            </w:r>
+            <w:r>
+              <w:rPr>
+                <w:noProof/>
+                <w:webHidden/>
+              </w:rPr>
+              <w:tab/>
+            </w:r>
+            <w:r>
+              <w:rPr>
+                <w:noProof/>
+                <w:webHidden/>
+              </w:rPr>
+              <w:fldChar w:fldCharType="begin"/>
+            </w:r>
+            <w:r>
+              <w:rPr>
+                <w:noProof/>
+                <w:webHidden/>
+              </w:rPr>
+              <w:instrText xml:space="preserve"> PAGEREF _Toc224936213 \h </w:instrText>
+            </w:r>
+            <w:r>
+              <w:rPr>
+                <w:noProof/>
+                <w:webHidden/>
+              </w:rPr>
+            </w:r>
+            <w:r>
+              <w:rPr>
+                <w:noProof/>
+                <w:webHidden/>
+              </w:rPr>
+              <w:fldChar w:fldCharType="separate"/>
+            </w:r>
+            <w:r>
+              <w:rPr>
+                <w:noProof/>
+                <w:webHidden/>
+              </w:rPr>
+              <w:t>13</w:t>
+            </w:r>
+            <w:r>
+              <w:rPr>
+                <w:noProof/>
+                <w:webHidden/>
+              </w:rPr>
+              <w:fldChar w:fldCharType="end"/>
+            </w:r>
+          </w:hyperlink>
+        </w:p>
+        <w:p>
+          <w:r>
+            <w:rPr>
+              <w:b/>
+              <w:bCs/>
+              <w:noProof/>
+            </w:rPr>
+            <w:fldChar w:fldCharType="end"/>
+          </w:r>
+        </w:p>
+      </w:sdtContent>
+    </w:sdt>
+    <w:p>
+      <w:pPr>
+        <w:pStyle w:val="Heading1"/>
+        <w:rPr>
+          <w:rFonts w:ascii="Times New Roman" w:hAnsi="Times New Roman" w:cs="Times New Roman"/>
+          <w:b/>
+          <w:bCs/>
+          <w:color w:val="auto"/>
+          <w:sz w:val="26"/>
+          <w:szCs w:val="26"/>
+          <w:lang w:val="vi-VN"/>
+        </w:rPr>
+      </w:pPr>
+      <w:bookmarkStart w:id="0" w:name="_Toc224936207"/>
+      <w:r>
+        <w:rPr>
+          <w:rFonts w:ascii="Times New Roman" w:hAnsi="Times New Roman" w:cs="Times New Roman"/>
+          <w:b/>
+          <w:bCs/>
+          <w:color w:val="auto"/>
           <w:sz w:val="26"/>
           <w:szCs w:val="26"/>
         </w:rPr>
@@ -70,9 +762,44 @@
       </w:r>
       <w:r>
         <w:rPr>
-          <w:rFonts w:ascii="Times New Roman" w:eastAsia="Times New Roman" w:hAnsi="Times New Roman" w:cs="Times New Roman"/>
-          <w:sz w:val="26"/>
-          <w:szCs w:val="26"/>
+          <w:rFonts w:ascii="Times New Roman" w:hAnsi="Times New Roman" w:cs="Times New Roman"/>
+          <w:b/>
+          <w:bCs/>
+          <w:color w:val="auto"/>
+          <w:sz w:val="26"/>
+          <w:szCs w:val="26"/>
+        </w:rPr>
+        <w:t>State</w:t>
+      </w:r>
+      <w:r>
+        <w:rPr>
+          <w:rFonts w:ascii="Times New Roman" w:hAnsi="Times New Roman" w:cs="Times New Roman"/>
+          <w:b/>
+          <w:bCs/>
+          <w:color w:val="auto"/>
+          <w:sz w:val="26"/>
+          <w:szCs w:val="26"/>
+          <w:lang w:val="vi-VN"/>
+        </w:rPr>
+        <w:t xml:space="preserve"> Pattern</w:t>
+      </w:r>
+      <w:bookmarkEnd w:id="0"/>
+    </w:p>
+    <w:p>
+      <w:pPr>
+        <w:rPr>
+          <w:rFonts w:ascii="Times New Roman" w:hAnsi="Times New Roman" w:cs="Times New Roman"/>
+          <w:sz w:val="26"/>
+          <w:szCs w:val="26"/>
+          <w:lang w:val="vi-VN"/>
+        </w:rPr>
+      </w:pPr>
+      <w:r>
+        <w:rPr>
+          <w:rFonts w:ascii="Times New Roman" w:hAnsi="Times New Roman" w:cs="Times New Roman"/>
+          <w:sz w:val="26"/>
+          <w:szCs w:val="26"/>
+          <w:lang w:val="vi-VN"/>
         </w:rPr>
         <w:t>Tạo một hệ thống quản lý đơn hàng có các trạng thái như: Mới tạo, Đang xử lý, Đã giao, và Hủy.</w:t>
       </w:r>
@@ -118,7 +845,7 @@
           <w:szCs w:val="26"/>
         </w:rPr>
         <w:drawing>
-          <wp:inline distT="0" distB="0" distL="0" distR="0">
+          <wp:inline distT="0" distB="0" distL="0" distR="0" wp14:anchorId="0B55B85C" wp14:editId="728E6647">
             <wp:extent cx="5943600" cy="2938145"/>
             <wp:effectExtent l="0" t="0" r="0" b="0"/>
             <wp:docPr id="1" name="Picture 1"/>
@@ -133,7 +860,7 @@
                     <pic:cNvPicPr/>
                   </pic:nvPicPr>
                   <pic:blipFill>
-                    <a:blip r:embed="rId4" cstate="print">
+                    <a:blip r:embed="rId6" cstate="print">
                       <a:extLst>
                         <a:ext uri="{28A0092B-C50C-407E-A947-70E740481C1C}">
                           <a14:useLocalDpi xmlns:a14="http://schemas.microsoft.com/office/drawing/2010/main" val="0"/>
@@ -188,9 +915,11 @@
       <w:r>
         <w:rPr>
           <w:rFonts w:ascii="Times New Roman" w:eastAsia="Times New Roman" w:hAnsi="Times New Roman" w:cs="Times New Roman"/>
-          <w:sz w:val="26"/>
-          <w:szCs w:val="26"/>
-        </w:rPr>
+          <w:noProof/>
+          <w:sz w:val="26"/>
+          <w:szCs w:val="26"/>
+        </w:rPr>
+        <w:lastRenderedPageBreak/>
         <w:drawing>
           <wp:inline distT="0" distB="0" distL="0" distR="0" wp14:anchorId="4A1ED85F" wp14:editId="114BB233">
             <wp:extent cx="5943600" cy="3038475"/>
@@ -207,7 +936,7 @@
                     <pic:cNvPicPr/>
                   </pic:nvPicPr>
                   <pic:blipFill>
-                    <a:blip r:embed="rId5"/>
+                    <a:blip r:embed="rId7"/>
                     <a:stretch>
                       <a:fillRect/>
                     </a:stretch>
@@ -242,7 +971,6 @@
           <w:sz w:val="26"/>
           <w:szCs w:val="26"/>
         </w:rPr>
-        <w:lastRenderedPageBreak/>
         <w:t xml:space="preserve">Kết quả </w:t>
       </w:r>
     </w:p>
@@ -257,6 +985,7 @@
       <w:r>
         <w:rPr>
           <w:rFonts w:ascii="Times New Roman" w:eastAsia="Times New Roman" w:hAnsi="Times New Roman" w:cs="Times New Roman"/>
+          <w:noProof/>
           <w:sz w:val="26"/>
           <w:szCs w:val="26"/>
         </w:rPr>
@@ -276,7 +1005,7 @@
                     <pic:cNvPicPr/>
                   </pic:nvPicPr>
                   <pic:blipFill>
-                    <a:blip r:embed="rId6"/>
+                    <a:blip r:embed="rId8"/>
                     <a:stretch>
                       <a:fillRect/>
                     </a:stretch>
@@ -303,6 +1032,7 @@
           <w:rFonts w:ascii="Times New Roman" w:hAnsi="Times New Roman" w:cs="Times New Roman"/>
           <w:sz w:val="26"/>
           <w:szCs w:val="26"/>
+          <w:lang w:val="vi-VN"/>
         </w:rPr>
       </w:pPr>
       <w:r>
@@ -319,105 +1049,4272 @@
           <w:sz w:val="26"/>
           <w:szCs w:val="26"/>
         </w:rPr>
-        <w:t>Kết luận và Đánh giá</w:t>
-      </w:r>
-      <w:r>
-        <w:rPr>
-          <w:rFonts w:ascii="Times New Roman" w:hAnsi="Times New Roman" w:cs="Times New Roman"/>
-          <w:sz w:val="26"/>
-          <w:szCs w:val="26"/>
-        </w:rPr>
-        <w:t>:</w:t>
+        <w:t>Kết luận và Đánh giá:</w:t>
+      </w:r>
+    </w:p>
+    <w:p>
+      <w:pPr>
+        <w:rPr>
+          <w:rFonts w:ascii="Times New Roman" w:hAnsi="Times New Roman" w:cs="Times New Roman"/>
+          <w:sz w:val="26"/>
+          <w:szCs w:val="26"/>
+          <w:lang w:val="vi-VN"/>
+        </w:rPr>
+      </w:pPr>
+      <w:r>
+        <w:rPr>
+          <w:rFonts w:ascii="Times New Roman" w:hAnsi="Times New Roman" w:cs="Times New Roman"/>
+          <w:sz w:val="26"/>
+          <w:szCs w:val="26"/>
+          <w:lang w:val="vi-VN"/>
+        </w:rPr>
+        <w:t xml:space="preserve">- </w:t>
+      </w:r>
+      <w:r>
+        <w:rPr>
+          <w:rFonts w:ascii="Times New Roman" w:hAnsi="Times New Roman" w:cs="Times New Roman"/>
+          <w:sz w:val="26"/>
+          <w:szCs w:val="26"/>
+          <w:lang w:val="vi-VN"/>
+        </w:rPr>
+        <w:t xml:space="preserve">State: Đây là lựa chọn tốt nhất vì bài toán yêu cầu xử lý các giai đoạn (Mới tạo -&gt; Đang xử lý -&gt; Đã giao). </w:t>
+      </w:r>
+      <w:r>
+        <w:rPr>
+          <w:rStyle w:val="citation-33"/>
+          <w:rFonts w:ascii="Times New Roman" w:hAnsi="Times New Roman" w:cs="Times New Roman"/>
+          <w:sz w:val="26"/>
+          <w:szCs w:val="26"/>
+        </w:rPr>
+        <w:t>Nó giúp loại bỏ các câu lệnh if-else phức tạp và tách biệt logic của từng trạng thái</w:t>
+      </w:r>
+      <w:r>
+        <w:rPr>
+          <w:rFonts w:ascii="Times New Roman" w:hAnsi="Times New Roman" w:cs="Times New Roman"/>
+          <w:sz w:val="26"/>
+          <w:szCs w:val="26"/>
+        </w:rPr>
+        <w:t>.</w:t>
+      </w:r>
+      <w:r>
+        <w:rPr>
+          <w:rFonts w:ascii="Times New Roman" w:hAnsi="Times New Roman" w:cs="Times New Roman"/>
+          <w:sz w:val="26"/>
+          <w:szCs w:val="26"/>
+        </w:rPr>
+        <w:t xml:space="preserve"> Vì bản chất của đơn hàng là một cỗ máy trạng thái (Finite State Machine). State Pattern giúp quản lý việc chuyển đổi giữa các trạng thái một cách logic, ngăn chặn việc một đơn hàng "Đã giao" lại quay ngược về "Mới tạo".</w:t>
+      </w:r>
+    </w:p>
+    <w:p>
+      <w:pPr>
+        <w:rPr>
+          <w:rFonts w:ascii="Times New Roman" w:eastAsia="Times New Roman" w:hAnsi="Times New Roman" w:cs="Times New Roman"/>
+          <w:sz w:val="26"/>
+          <w:szCs w:val="26"/>
+          <w:lang w:val="vi-VN"/>
+        </w:rPr>
+      </w:pPr>
+      <w:r>
+        <w:rPr>
+          <w:rFonts w:ascii="Times New Roman" w:hAnsi="Times New Roman" w:cs="Times New Roman"/>
+          <w:sz w:val="26"/>
+          <w:szCs w:val="26"/>
+          <w:lang w:val="vi-VN"/>
+        </w:rPr>
+        <w:t xml:space="preserve">- </w:t>
+      </w:r>
+      <w:r>
+        <w:rPr>
+          <w:rFonts w:ascii="Times New Roman" w:eastAsia="Times New Roman" w:hAnsi="Times New Roman" w:cs="Times New Roman"/>
+          <w:b/>
+          <w:bCs/>
+          <w:sz w:val="26"/>
+          <w:szCs w:val="26"/>
+          <w:lang w:val="vi-VN"/>
+        </w:rPr>
+        <w:t>Mục đích:</w:t>
+      </w:r>
+      <w:r>
+        <w:rPr>
+          <w:rFonts w:ascii="Times New Roman" w:eastAsia="Times New Roman" w:hAnsi="Times New Roman" w:cs="Times New Roman"/>
+          <w:sz w:val="26"/>
+          <w:szCs w:val="26"/>
+          <w:lang w:val="vi-VN"/>
+        </w:rPr>
+        <w:t xml:space="preserve"> Cho phép đối tượng thay đổi hành vi khi </w:t>
+      </w:r>
+      <w:r>
+        <w:rPr>
+          <w:rFonts w:ascii="Times New Roman" w:eastAsia="Times New Roman" w:hAnsi="Times New Roman" w:cs="Times New Roman"/>
+          <w:b/>
+          <w:bCs/>
+          <w:sz w:val="26"/>
+          <w:szCs w:val="26"/>
+          <w:lang w:val="vi-VN"/>
+        </w:rPr>
+        <w:t>trạng thái nội tại</w:t>
+      </w:r>
+      <w:r>
+        <w:rPr>
+          <w:rFonts w:ascii="Times New Roman" w:eastAsia="Times New Roman" w:hAnsi="Times New Roman" w:cs="Times New Roman"/>
+          <w:sz w:val="26"/>
+          <w:szCs w:val="26"/>
+          <w:lang w:val="vi-VN"/>
+        </w:rPr>
+        <w:t xml:space="preserve"> của nó thay đổi.</w:t>
+      </w:r>
+    </w:p>
+    <w:p>
+      <w:pPr>
+        <w:rPr>
+          <w:rFonts w:ascii="Times New Roman" w:eastAsia="Times New Roman" w:hAnsi="Times New Roman" w:cs="Times New Roman"/>
+          <w:sz w:val="26"/>
+          <w:szCs w:val="26"/>
+          <w:lang w:val="vi-VN"/>
+        </w:rPr>
+      </w:pPr>
+      <w:r>
+        <w:rPr>
+          <w:rFonts w:ascii="Times New Roman" w:eastAsia="Times New Roman" w:hAnsi="Times New Roman" w:cs="Times New Roman"/>
+          <w:sz w:val="26"/>
+          <w:szCs w:val="26"/>
+          <w:lang w:val="vi-VN"/>
+        </w:rPr>
+        <w:lastRenderedPageBreak/>
+        <w:t xml:space="preserve">- </w:t>
+      </w:r>
+      <w:r>
+        <w:rPr>
+          <w:rFonts w:ascii="Times New Roman" w:eastAsia="Times New Roman" w:hAnsi="Times New Roman" w:cs="Times New Roman"/>
+          <w:b/>
+          <w:bCs/>
+          <w:sz w:val="26"/>
+          <w:szCs w:val="26"/>
+          <w:lang w:val="vi-VN"/>
+        </w:rPr>
+        <w:t>Cơ chế:</w:t>
+      </w:r>
+      <w:r>
+        <w:rPr>
+          <w:rFonts w:ascii="Times New Roman" w:eastAsia="Times New Roman" w:hAnsi="Times New Roman" w:cs="Times New Roman"/>
+          <w:sz w:val="26"/>
+          <w:szCs w:val="26"/>
+          <w:lang w:val="vi-VN"/>
+        </w:rPr>
+        <w:t xml:space="preserve"> Đóng gói mỗi trạng thái vào một lớp riêng biệt, giúp loại bỏ logic kiểm tra điều kiện dày đặc.</w:t>
+      </w:r>
+    </w:p>
+    <w:p>
+      <w:pPr>
+        <w:rPr>
+          <w:rFonts w:ascii="Times New Roman" w:hAnsi="Times New Roman" w:cs="Times New Roman"/>
+          <w:sz w:val="26"/>
+          <w:szCs w:val="26"/>
+          <w:lang w:val="vi-VN"/>
+        </w:rPr>
+      </w:pPr>
+      <w:r>
+        <w:rPr>
+          <w:rFonts w:ascii="Times New Roman" w:eastAsia="Times New Roman" w:hAnsi="Times New Roman" w:cs="Times New Roman"/>
+          <w:sz w:val="26"/>
+          <w:szCs w:val="26"/>
+          <w:lang w:val="vi-VN"/>
+        </w:rPr>
+        <w:t xml:space="preserve">- </w:t>
+      </w:r>
+      <w:r>
+        <w:rPr>
+          <w:rFonts w:ascii="Times New Roman" w:eastAsia="Times New Roman" w:hAnsi="Times New Roman" w:cs="Times New Roman"/>
+          <w:b/>
+          <w:bCs/>
+          <w:sz w:val="26"/>
+          <w:szCs w:val="26"/>
+          <w:lang w:val="vi-VN"/>
+        </w:rPr>
+        <w:t>Ứng dụng:</w:t>
+      </w:r>
+      <w:r>
+        <w:rPr>
+          <w:rFonts w:ascii="Times New Roman" w:eastAsia="Times New Roman" w:hAnsi="Times New Roman" w:cs="Times New Roman"/>
+          <w:sz w:val="26"/>
+          <w:szCs w:val="26"/>
+          <w:lang w:val="vi-VN"/>
+        </w:rPr>
+        <w:t xml:space="preserve"> Quản lý vòng đời đơn hàng (Mới tạo -&gt; Đang xử lý -&gt; Hoàn tất) hoặc luồng giao dịch thanh toán.</w:t>
+      </w:r>
+    </w:p>
+    <w:p>
+      <w:pPr>
+        <w:pStyle w:val="Heading1"/>
+        <w:rPr>
+          <w:rFonts w:ascii="Times New Roman" w:eastAsia="Times New Roman" w:hAnsi="Times New Roman" w:cs="Times New Roman"/>
+          <w:b/>
+          <w:bCs/>
+          <w:color w:val="auto"/>
+          <w:sz w:val="26"/>
+          <w:szCs w:val="26"/>
+          <w:lang w:val="vi-VN"/>
+        </w:rPr>
+      </w:pPr>
+      <w:bookmarkStart w:id="1" w:name="_Toc224936208"/>
+      <w:r>
+        <w:rPr>
+          <w:rFonts w:ascii="Times New Roman" w:eastAsia="Times New Roman" w:hAnsi="Times New Roman" w:cs="Times New Roman"/>
+          <w:b/>
+          <w:bCs/>
+          <w:color w:val="auto"/>
+          <w:sz w:val="26"/>
+          <w:szCs w:val="26"/>
+        </w:rPr>
+        <w:t>Bài</w:t>
+      </w:r>
+      <w:r>
+        <w:rPr>
+          <w:rFonts w:ascii="Times New Roman" w:eastAsia="Times New Roman" w:hAnsi="Times New Roman" w:cs="Times New Roman"/>
+          <w:b/>
+          <w:bCs/>
+          <w:color w:val="auto"/>
+          <w:sz w:val="26"/>
+          <w:szCs w:val="26"/>
+          <w:lang w:val="vi-VN"/>
+        </w:rPr>
+        <w:t xml:space="preserve"> 2: </w:t>
+      </w:r>
+      <w:r>
+        <w:rPr>
+          <w:rFonts w:ascii="Times New Roman" w:eastAsia="Times New Roman" w:hAnsi="Times New Roman" w:cs="Times New Roman"/>
+          <w:b/>
+          <w:bCs/>
+          <w:color w:val="auto"/>
+          <w:sz w:val="26"/>
+          <w:szCs w:val="26"/>
+          <w:lang w:val="vi-VN"/>
+        </w:rPr>
+        <w:t>Strategy Pattern</w:t>
+      </w:r>
+      <w:bookmarkEnd w:id="1"/>
+    </w:p>
+    <w:p>
+      <w:pPr>
+        <w:rPr>
+          <w:rFonts w:ascii="Times New Roman" w:eastAsia="Times New Roman" w:hAnsi="Times New Roman" w:cs="Times New Roman"/>
+          <w:sz w:val="26"/>
+          <w:szCs w:val="26"/>
+          <w:lang w:val="vi-VN"/>
+        </w:rPr>
+      </w:pPr>
+      <w:r>
+        <w:rPr>
+          <w:rFonts w:ascii="Times New Roman" w:hAnsi="Times New Roman" w:cs="Times New Roman"/>
+          <w:sz w:val="26"/>
+          <w:szCs w:val="26"/>
+          <w:lang w:val="vi-VN"/>
+        </w:rPr>
+        <w:t>Tính toán thuế cho sản phẩm</w:t>
+      </w:r>
+    </w:p>
+    <w:p>
+      <w:pPr>
+        <w:rPr>
+          <w:rFonts w:ascii="Times New Roman" w:eastAsia="Times New Roman" w:hAnsi="Times New Roman" w:cs="Times New Roman"/>
+          <w:sz w:val="26"/>
+          <w:szCs w:val="26"/>
+          <w:lang w:val="vi-VN"/>
+        </w:rPr>
+      </w:pPr>
+      <w:r>
+        <w:rPr>
+          <w:rFonts w:ascii="Times New Roman" w:eastAsia="Times New Roman" w:hAnsi="Times New Roman" w:cs="Times New Roman"/>
+          <w:sz w:val="26"/>
+          <w:szCs w:val="26"/>
+        </w:rPr>
+        <w:t>1. Sơ đồ Design</w:t>
+      </w:r>
+    </w:p>
+    <w:p>
+      <w:pPr>
+        <w:rPr>
+          <w:rFonts w:ascii="Times New Roman" w:hAnsi="Times New Roman" w:cs="Times New Roman"/>
+          <w:sz w:val="26"/>
+          <w:szCs w:val="26"/>
+          <w:lang w:val="vi-VN"/>
+        </w:rPr>
+      </w:pPr>
+      <w:r>
+        <w:rPr>
+          <w:rFonts w:ascii="Times New Roman" w:hAnsi="Times New Roman" w:cs="Times New Roman"/>
+          <w:noProof/>
+          <w:sz w:val="26"/>
+          <w:szCs w:val="26"/>
+          <w:lang w:val="vi-VN"/>
+        </w:rPr>
+        <w:drawing>
+          <wp:inline distT="0" distB="0" distL="0" distR="0" wp14:anchorId="6F93B4CF" wp14:editId="57EF132E">
+            <wp:extent cx="5943600" cy="2366010"/>
+            <wp:effectExtent l="0" t="0" r="0" b="0"/>
+            <wp:docPr id="1296941578" name="Picture 2"/>
+            <wp:cNvGraphicFramePr>
+              <a:graphicFrameLocks xmlns:a="http://schemas.openxmlformats.org/drawingml/2006/main" noChangeAspect="1"/>
+            </wp:cNvGraphicFramePr>
+            <a:graphic xmlns:a="http://schemas.openxmlformats.org/drawingml/2006/main">
+              <a:graphicData uri="http://schemas.openxmlformats.org/drawingml/2006/picture">
+                <pic:pic xmlns:pic="http://schemas.openxmlformats.org/drawingml/2006/picture">
+                  <pic:nvPicPr>
+                    <pic:cNvPr id="1296941578" name="Picture 1296941578"/>
+                    <pic:cNvPicPr/>
+                  </pic:nvPicPr>
+                  <pic:blipFill>
+                    <a:blip r:embed="rId9" cstate="print">
+                      <a:extLst>
+                        <a:ext uri="{28A0092B-C50C-407E-A947-70E740481C1C}">
+                          <a14:useLocalDpi xmlns:a14="http://schemas.microsoft.com/office/drawing/2010/main" val="0"/>
+                        </a:ext>
+                      </a:extLst>
+                    </a:blip>
+                    <a:stretch>
+                      <a:fillRect/>
+                    </a:stretch>
+                  </pic:blipFill>
+                  <pic:spPr>
+                    <a:xfrm>
+                      <a:off x="0" y="0"/>
+                      <a:ext cx="5943600" cy="2366010"/>
+                    </a:xfrm>
+                    <a:prstGeom prst="rect">
+                      <a:avLst/>
+                    </a:prstGeom>
+                  </pic:spPr>
+                </pic:pic>
+              </a:graphicData>
+            </a:graphic>
+          </wp:inline>
+        </w:drawing>
+      </w:r>
+    </w:p>
+    <w:p>
+      <w:pPr>
+        <w:rPr>
+          <w:rFonts w:ascii="Times New Roman" w:hAnsi="Times New Roman" w:cs="Times New Roman"/>
+          <w:sz w:val="26"/>
+          <w:szCs w:val="26"/>
+          <w:lang w:val="vi-VN"/>
+        </w:rPr>
+      </w:pPr>
+      <w:r>
+        <w:rPr>
+          <w:rFonts w:ascii="Times New Roman" w:hAnsi="Times New Roman" w:cs="Times New Roman"/>
+          <w:sz w:val="26"/>
+          <w:szCs w:val="26"/>
+          <w:lang w:val="vi-VN"/>
+        </w:rPr>
+        <w:t>2. Cấu trúc dự án</w:t>
+      </w:r>
+    </w:p>
+    <w:p>
+      <w:pPr>
+        <w:rPr>
+          <w:rFonts w:ascii="Times New Roman" w:hAnsi="Times New Roman" w:cs="Times New Roman"/>
+          <w:sz w:val="26"/>
+          <w:szCs w:val="26"/>
+          <w:lang w:val="vi-VN"/>
+        </w:rPr>
+      </w:pPr>
+      <w:r>
+        <w:rPr>
+          <w:rFonts w:ascii="Times New Roman" w:hAnsi="Times New Roman" w:cs="Times New Roman"/>
+          <w:sz w:val="26"/>
+          <w:szCs w:val="26"/>
+          <w:lang w:val="vi-VN"/>
+        </w:rPr>
+        <w:drawing>
+          <wp:inline distT="0" distB="0" distL="0" distR="0" wp14:anchorId="02281732" wp14:editId="50E47ABC">
+            <wp:extent cx="5943600" cy="2891155"/>
+            <wp:effectExtent l="0" t="0" r="0" b="4445"/>
+            <wp:docPr id="837293333" name="Picture 1"/>
+            <wp:cNvGraphicFramePr>
+              <a:graphicFrameLocks xmlns:a="http://schemas.openxmlformats.org/drawingml/2006/main" noChangeAspect="1"/>
+            </wp:cNvGraphicFramePr>
+            <a:graphic xmlns:a="http://schemas.openxmlformats.org/drawingml/2006/main">
+              <a:graphicData uri="http://schemas.openxmlformats.org/drawingml/2006/picture">
+                <pic:pic xmlns:pic="http://schemas.openxmlformats.org/drawingml/2006/picture">
+                  <pic:nvPicPr>
+                    <pic:cNvPr id="837293333" name=""/>
+                    <pic:cNvPicPr/>
+                  </pic:nvPicPr>
+                  <pic:blipFill>
+                    <a:blip r:embed="rId10"/>
+                    <a:stretch>
+                      <a:fillRect/>
+                    </a:stretch>
+                  </pic:blipFill>
+                  <pic:spPr>
+                    <a:xfrm>
+                      <a:off x="0" y="0"/>
+                      <a:ext cx="5943600" cy="2891155"/>
+                    </a:xfrm>
+                    <a:prstGeom prst="rect">
+                      <a:avLst/>
+                    </a:prstGeom>
+                  </pic:spPr>
+                </pic:pic>
+              </a:graphicData>
+            </a:graphic>
+          </wp:inline>
+        </w:drawing>
+      </w:r>
+    </w:p>
+    <w:p>
+      <w:pPr>
+        <w:rPr>
+          <w:rFonts w:ascii="Times New Roman" w:hAnsi="Times New Roman" w:cs="Times New Roman"/>
+          <w:sz w:val="26"/>
+          <w:szCs w:val="26"/>
+          <w:lang w:val="vi-VN"/>
+        </w:rPr>
+      </w:pPr>
+      <w:r>
+        <w:rPr>
+          <w:rFonts w:ascii="Times New Roman" w:hAnsi="Times New Roman" w:cs="Times New Roman"/>
+          <w:sz w:val="26"/>
+          <w:szCs w:val="26"/>
+          <w:lang w:val="vi-VN"/>
+        </w:rPr>
+        <w:t>Kết quả</w:t>
+      </w:r>
+    </w:p>
+    <w:p>
+      <w:pPr>
+        <w:rPr>
+          <w:rFonts w:ascii="Times New Roman" w:hAnsi="Times New Roman" w:cs="Times New Roman"/>
+          <w:sz w:val="26"/>
+          <w:szCs w:val="26"/>
+          <w:lang w:val="vi-VN"/>
+        </w:rPr>
+      </w:pPr>
+      <w:r>
+        <w:rPr>
+          <w:rFonts w:ascii="Times New Roman" w:hAnsi="Times New Roman" w:cs="Times New Roman"/>
+          <w:sz w:val="26"/>
+          <w:szCs w:val="26"/>
+          <w:lang w:val="vi-VN"/>
+        </w:rPr>
+        <w:lastRenderedPageBreak/>
+        <w:drawing>
+          <wp:inline distT="0" distB="0" distL="0" distR="0" wp14:anchorId="15E726D4" wp14:editId="55AC8ECC">
+            <wp:extent cx="5943600" cy="2588260"/>
+            <wp:effectExtent l="0" t="0" r="0" b="2540"/>
+            <wp:docPr id="253466942" name="Picture 1"/>
+            <wp:cNvGraphicFramePr>
+              <a:graphicFrameLocks xmlns:a="http://schemas.openxmlformats.org/drawingml/2006/main" noChangeAspect="1"/>
+            </wp:cNvGraphicFramePr>
+            <a:graphic xmlns:a="http://schemas.openxmlformats.org/drawingml/2006/main">
+              <a:graphicData uri="http://schemas.openxmlformats.org/drawingml/2006/picture">
+                <pic:pic xmlns:pic="http://schemas.openxmlformats.org/drawingml/2006/picture">
+                  <pic:nvPicPr>
+                    <pic:cNvPr id="253466942" name=""/>
+                    <pic:cNvPicPr/>
+                  </pic:nvPicPr>
+                  <pic:blipFill>
+                    <a:blip r:embed="rId11"/>
+                    <a:stretch>
+                      <a:fillRect/>
+                    </a:stretch>
+                  </pic:blipFill>
+                  <pic:spPr>
+                    <a:xfrm>
+                      <a:off x="0" y="0"/>
+                      <a:ext cx="5943600" cy="2588260"/>
+                    </a:xfrm>
+                    <a:prstGeom prst="rect">
+                      <a:avLst/>
+                    </a:prstGeom>
+                  </pic:spPr>
+                </pic:pic>
+              </a:graphicData>
+            </a:graphic>
+          </wp:inline>
+        </w:drawing>
+      </w:r>
+    </w:p>
+    <w:p>
+      <w:pPr>
+        <w:rPr>
+          <w:rFonts w:ascii="Times New Roman" w:hAnsi="Times New Roman" w:cs="Times New Roman"/>
+          <w:sz w:val="26"/>
+          <w:szCs w:val="26"/>
+          <w:lang w:val="vi-VN"/>
+        </w:rPr>
+      </w:pPr>
+      <w:r>
+        <w:rPr>
+          <w:rFonts w:ascii="Times New Roman" w:hAnsi="Times New Roman" w:cs="Times New Roman"/>
+          <w:sz w:val="26"/>
+          <w:szCs w:val="26"/>
+          <w:lang w:val="vi-VN"/>
+        </w:rPr>
+        <w:t xml:space="preserve">3. Kết luận </w:t>
+      </w:r>
+    </w:p>
+    <w:p>
+      <w:pPr>
+        <w:rPr>
+          <w:rFonts w:ascii="Times New Roman" w:hAnsi="Times New Roman" w:cs="Times New Roman"/>
+          <w:sz w:val="26"/>
+          <w:szCs w:val="26"/>
+          <w:lang w:val="vi-VN"/>
+        </w:rPr>
+      </w:pPr>
+      <w:r>
+        <w:rPr>
+          <w:rFonts w:ascii="Times New Roman" w:hAnsi="Times New Roman" w:cs="Times New Roman"/>
+          <w:sz w:val="26"/>
+          <w:szCs w:val="26"/>
+          <w:lang w:val="vi-VN"/>
+        </w:rPr>
+        <w:t xml:space="preserve">- </w:t>
+      </w:r>
+      <w:r>
+        <w:rPr>
+          <w:rFonts w:ascii="Times New Roman" w:hAnsi="Times New Roman" w:cs="Times New Roman"/>
+          <w:sz w:val="26"/>
+          <w:szCs w:val="26"/>
+          <w:lang w:val="vi-VN"/>
+        </w:rPr>
+        <w:t>Trong bài toán tính thuế sản phẩm, Strategy Pattern là lựa chọn phù hợp nhất vì cho phép linh hoạt thay đổi các thuật toán tính thuế.</w:t>
+      </w:r>
+    </w:p>
+    <w:p>
+      <w:pPr>
+        <w:rPr>
+          <w:rFonts w:ascii="Times New Roman" w:hAnsi="Times New Roman" w:cs="Times New Roman"/>
+          <w:sz w:val="26"/>
+          <w:szCs w:val="26"/>
+          <w:lang w:val="vi-VN"/>
+        </w:rPr>
+      </w:pPr>
+      <w:r>
+        <w:rPr>
+          <w:rFonts w:ascii="Times New Roman" w:hAnsi="Times New Roman" w:cs="Times New Roman"/>
+          <w:sz w:val="26"/>
+          <w:szCs w:val="26"/>
+          <w:lang w:val="vi-VN"/>
+        </w:rPr>
+        <w:t xml:space="preserve">- </w:t>
+      </w:r>
+      <w:r>
+        <w:rPr>
+          <w:rFonts w:ascii="Times New Roman" w:hAnsi="Times New Roman" w:cs="Times New Roman"/>
+          <w:sz w:val="26"/>
+          <w:szCs w:val="26"/>
+          <w:lang w:val="vi-VN"/>
+        </w:rPr>
+        <w:t>Trong trường hợp một sản phẩm chịu nhiều loại thuế cùng lúc, có thể kết hợp thêm</w:t>
+      </w:r>
+    </w:p>
+    <w:p>
+      <w:pPr>
+        <w:rPr>
+          <w:rFonts w:ascii="Times New Roman" w:hAnsi="Times New Roman" w:cs="Times New Roman"/>
+          <w:sz w:val="26"/>
+          <w:szCs w:val="26"/>
+          <w:lang w:val="vi-VN"/>
+        </w:rPr>
+      </w:pPr>
+      <w:r>
+        <w:rPr>
+          <w:rFonts w:ascii="Times New Roman" w:hAnsi="Times New Roman" w:cs="Times New Roman"/>
+          <w:sz w:val="26"/>
+          <w:szCs w:val="26"/>
+          <w:lang w:val="vi-VN"/>
+        </w:rPr>
+        <w:t xml:space="preserve">- </w:t>
+      </w:r>
+      <w:r>
+        <w:rPr>
+          <w:rFonts w:ascii="Times New Roman" w:hAnsi="Times New Roman" w:cs="Times New Roman"/>
+          <w:sz w:val="26"/>
+          <w:szCs w:val="26"/>
+          <w:lang w:val="vi-VN"/>
+        </w:rPr>
+        <w:t>Decorator Pattern để mở rộng chức năng mà không làm thay đổi cấu trúc ban đầu.</w:t>
+      </w:r>
+    </w:p>
+    <w:p>
+      <w:pPr>
+        <w:rPr>
+          <w:rFonts w:ascii="Times New Roman" w:hAnsi="Times New Roman" w:cs="Times New Roman"/>
+          <w:sz w:val="26"/>
+          <w:szCs w:val="26"/>
+          <w:lang w:val="vi-VN"/>
+        </w:rPr>
+      </w:pPr>
+      <w:r>
+        <w:rPr>
+          <w:rFonts w:ascii="Times New Roman" w:hAnsi="Times New Roman" w:cs="Times New Roman"/>
+          <w:sz w:val="26"/>
+          <w:szCs w:val="26"/>
+          <w:lang w:val="vi-VN"/>
+        </w:rPr>
+        <w:t xml:space="preserve">- </w:t>
+      </w:r>
+      <w:r>
+        <w:rPr>
+          <w:rFonts w:ascii="Times New Roman" w:hAnsi="Times New Roman" w:cs="Times New Roman"/>
+          <w:sz w:val="26"/>
+          <w:szCs w:val="26"/>
+          <w:lang w:val="vi-VN"/>
+        </w:rPr>
+        <w:t>State Pattern không thực sự cần thiết vì bài toán không có sự chuyển đổi trạng thái phức tạp.</w:t>
+      </w:r>
+    </w:p>
+    <w:p>
+      <w:pPr>
+        <w:rPr>
+          <w:rFonts w:ascii="Times New Roman" w:hAnsi="Times New Roman" w:cs="Times New Roman"/>
+          <w:sz w:val="26"/>
+          <w:szCs w:val="26"/>
+          <w:lang w:val="vi-VN"/>
+        </w:rPr>
+      </w:pPr>
+      <w:r>
+        <w:rPr>
+          <w:rFonts w:ascii="Times New Roman" w:hAnsi="Times New Roman" w:cs="Times New Roman"/>
+          <w:sz w:val="26"/>
+          <w:szCs w:val="26"/>
+          <w:lang w:val="vi-VN"/>
+        </w:rPr>
+        <w:t xml:space="preserve">- </w:t>
+      </w:r>
+      <w:r>
+        <w:rPr>
+          <w:rFonts w:ascii="Times New Roman" w:hAnsi="Times New Roman" w:cs="Times New Roman"/>
+          <w:b/>
+          <w:bCs/>
+          <w:sz w:val="26"/>
+          <w:szCs w:val="26"/>
+          <w:lang w:val="vi-VN"/>
+        </w:rPr>
+        <w:t>Mục đích:</w:t>
+      </w:r>
+      <w:r>
+        <w:rPr>
+          <w:rFonts w:ascii="Times New Roman" w:hAnsi="Times New Roman" w:cs="Times New Roman"/>
+          <w:sz w:val="26"/>
+          <w:szCs w:val="26"/>
+          <w:lang w:val="vi-VN"/>
+        </w:rPr>
+        <w:t xml:space="preserve"> Tách biệt phần </w:t>
+      </w:r>
+      <w:r>
+        <w:rPr>
+          <w:rFonts w:ascii="Times New Roman" w:hAnsi="Times New Roman" w:cs="Times New Roman"/>
+          <w:b/>
+          <w:bCs/>
+          <w:sz w:val="26"/>
+          <w:szCs w:val="26"/>
+          <w:lang w:val="vi-VN"/>
+        </w:rPr>
+        <w:t>thuật toán</w:t>
+      </w:r>
+      <w:r>
+        <w:rPr>
+          <w:rFonts w:ascii="Times New Roman" w:hAnsi="Times New Roman" w:cs="Times New Roman"/>
+          <w:sz w:val="26"/>
+          <w:szCs w:val="26"/>
+          <w:lang w:val="vi-VN"/>
+        </w:rPr>
+        <w:t xml:space="preserve"> ra khỏi đối tượng sử dụng, giúp thay đổi hành vi linh hoạt tại thời điểm chạy (runtime).</w:t>
+      </w:r>
+    </w:p>
+    <w:p>
+      <w:pPr>
+        <w:rPr>
+          <w:rFonts w:ascii="Times New Roman" w:hAnsi="Times New Roman" w:cs="Times New Roman"/>
+          <w:sz w:val="26"/>
+          <w:szCs w:val="26"/>
+          <w:lang w:val="vi-VN"/>
+        </w:rPr>
+      </w:pPr>
+      <w:r>
+        <w:rPr>
+          <w:rFonts w:ascii="Times New Roman" w:hAnsi="Times New Roman" w:cs="Times New Roman"/>
+          <w:sz w:val="26"/>
+          <w:szCs w:val="26"/>
+          <w:lang w:val="vi-VN"/>
+        </w:rPr>
+        <w:t xml:space="preserve">- </w:t>
+      </w:r>
+      <w:r>
+        <w:rPr>
+          <w:rFonts w:ascii="Times New Roman" w:hAnsi="Times New Roman" w:cs="Times New Roman"/>
+          <w:b/>
+          <w:bCs/>
+          <w:sz w:val="26"/>
+          <w:szCs w:val="26"/>
+          <w:lang w:val="vi-VN"/>
+        </w:rPr>
+        <w:t>Cơ chế:</w:t>
+      </w:r>
+      <w:r>
+        <w:rPr>
+          <w:rFonts w:ascii="Times New Roman" w:hAnsi="Times New Roman" w:cs="Times New Roman"/>
+          <w:sz w:val="26"/>
+          <w:szCs w:val="26"/>
+          <w:lang w:val="vi-VN"/>
+        </w:rPr>
+        <w:t xml:space="preserve"> Định nghĩa một tập hợp các thuật toán (như cách tính thuế, phương thức thanh toán) trong các lớp riêng biệt cùng thực thi một interface.</w:t>
+      </w:r>
+    </w:p>
+    <w:p>
+      <w:pPr>
+        <w:rPr>
+          <w:rFonts w:ascii="Times New Roman" w:hAnsi="Times New Roman" w:cs="Times New Roman"/>
+          <w:sz w:val="26"/>
+          <w:szCs w:val="26"/>
+          <w:lang w:val="vi-VN"/>
+        </w:rPr>
+      </w:pPr>
+      <w:r>
+        <w:rPr>
+          <w:rFonts w:ascii="Times New Roman" w:hAnsi="Times New Roman" w:cs="Times New Roman"/>
+          <w:sz w:val="26"/>
+          <w:szCs w:val="26"/>
+          <w:lang w:val="vi-VN"/>
+        </w:rPr>
+        <w:t xml:space="preserve">- </w:t>
+      </w:r>
+      <w:r>
+        <w:rPr>
+          <w:rFonts w:ascii="Times New Roman" w:hAnsi="Times New Roman" w:cs="Times New Roman"/>
+          <w:b/>
+          <w:bCs/>
+          <w:sz w:val="26"/>
+          <w:szCs w:val="26"/>
+          <w:lang w:val="vi-VN"/>
+        </w:rPr>
+        <w:t>Ứng dụng:</w:t>
+      </w:r>
+      <w:r>
+        <w:rPr>
+          <w:rFonts w:ascii="Times New Roman" w:hAnsi="Times New Roman" w:cs="Times New Roman"/>
+          <w:sz w:val="26"/>
+          <w:szCs w:val="26"/>
+          <w:lang w:val="vi-VN"/>
+        </w:rPr>
+        <w:t xml:space="preserve"> Giảm thiểu các câu lệnh if-else phức tạp và dễ dàng thêm thuật toán mới.</w:t>
+      </w:r>
+    </w:p>
+    <w:p>
+      <w:pPr>
+        <w:pStyle w:val="Heading1"/>
+        <w:rPr>
+          <w:rFonts w:ascii="Times New Roman" w:hAnsi="Times New Roman" w:cs="Times New Roman"/>
+          <w:b/>
+          <w:bCs/>
+          <w:color w:val="auto"/>
+          <w:sz w:val="26"/>
+          <w:szCs w:val="26"/>
+          <w:lang w:val="vi-VN"/>
+        </w:rPr>
+      </w:pPr>
+      <w:bookmarkStart w:id="2" w:name="_Toc224936209"/>
+      <w:r>
+        <w:rPr>
+          <w:rFonts w:ascii="Times New Roman" w:hAnsi="Times New Roman" w:cs="Times New Roman"/>
+          <w:b/>
+          <w:bCs/>
+          <w:color w:val="auto"/>
+          <w:sz w:val="26"/>
+          <w:szCs w:val="26"/>
+          <w:lang w:val="vi-VN"/>
+        </w:rPr>
+        <w:t xml:space="preserve">Bài 3: </w:t>
+      </w:r>
+      <w:r>
+        <w:rPr>
+          <w:rFonts w:ascii="Times New Roman" w:hAnsi="Times New Roman" w:cs="Times New Roman"/>
+          <w:b/>
+          <w:bCs/>
+          <w:color w:val="auto"/>
+          <w:sz w:val="26"/>
+          <w:szCs w:val="26"/>
+          <w:lang w:val="vi-VN"/>
+        </w:rPr>
+        <w:t>Decorator</w:t>
+      </w:r>
+      <w:bookmarkEnd w:id="2"/>
+    </w:p>
+    <w:p>
+      <w:pPr>
+        <w:rPr>
+          <w:rFonts w:ascii="Times New Roman" w:hAnsi="Times New Roman" w:cs="Times New Roman"/>
+          <w:sz w:val="26"/>
+          <w:szCs w:val="26"/>
+          <w:lang w:val="vi-VN"/>
+        </w:rPr>
+      </w:pPr>
+      <w:r>
+        <w:rPr>
+          <w:rFonts w:ascii="Times New Roman" w:hAnsi="Times New Roman" w:cs="Times New Roman"/>
+          <w:sz w:val="26"/>
+          <w:szCs w:val="26"/>
+          <w:lang w:val="vi-VN"/>
+        </w:rPr>
+        <w:t>Tạo một hệ thống thanh toán, nơi bạn có thể thanh toán bằng các phương thức khác nhau như Thẻ tín dụng, PayPal, và có thể thêm các phương thức thanh toán này với các tính năng bổ sung như Phí xử lý, Mã giảm giá.</w:t>
+      </w:r>
+    </w:p>
+    <w:p>
+      <w:pPr>
+        <w:rPr>
+          <w:rFonts w:ascii="Times New Roman" w:hAnsi="Times New Roman" w:cs="Times New Roman"/>
+          <w:sz w:val="26"/>
+          <w:szCs w:val="26"/>
+          <w:lang w:val="vi-VN"/>
+        </w:rPr>
+      </w:pPr>
+      <w:r>
+        <w:rPr>
+          <w:rFonts w:ascii="Times New Roman" w:eastAsia="Times New Roman" w:hAnsi="Times New Roman" w:cs="Times New Roman"/>
+          <w:sz w:val="26"/>
+          <w:szCs w:val="26"/>
+          <w:lang w:val="vi-VN"/>
+        </w:rPr>
+        <w:t xml:space="preserve">1. </w:t>
+      </w:r>
+      <w:r>
+        <w:rPr>
+          <w:rFonts w:ascii="Times New Roman" w:eastAsia="Times New Roman" w:hAnsi="Times New Roman" w:cs="Times New Roman"/>
+          <w:sz w:val="26"/>
+          <w:szCs w:val="26"/>
+          <w:lang w:val="vi-VN"/>
+        </w:rPr>
+        <w:t>Sơ đồ Design</w:t>
+      </w:r>
+    </w:p>
+    <w:p>
+      <w:pPr>
+        <w:rPr>
+          <w:rFonts w:ascii="Times New Roman" w:hAnsi="Times New Roman" w:cs="Times New Roman"/>
+          <w:sz w:val="26"/>
+          <w:szCs w:val="26"/>
+          <w:lang w:val="vi-VN"/>
+        </w:rPr>
+      </w:pPr>
+      <w:r>
+        <w:rPr>
+          <w:rFonts w:ascii="Times New Roman" w:hAnsi="Times New Roman" w:cs="Times New Roman"/>
+          <w:noProof/>
+          <w:sz w:val="26"/>
+          <w:szCs w:val="26"/>
+          <w:lang w:val="vi-VN"/>
+        </w:rPr>
+        <w:lastRenderedPageBreak/>
+        <w:drawing>
+          <wp:inline distT="0" distB="0" distL="0" distR="0" wp14:anchorId="28AE4DC9" wp14:editId="54A7080D">
+            <wp:extent cx="5943600" cy="2189480"/>
+            <wp:effectExtent l="0" t="0" r="0" b="1270"/>
+            <wp:docPr id="533079905" name="Picture 3"/>
+            <wp:cNvGraphicFramePr>
+              <a:graphicFrameLocks xmlns:a="http://schemas.openxmlformats.org/drawingml/2006/main" noChangeAspect="1"/>
+            </wp:cNvGraphicFramePr>
+            <a:graphic xmlns:a="http://schemas.openxmlformats.org/drawingml/2006/main">
+              <a:graphicData uri="http://schemas.openxmlformats.org/drawingml/2006/picture">
+                <pic:pic xmlns:pic="http://schemas.openxmlformats.org/drawingml/2006/picture">
+                  <pic:nvPicPr>
+                    <pic:cNvPr id="533079905" name="Picture 533079905"/>
+                    <pic:cNvPicPr/>
+                  </pic:nvPicPr>
+                  <pic:blipFill>
+                    <a:blip r:embed="rId12" cstate="print">
+                      <a:extLst>
+                        <a:ext uri="{28A0092B-C50C-407E-A947-70E740481C1C}">
+                          <a14:useLocalDpi xmlns:a14="http://schemas.microsoft.com/office/drawing/2010/main" val="0"/>
+                        </a:ext>
+                      </a:extLst>
+                    </a:blip>
+                    <a:stretch>
+                      <a:fillRect/>
+                    </a:stretch>
+                  </pic:blipFill>
+                  <pic:spPr>
+                    <a:xfrm>
+                      <a:off x="0" y="0"/>
+                      <a:ext cx="5943600" cy="2189480"/>
+                    </a:xfrm>
+                    <a:prstGeom prst="rect">
+                      <a:avLst/>
+                    </a:prstGeom>
+                  </pic:spPr>
+                </pic:pic>
+              </a:graphicData>
+            </a:graphic>
+          </wp:inline>
+        </w:drawing>
+      </w:r>
+      <w:r>
+        <w:rPr>
+          <w:rFonts w:ascii="Times New Roman" w:hAnsi="Times New Roman" w:cs="Times New Roman"/>
+          <w:sz w:val="26"/>
+          <w:szCs w:val="26"/>
+          <w:lang w:val="vi-VN"/>
+        </w:rPr>
+        <w:t xml:space="preserve">2. </w:t>
+      </w:r>
+      <w:r>
+        <w:rPr>
+          <w:rFonts w:ascii="Times New Roman" w:hAnsi="Times New Roman" w:cs="Times New Roman"/>
+          <w:sz w:val="26"/>
+          <w:szCs w:val="26"/>
+          <w:lang w:val="vi-VN"/>
+        </w:rPr>
+        <w:t>Cấu trúc mã nguồn</w:t>
+      </w:r>
+    </w:p>
+    <w:p>
+      <w:pPr>
+        <w:ind w:left="360"/>
+        <w:rPr>
+          <w:rFonts w:ascii="Times New Roman" w:hAnsi="Times New Roman" w:cs="Times New Roman"/>
+          <w:sz w:val="26"/>
+          <w:szCs w:val="26"/>
+          <w:lang w:val="vi-VN"/>
+        </w:rPr>
+      </w:pPr>
+      <w:r>
+        <w:rPr>
+          <w:rFonts w:ascii="Times New Roman" w:hAnsi="Times New Roman" w:cs="Times New Roman"/>
+          <w:sz w:val="26"/>
+          <w:szCs w:val="26"/>
+          <w:lang w:val="vi-VN"/>
+        </w:rPr>
+        <w:drawing>
+          <wp:inline distT="0" distB="0" distL="0" distR="0" wp14:anchorId="6CE34CCF" wp14:editId="2F3EE772">
+            <wp:extent cx="5943600" cy="2844165"/>
+            <wp:effectExtent l="0" t="0" r="0" b="0"/>
+            <wp:docPr id="1085526021" name="Picture 1"/>
+            <wp:cNvGraphicFramePr>
+              <a:graphicFrameLocks xmlns:a="http://schemas.openxmlformats.org/drawingml/2006/main" noChangeAspect="1"/>
+            </wp:cNvGraphicFramePr>
+            <a:graphic xmlns:a="http://schemas.openxmlformats.org/drawingml/2006/main">
+              <a:graphicData uri="http://schemas.openxmlformats.org/drawingml/2006/picture">
+                <pic:pic xmlns:pic="http://schemas.openxmlformats.org/drawingml/2006/picture">
+                  <pic:nvPicPr>
+                    <pic:cNvPr id="1085526021" name=""/>
+                    <pic:cNvPicPr/>
+                  </pic:nvPicPr>
+                  <pic:blipFill>
+                    <a:blip r:embed="rId13"/>
+                    <a:stretch>
+                      <a:fillRect/>
+                    </a:stretch>
+                  </pic:blipFill>
+                  <pic:spPr>
+                    <a:xfrm>
+                      <a:off x="0" y="0"/>
+                      <a:ext cx="5943600" cy="2844165"/>
+                    </a:xfrm>
+                    <a:prstGeom prst="rect">
+                      <a:avLst/>
+                    </a:prstGeom>
+                  </pic:spPr>
+                </pic:pic>
+              </a:graphicData>
+            </a:graphic>
+          </wp:inline>
+        </w:drawing>
+      </w:r>
+      <w:r>
+        <w:rPr>
+          <w:rFonts w:ascii="Times New Roman" w:hAnsi="Times New Roman" w:cs="Times New Roman"/>
+          <w:sz w:val="26"/>
+          <w:szCs w:val="26"/>
+          <w:lang w:val="vi-VN"/>
+        </w:rPr>
+        <w:t>Kết quả</w:t>
+      </w:r>
+    </w:p>
+    <w:p>
+      <w:pPr>
+        <w:ind w:left="360"/>
+        <w:rPr>
+          <w:rFonts w:ascii="Times New Roman" w:hAnsi="Times New Roman" w:cs="Times New Roman"/>
+          <w:sz w:val="26"/>
+          <w:szCs w:val="26"/>
+          <w:lang w:val="vi-VN"/>
+        </w:rPr>
+      </w:pPr>
+      <w:r>
+        <w:rPr>
+          <w:rFonts w:ascii="Times New Roman" w:hAnsi="Times New Roman" w:cs="Times New Roman"/>
+          <w:sz w:val="26"/>
+          <w:szCs w:val="26"/>
+          <w:lang w:val="vi-VN"/>
+        </w:rPr>
+        <w:lastRenderedPageBreak/>
+        <w:drawing>
+          <wp:inline distT="0" distB="0" distL="0" distR="0" wp14:anchorId="51DA3BEA" wp14:editId="37EB3041">
+            <wp:extent cx="5943600" cy="3263900"/>
+            <wp:effectExtent l="0" t="0" r="0" b="0"/>
+            <wp:docPr id="1879971451" name="Picture 1"/>
+            <wp:cNvGraphicFramePr>
+              <a:graphicFrameLocks xmlns:a="http://schemas.openxmlformats.org/drawingml/2006/main" noChangeAspect="1"/>
+            </wp:cNvGraphicFramePr>
+            <a:graphic xmlns:a="http://schemas.openxmlformats.org/drawingml/2006/main">
+              <a:graphicData uri="http://schemas.openxmlformats.org/drawingml/2006/picture">
+                <pic:pic xmlns:pic="http://schemas.openxmlformats.org/drawingml/2006/picture">
+                  <pic:nvPicPr>
+                    <pic:cNvPr id="1879971451" name=""/>
+                    <pic:cNvPicPr/>
+                  </pic:nvPicPr>
+                  <pic:blipFill>
+                    <a:blip r:embed="rId14"/>
+                    <a:stretch>
+                      <a:fillRect/>
+                    </a:stretch>
+                  </pic:blipFill>
+                  <pic:spPr>
+                    <a:xfrm>
+                      <a:off x="0" y="0"/>
+                      <a:ext cx="5943600" cy="3263900"/>
+                    </a:xfrm>
+                    <a:prstGeom prst="rect">
+                      <a:avLst/>
+                    </a:prstGeom>
+                  </pic:spPr>
+                </pic:pic>
+              </a:graphicData>
+            </a:graphic>
+          </wp:inline>
+        </w:drawing>
+      </w:r>
+    </w:p>
+    <w:p>
+      <w:pPr>
+        <w:ind w:left="360"/>
+        <w:rPr>
+          <w:rFonts w:ascii="Times New Roman" w:hAnsi="Times New Roman" w:cs="Times New Roman"/>
+          <w:sz w:val="26"/>
+          <w:szCs w:val="26"/>
+          <w:lang w:val="vi-VN"/>
+        </w:rPr>
+      </w:pPr>
+      <w:r>
+        <w:rPr>
+          <w:rFonts w:ascii="Times New Roman" w:hAnsi="Times New Roman" w:cs="Times New Roman"/>
+          <w:sz w:val="26"/>
+          <w:szCs w:val="26"/>
+          <w:lang w:val="vi-VN"/>
+        </w:rPr>
+        <w:t>Luồng chạy:</w:t>
+      </w:r>
+    </w:p>
+    <w:p>
+      <w:pPr>
+        <w:ind w:left="360"/>
+        <w:rPr>
+          <w:rFonts w:ascii="Times New Roman" w:hAnsi="Times New Roman" w:cs="Times New Roman"/>
+          <w:sz w:val="26"/>
+          <w:szCs w:val="26"/>
+          <w:lang w:val="vi-VN"/>
+        </w:rPr>
+      </w:pPr>
+      <w:r>
+        <w:rPr>
+          <w:rFonts w:ascii="Times New Roman" w:hAnsi="Times New Roman" w:cs="Times New Roman"/>
+          <w:sz w:val="26"/>
+          <w:szCs w:val="26"/>
+          <w:lang w:val="vi-VN"/>
+        </w:rPr>
+        <w:t xml:space="preserve">Lần 1: </w:t>
+      </w:r>
+    </w:p>
+    <w:p>
+      <w:pPr>
+        <w:ind w:left="360"/>
+        <w:rPr>
+          <w:rFonts w:ascii="Times New Roman" w:hAnsi="Times New Roman" w:cs="Times New Roman"/>
+          <w:sz w:val="26"/>
+          <w:szCs w:val="26"/>
+          <w:lang w:val="vi-VN"/>
+        </w:rPr>
+      </w:pPr>
+      <w:r>
+        <w:rPr>
+          <w:rFonts w:ascii="Times New Roman" w:hAnsi="Times New Roman" w:cs="Times New Roman"/>
+          <w:sz w:val="26"/>
+          <w:szCs w:val="26"/>
+          <w:lang w:val="vi-VN"/>
+        </w:rPr>
+        <w:t>Trạng thái mới tạo: Đang chờ chọn phương thức</w:t>
+      </w:r>
+    </w:p>
+    <w:p>
+      <w:pPr>
+        <w:ind w:left="360"/>
+        <w:rPr>
+          <w:rFonts w:ascii="Times New Roman" w:hAnsi="Times New Roman" w:cs="Times New Roman"/>
+          <w:sz w:val="26"/>
+          <w:szCs w:val="26"/>
+          <w:lang w:val="vi-VN"/>
+        </w:rPr>
+      </w:pPr>
+      <w:r>
+        <w:rPr>
+          <w:rFonts w:ascii="Times New Roman" w:hAnsi="Times New Roman" w:cs="Times New Roman"/>
+          <w:sz w:val="26"/>
+          <w:szCs w:val="26"/>
+          <w:lang w:val="vi-VN"/>
+        </w:rPr>
+        <w:t>Giảm giá: 100</w:t>
+      </w:r>
+    </w:p>
+    <w:p>
+      <w:pPr>
+        <w:ind w:left="360"/>
+        <w:rPr>
+          <w:rFonts w:ascii="Times New Roman" w:hAnsi="Times New Roman" w:cs="Times New Roman"/>
+          <w:sz w:val="26"/>
+          <w:szCs w:val="26"/>
+          <w:lang w:val="vi-VN"/>
+        </w:rPr>
+      </w:pPr>
+      <w:r>
+        <w:rPr>
+          <w:rFonts w:ascii="Times New Roman" w:hAnsi="Times New Roman" w:cs="Times New Roman"/>
+          <w:sz w:val="26"/>
+          <w:szCs w:val="26"/>
+          <w:lang w:val="vi-VN"/>
+        </w:rPr>
+        <w:t>Phí xử lý: 18</w:t>
+      </w:r>
+    </w:p>
+    <w:p>
+      <w:pPr>
+        <w:ind w:left="360"/>
+        <w:rPr>
+          <w:rFonts w:ascii="Times New Roman" w:hAnsi="Times New Roman" w:cs="Times New Roman"/>
+          <w:sz w:val="26"/>
+          <w:szCs w:val="26"/>
+          <w:lang w:val="vi-VN"/>
+        </w:rPr>
+      </w:pPr>
+      <w:r>
+        <w:rPr>
+          <w:rFonts w:ascii="Times New Roman" w:hAnsi="Times New Roman" w:cs="Times New Roman"/>
+          <w:sz w:val="26"/>
+          <w:szCs w:val="26"/>
+          <w:lang w:val="vi-VN"/>
+        </w:rPr>
+        <w:t>Thanh toán bằng thẻ tín dụng: 918</w:t>
+      </w:r>
+    </w:p>
+    <w:p>
+      <w:pPr>
+        <w:ind w:left="360"/>
+        <w:rPr>
+          <w:rFonts w:ascii="Times New Roman" w:hAnsi="Times New Roman" w:cs="Times New Roman"/>
+          <w:sz w:val="26"/>
+          <w:szCs w:val="26"/>
+          <w:lang w:val="vi-VN"/>
+        </w:rPr>
+      </w:pPr>
+      <w:r>
+        <w:rPr>
+          <w:rFonts w:ascii="Times New Roman" w:hAnsi="Times New Roman" w:cs="Times New Roman"/>
+          <w:sz w:val="26"/>
+          <w:szCs w:val="26"/>
+          <w:lang w:val="vi-VN"/>
+        </w:rPr>
+        <w:t>Lần 2:</w:t>
+      </w:r>
+    </w:p>
+    <w:p>
+      <w:pPr>
+        <w:ind w:left="360"/>
+        <w:rPr>
+          <w:rFonts w:ascii="Times New Roman" w:hAnsi="Times New Roman" w:cs="Times New Roman"/>
+          <w:sz w:val="26"/>
+          <w:szCs w:val="26"/>
+          <w:lang w:val="vi-VN"/>
+        </w:rPr>
+      </w:pPr>
+      <w:r>
+        <w:rPr>
+          <w:rFonts w:ascii="Times New Roman" w:hAnsi="Times New Roman" w:cs="Times New Roman"/>
+          <w:sz w:val="26"/>
+          <w:szCs w:val="26"/>
+          <w:lang w:val="vi-VN"/>
+        </w:rPr>
+        <w:t>Trạng thái hoàn tất: Giao dịch thành công</w:t>
+      </w:r>
+    </w:p>
+    <w:p>
+      <w:pPr>
+        <w:ind w:left="360"/>
+        <w:rPr>
+          <w:rFonts w:ascii="Times New Roman" w:hAnsi="Times New Roman" w:cs="Times New Roman"/>
+          <w:sz w:val="26"/>
+          <w:szCs w:val="26"/>
+          <w:lang w:val="vi-VN"/>
+        </w:rPr>
+      </w:pPr>
+      <w:r>
+        <w:rPr>
+          <w:rFonts w:ascii="Times New Roman" w:hAnsi="Times New Roman" w:cs="Times New Roman"/>
+          <w:sz w:val="26"/>
+          <w:szCs w:val="26"/>
+          <w:lang w:val="vi-VN"/>
+        </w:rPr>
+        <w:t>Giảm giá: 100</w:t>
+      </w:r>
+    </w:p>
+    <w:p>
+      <w:pPr>
+        <w:ind w:left="360"/>
+        <w:rPr>
+          <w:rFonts w:ascii="Times New Roman" w:hAnsi="Times New Roman" w:cs="Times New Roman"/>
+          <w:sz w:val="26"/>
+          <w:szCs w:val="26"/>
+          <w:lang w:val="vi-VN"/>
+        </w:rPr>
+      </w:pPr>
+      <w:r>
+        <w:rPr>
+          <w:rFonts w:ascii="Times New Roman" w:hAnsi="Times New Roman" w:cs="Times New Roman"/>
+          <w:sz w:val="26"/>
+          <w:szCs w:val="26"/>
+          <w:lang w:val="vi-VN"/>
+        </w:rPr>
+        <w:t>Phí xử lý: 18</w:t>
+      </w:r>
+    </w:p>
+    <w:p>
+      <w:pPr>
+        <w:ind w:left="360"/>
+        <w:rPr>
+          <w:rFonts w:ascii="Times New Roman" w:hAnsi="Times New Roman" w:cs="Times New Roman"/>
+          <w:sz w:val="26"/>
+          <w:szCs w:val="26"/>
+          <w:lang w:val="vi-VN"/>
+        </w:rPr>
+      </w:pPr>
+      <w:r>
+        <w:rPr>
+          <w:rFonts w:ascii="Times New Roman" w:hAnsi="Times New Roman" w:cs="Times New Roman"/>
+          <w:sz w:val="26"/>
+          <w:szCs w:val="26"/>
+          <w:lang w:val="vi-VN"/>
+        </w:rPr>
+        <w:t>Thanh toán bằng thẻ tín dụng: 918</w:t>
+      </w:r>
+    </w:p>
+    <w:p>
+      <w:pPr>
+        <w:ind w:left="360"/>
+        <w:rPr>
+          <w:rFonts w:ascii="Times New Roman" w:hAnsi="Times New Roman" w:cs="Times New Roman"/>
+          <w:sz w:val="26"/>
+          <w:szCs w:val="26"/>
+          <w:lang w:val="vi-VN"/>
+        </w:rPr>
+      </w:pPr>
+      <w:r>
+        <w:rPr>
+          <w:rFonts w:ascii="Times New Roman" w:hAnsi="Times New Roman" w:cs="Times New Roman"/>
+          <w:sz w:val="26"/>
+          <w:szCs w:val="26"/>
+          <w:lang w:val="vi-VN"/>
+        </w:rPr>
+        <w:t xml:space="preserve">3. </w:t>
+      </w:r>
+      <w:r>
+        <w:rPr>
+          <w:rFonts w:ascii="Times New Roman" w:hAnsi="Times New Roman" w:cs="Times New Roman"/>
+          <w:sz w:val="26"/>
+          <w:szCs w:val="26"/>
+          <w:lang w:val="vi-VN"/>
+        </w:rPr>
+        <w:t>Kết luận</w:t>
       </w:r>
     </w:p>
     <w:p>
       <w:pPr>
         <w:pStyle w:val="NormalWeb"/>
-        <w:ind w:firstLine="720"/>
-        <w:rPr>
-          <w:sz w:val="26"/>
-          <w:szCs w:val="26"/>
-        </w:rPr>
-      </w:pPr>
-      <w:r>
-        <w:rPr>
-          <w:sz w:val="26"/>
-          <w:szCs w:val="26"/>
-        </w:rPr>
-        <w:t>State</w:t>
-      </w:r>
-      <w:r>
-        <w:rPr>
-          <w:sz w:val="26"/>
-          <w:szCs w:val="26"/>
-        </w:rPr>
-        <w:t xml:space="preserve">: </w:t>
-      </w:r>
-      <w:r>
-        <w:rPr>
-          <w:sz w:val="26"/>
-          <w:szCs w:val="26"/>
-        </w:rPr>
-        <w:t xml:space="preserve">Đây là lựa chọn tốt nhất vì bài toán yêu cầu xử lý các giai đoạn (Mới tạo -&gt; Đang xử lý -&gt; Đã giao). </w:t>
-      </w:r>
-      <w:r>
-        <w:rPr>
-          <w:rStyle w:val="citation-33"/>
-          <w:sz w:val="26"/>
-          <w:szCs w:val="26"/>
-        </w:rPr>
-        <w:t>Nó giúp loại bỏ các câu lệnh if-else phức tạp và tách biệt logic của từng trạng thái</w:t>
-      </w:r>
-      <w:r>
-        <w:rPr>
-          <w:sz w:val="26"/>
-          <w:szCs w:val="26"/>
+        <w:numPr>
+          <w:ilvl w:val="0"/>
+          <w:numId w:val="7"/>
+        </w:numPr>
+        <w:rPr>
+          <w:sz w:val="26"/>
+          <w:szCs w:val="26"/>
+          <w:lang w:val="vi-VN"/>
+        </w:rPr>
+      </w:pPr>
+      <w:r>
+        <w:rPr>
+          <w:b/>
+          <w:bCs/>
+          <w:sz w:val="26"/>
+          <w:szCs w:val="26"/>
+          <w:lang w:val="vi-VN"/>
+        </w:rPr>
+        <w:t>Mục đích:</w:t>
+      </w:r>
+      <w:r>
+        <w:rPr>
+          <w:sz w:val="26"/>
+          <w:szCs w:val="26"/>
+          <w:lang w:val="vi-VN"/>
+        </w:rPr>
+        <w:t xml:space="preserve"> Mở rộng tính năng cho đối tượng một cách </w:t>
+      </w:r>
+      <w:r>
+        <w:rPr>
+          <w:b/>
+          <w:bCs/>
+          <w:sz w:val="26"/>
+          <w:szCs w:val="26"/>
+          <w:lang w:val="vi-VN"/>
+        </w:rPr>
+        <w:t>động</w:t>
+      </w:r>
+      <w:r>
+        <w:rPr>
+          <w:sz w:val="26"/>
+          <w:szCs w:val="26"/>
+          <w:lang w:val="vi-VN"/>
+        </w:rPr>
+        <w:t xml:space="preserve"> mà không cần dùng kế thừa.</w:t>
+      </w:r>
+    </w:p>
+    <w:p>
+      <w:pPr>
+        <w:pStyle w:val="NormalWeb"/>
+        <w:numPr>
+          <w:ilvl w:val="0"/>
+          <w:numId w:val="7"/>
+        </w:numPr>
+        <w:rPr>
+          <w:sz w:val="26"/>
+          <w:szCs w:val="26"/>
+          <w:lang w:val="vi-VN"/>
+        </w:rPr>
+      </w:pPr>
+      <w:r>
+        <w:rPr>
+          <w:b/>
+          <w:bCs/>
+          <w:sz w:val="26"/>
+          <w:szCs w:val="26"/>
+          <w:lang w:val="vi-VN"/>
+        </w:rPr>
+        <w:t>Cơ chế:</w:t>
+      </w:r>
+      <w:r>
+        <w:rPr>
+          <w:sz w:val="26"/>
+          <w:szCs w:val="26"/>
+          <w:lang w:val="vi-VN"/>
+        </w:rPr>
+        <w:t xml:space="preserve"> "Bọc" đối tượng gốc bằng các lớp trang trí để thêm trách nhiệm (như phí dịch vụ, gói quà) tại thời điểm chạy.</w:t>
+      </w:r>
+    </w:p>
+    <w:p>
+      <w:pPr>
+        <w:pStyle w:val="NormalWeb"/>
+        <w:numPr>
+          <w:ilvl w:val="0"/>
+          <w:numId w:val="7"/>
+        </w:numPr>
+        <w:rPr>
+          <w:sz w:val="26"/>
+          <w:szCs w:val="26"/>
+          <w:lang w:val="vi-VN"/>
+        </w:rPr>
+      </w:pPr>
+      <w:r>
+        <w:rPr>
+          <w:b/>
+          <w:bCs/>
+          <w:sz w:val="26"/>
+          <w:szCs w:val="26"/>
+          <w:lang w:val="vi-VN"/>
+        </w:rPr>
+        <w:lastRenderedPageBreak/>
+        <w:t>Ứng dụng:</w:t>
+      </w:r>
+      <w:r>
+        <w:rPr>
+          <w:sz w:val="26"/>
+          <w:szCs w:val="26"/>
+          <w:lang w:val="vi-VN"/>
+        </w:rPr>
+        <w:t xml:space="preserve"> Thêm các tùy chọn phụ phí cho hóa đơn hoặc tính năng bổ sung cho sản phẩm.</w:t>
+      </w:r>
+    </w:p>
+    <w:p>
+      <w:pPr>
+        <w:pStyle w:val="Heading1"/>
+        <w:rPr>
+          <w:rFonts w:ascii="Times New Roman" w:hAnsi="Times New Roman" w:cs="Times New Roman"/>
+          <w:b/>
+          <w:bCs/>
+          <w:color w:val="auto"/>
+          <w:sz w:val="26"/>
+          <w:szCs w:val="26"/>
+          <w:lang w:val="vi-VN"/>
+        </w:rPr>
+      </w:pPr>
+      <w:bookmarkStart w:id="3" w:name="_Toc224936210"/>
+      <w:r>
+        <w:rPr>
+          <w:rFonts w:ascii="Times New Roman" w:hAnsi="Times New Roman" w:cs="Times New Roman"/>
+          <w:b/>
+          <w:bCs/>
+          <w:color w:val="auto"/>
+          <w:sz w:val="26"/>
+          <w:szCs w:val="26"/>
+          <w:lang w:val="vi-VN"/>
+        </w:rPr>
+        <w:t xml:space="preserve">Bài 4: </w:t>
+      </w:r>
+      <w:r>
+        <w:rPr>
+          <w:rFonts w:ascii="Times New Roman" w:hAnsi="Times New Roman" w:cs="Times New Roman"/>
+          <w:b/>
+          <w:bCs/>
+          <w:color w:val="auto"/>
+          <w:sz w:val="26"/>
+          <w:szCs w:val="26"/>
+        </w:rPr>
+        <w:t>Composite</w:t>
+      </w:r>
+      <w:bookmarkEnd w:id="3"/>
+    </w:p>
+    <w:p>
+      <w:pPr>
+        <w:pStyle w:val="ListParagraph"/>
+        <w:numPr>
+          <w:ilvl w:val="0"/>
+          <w:numId w:val="3"/>
+        </w:numPr>
+        <w:rPr>
+          <w:rFonts w:ascii="Times New Roman" w:hAnsi="Times New Roman" w:cs="Times New Roman"/>
+          <w:sz w:val="26"/>
+          <w:szCs w:val="26"/>
+          <w:lang w:val="vi-VN"/>
+        </w:rPr>
+      </w:pPr>
+      <w:r>
+        <w:rPr>
+          <w:rFonts w:ascii="Times New Roman" w:hAnsi="Times New Roman" w:cs="Times New Roman"/>
+          <w:sz w:val="26"/>
+          <w:szCs w:val="26"/>
+          <w:lang w:val="vi-VN"/>
+        </w:rPr>
+        <w:t>Sơ đồ design</w:t>
+      </w:r>
+    </w:p>
+    <w:p>
+      <w:pPr>
+        <w:ind w:left="360"/>
+        <w:rPr>
+          <w:rFonts w:ascii="Times New Roman" w:hAnsi="Times New Roman" w:cs="Times New Roman"/>
+          <w:sz w:val="26"/>
+          <w:szCs w:val="26"/>
+          <w:lang w:val="vi-VN"/>
+        </w:rPr>
+      </w:pPr>
+      <w:r>
+        <w:rPr>
+          <w:rFonts w:ascii="Times New Roman" w:hAnsi="Times New Roman" w:cs="Times New Roman"/>
+          <w:noProof/>
+          <w:sz w:val="26"/>
+          <w:szCs w:val="26"/>
+          <w:lang w:val="vi-VN"/>
+        </w:rPr>
+        <w:drawing>
+          <wp:inline distT="0" distB="0" distL="0" distR="0" wp14:anchorId="40BDFE40" wp14:editId="3C93824F">
+            <wp:extent cx="5943600" cy="3194050"/>
+            <wp:effectExtent l="0" t="0" r="0" b="6350"/>
+            <wp:docPr id="1020697773" name="Picture 4"/>
+            <wp:cNvGraphicFramePr>
+              <a:graphicFrameLocks xmlns:a="http://schemas.openxmlformats.org/drawingml/2006/main" noChangeAspect="1"/>
+            </wp:cNvGraphicFramePr>
+            <a:graphic xmlns:a="http://schemas.openxmlformats.org/drawingml/2006/main">
+              <a:graphicData uri="http://schemas.openxmlformats.org/drawingml/2006/picture">
+                <pic:pic xmlns:pic="http://schemas.openxmlformats.org/drawingml/2006/picture">
+                  <pic:nvPicPr>
+                    <pic:cNvPr id="1020697773" name="Picture 1020697773"/>
+                    <pic:cNvPicPr/>
+                  </pic:nvPicPr>
+                  <pic:blipFill>
+                    <a:blip r:embed="rId15" cstate="print">
+                      <a:extLst>
+                        <a:ext uri="{28A0092B-C50C-407E-A947-70E740481C1C}">
+                          <a14:useLocalDpi xmlns:a14="http://schemas.microsoft.com/office/drawing/2010/main" val="0"/>
+                        </a:ext>
+                      </a:extLst>
+                    </a:blip>
+                    <a:stretch>
+                      <a:fillRect/>
+                    </a:stretch>
+                  </pic:blipFill>
+                  <pic:spPr>
+                    <a:xfrm>
+                      <a:off x="0" y="0"/>
+                      <a:ext cx="5943600" cy="3194050"/>
+                    </a:xfrm>
+                    <a:prstGeom prst="rect">
+                      <a:avLst/>
+                    </a:prstGeom>
+                  </pic:spPr>
+                </pic:pic>
+              </a:graphicData>
+            </a:graphic>
+          </wp:inline>
+        </w:drawing>
+      </w:r>
+    </w:p>
+    <w:p>
+      <w:pPr>
+        <w:pStyle w:val="ListParagraph"/>
+        <w:numPr>
+          <w:ilvl w:val="0"/>
+          <w:numId w:val="3"/>
+        </w:numPr>
+        <w:rPr>
+          <w:rFonts w:ascii="Times New Roman" w:hAnsi="Times New Roman" w:cs="Times New Roman"/>
+          <w:sz w:val="26"/>
+          <w:szCs w:val="26"/>
+          <w:lang w:val="vi-VN"/>
+        </w:rPr>
+      </w:pPr>
+      <w:r>
+        <w:rPr>
+          <w:rFonts w:ascii="Times New Roman" w:hAnsi="Times New Roman" w:cs="Times New Roman"/>
+          <w:sz w:val="26"/>
+          <w:szCs w:val="26"/>
+          <w:lang w:val="vi-VN"/>
+        </w:rPr>
+        <w:t>Cấu trúc mã nguồn</w:t>
+      </w:r>
+    </w:p>
+    <w:p>
+      <w:pPr>
+        <w:ind w:left="360"/>
+        <w:rPr>
+          <w:rFonts w:ascii="Times New Roman" w:hAnsi="Times New Roman" w:cs="Times New Roman"/>
+          <w:sz w:val="26"/>
+          <w:szCs w:val="26"/>
+          <w:lang w:val="vi-VN"/>
+        </w:rPr>
+      </w:pPr>
+      <w:r>
+        <w:rPr>
+          <w:rFonts w:ascii="Times New Roman" w:hAnsi="Times New Roman" w:cs="Times New Roman"/>
+          <w:sz w:val="26"/>
+          <w:szCs w:val="26"/>
+          <w:lang w:val="vi-VN"/>
+        </w:rPr>
+        <w:drawing>
+          <wp:inline distT="0" distB="0" distL="0" distR="0" wp14:anchorId="3B717FAD" wp14:editId="65342338">
+            <wp:extent cx="5943600" cy="3329305"/>
+            <wp:effectExtent l="0" t="0" r="0" b="4445"/>
+            <wp:docPr id="34205420" name="Picture 1"/>
+            <wp:cNvGraphicFramePr>
+              <a:graphicFrameLocks xmlns:a="http://schemas.openxmlformats.org/drawingml/2006/main" noChangeAspect="1"/>
+            </wp:cNvGraphicFramePr>
+            <a:graphic xmlns:a="http://schemas.openxmlformats.org/drawingml/2006/main">
+              <a:graphicData uri="http://schemas.openxmlformats.org/drawingml/2006/picture">
+                <pic:pic xmlns:pic="http://schemas.openxmlformats.org/drawingml/2006/picture">
+                  <pic:nvPicPr>
+                    <pic:cNvPr id="34205420" name=""/>
+                    <pic:cNvPicPr/>
+                  </pic:nvPicPr>
+                  <pic:blipFill>
+                    <a:blip r:embed="rId16"/>
+                    <a:stretch>
+                      <a:fillRect/>
+                    </a:stretch>
+                  </pic:blipFill>
+                  <pic:spPr>
+                    <a:xfrm>
+                      <a:off x="0" y="0"/>
+                      <a:ext cx="5943600" cy="3329305"/>
+                    </a:xfrm>
+                    <a:prstGeom prst="rect">
+                      <a:avLst/>
+                    </a:prstGeom>
+                  </pic:spPr>
+                </pic:pic>
+              </a:graphicData>
+            </a:graphic>
+          </wp:inline>
+        </w:drawing>
+      </w:r>
+    </w:p>
+    <w:p>
+      <w:pPr>
+        <w:ind w:left="360"/>
+        <w:rPr>
+          <w:rFonts w:ascii="Times New Roman" w:hAnsi="Times New Roman" w:cs="Times New Roman"/>
+          <w:sz w:val="26"/>
+          <w:szCs w:val="26"/>
+          <w:lang w:val="vi-VN"/>
+        </w:rPr>
+      </w:pPr>
+      <w:r>
+        <w:rPr>
+          <w:rFonts w:ascii="Times New Roman" w:hAnsi="Times New Roman" w:cs="Times New Roman"/>
+          <w:sz w:val="26"/>
+          <w:szCs w:val="26"/>
+          <w:lang w:val="vi-VN"/>
+        </w:rPr>
+        <w:lastRenderedPageBreak/>
+        <w:drawing>
+          <wp:inline distT="0" distB="0" distL="0" distR="0" wp14:anchorId="45A3B85D" wp14:editId="01372BAF">
+            <wp:extent cx="5943600" cy="3334385"/>
+            <wp:effectExtent l="0" t="0" r="0" b="0"/>
+            <wp:docPr id="1770632308" name="Picture 1"/>
+            <wp:cNvGraphicFramePr>
+              <a:graphicFrameLocks xmlns:a="http://schemas.openxmlformats.org/drawingml/2006/main" noChangeAspect="1"/>
+            </wp:cNvGraphicFramePr>
+            <a:graphic xmlns:a="http://schemas.openxmlformats.org/drawingml/2006/main">
+              <a:graphicData uri="http://schemas.openxmlformats.org/drawingml/2006/picture">
+                <pic:pic xmlns:pic="http://schemas.openxmlformats.org/drawingml/2006/picture">
+                  <pic:nvPicPr>
+                    <pic:cNvPr id="1770632308" name=""/>
+                    <pic:cNvPicPr/>
+                  </pic:nvPicPr>
+                  <pic:blipFill>
+                    <a:blip r:embed="rId17"/>
+                    <a:stretch>
+                      <a:fillRect/>
+                    </a:stretch>
+                  </pic:blipFill>
+                  <pic:spPr>
+                    <a:xfrm>
+                      <a:off x="0" y="0"/>
+                      <a:ext cx="5943600" cy="3334385"/>
+                    </a:xfrm>
+                    <a:prstGeom prst="rect">
+                      <a:avLst/>
+                    </a:prstGeom>
+                  </pic:spPr>
+                </pic:pic>
+              </a:graphicData>
+            </a:graphic>
+          </wp:inline>
+        </w:drawing>
+      </w:r>
+    </w:p>
+    <w:p>
+      <w:pPr>
+        <w:ind w:left="360"/>
+        <w:rPr>
+          <w:rFonts w:ascii="Times New Roman" w:hAnsi="Times New Roman" w:cs="Times New Roman"/>
+          <w:sz w:val="26"/>
+          <w:szCs w:val="26"/>
+          <w:lang w:val="vi-VN"/>
+        </w:rPr>
+      </w:pPr>
+      <w:r>
+        <w:rPr>
+          <w:rFonts w:ascii="Times New Roman" w:hAnsi="Times New Roman" w:cs="Times New Roman"/>
+          <w:sz w:val="26"/>
+          <w:szCs w:val="26"/>
+          <w:lang w:val="vi-VN"/>
+        </w:rPr>
+        <w:t xml:space="preserve">Luồng hoạt động </w:t>
+      </w:r>
+    </w:p>
+    <w:p>
+      <w:pPr>
+        <w:ind w:left="360"/>
+        <w:rPr>
+          <w:rFonts w:ascii="Times New Roman" w:hAnsi="Times New Roman" w:cs="Times New Roman"/>
+          <w:sz w:val="26"/>
+          <w:szCs w:val="26"/>
+          <w:lang w:val="vi-VN"/>
+        </w:rPr>
+      </w:pPr>
+      <w:r>
+        <w:rPr>
+          <w:rFonts w:ascii="Times New Roman" w:hAnsi="Times New Roman" w:cs="Times New Roman"/>
+          <w:sz w:val="26"/>
+          <w:szCs w:val="26"/>
+          <w:lang w:val="vi-VN"/>
+        </w:rPr>
+        <w:t>-</w:t>
+      </w:r>
+      <w:r>
+        <w:rPr>
+          <w:rFonts w:ascii="Times New Roman" w:hAnsi="Times New Roman" w:cs="Times New Roman"/>
+          <w:sz w:val="26"/>
+          <w:szCs w:val="26"/>
+          <w:lang w:val="vi-VN"/>
+        </w:rPr>
+        <w:t>File → Leaf → không chứa gì</w:t>
+      </w:r>
+    </w:p>
+    <w:p>
+      <w:pPr>
+        <w:ind w:left="360"/>
+        <w:rPr>
+          <w:rFonts w:ascii="Times New Roman" w:hAnsi="Times New Roman" w:cs="Times New Roman"/>
+          <w:sz w:val="26"/>
+          <w:szCs w:val="26"/>
+          <w:lang w:val="vi-VN"/>
+        </w:rPr>
+      </w:pPr>
+      <w:r>
+        <w:rPr>
+          <w:rFonts w:ascii="Times New Roman" w:hAnsi="Times New Roman" w:cs="Times New Roman"/>
+          <w:sz w:val="26"/>
+          <w:szCs w:val="26"/>
+          <w:lang w:val="vi-VN"/>
+        </w:rPr>
+        <w:t>-</w:t>
+      </w:r>
+      <w:r>
+        <w:rPr>
+          <w:rFonts w:ascii="Times New Roman" w:hAnsi="Times New Roman" w:cs="Times New Roman"/>
+          <w:sz w:val="26"/>
+          <w:szCs w:val="26"/>
+          <w:lang w:val="vi-VN"/>
+        </w:rPr>
+        <w:t>Folder → Composite → chứa List&lt;FileSystemComponent</w:t>
+      </w:r>
+    </w:p>
+    <w:p>
+      <w:pPr>
+        <w:ind w:left="360"/>
+        <w:rPr>
+          <w:rFonts w:ascii="Times New Roman" w:hAnsi="Times New Roman" w:cs="Times New Roman"/>
+          <w:sz w:val="26"/>
+          <w:szCs w:val="26"/>
+          <w:lang w:val="vi-VN"/>
+        </w:rPr>
+      </w:pPr>
+      <w:r>
+        <w:rPr>
+          <w:rFonts w:ascii="Times New Roman" w:hAnsi="Times New Roman" w:cs="Times New Roman"/>
+          <w:sz w:val="26"/>
+          <w:szCs w:val="26"/>
+          <w:lang w:val="vi-VN"/>
+        </w:rPr>
+        <w:t>-</w:t>
+      </w:r>
+      <w:r>
+        <w:rPr>
+          <w:rFonts w:ascii="Times New Roman" w:hAnsi="Times New Roman" w:cs="Times New Roman"/>
+          <w:sz w:val="26"/>
+          <w:szCs w:val="26"/>
+          <w:lang w:val="vi-VN"/>
+        </w:rPr>
+        <w:t>showDetails() → gọi đệ quy → in cây</w:t>
+      </w:r>
+    </w:p>
+    <w:p>
+      <w:pPr>
+        <w:ind w:left="360"/>
+        <w:rPr>
+          <w:rFonts w:ascii="Times New Roman" w:hAnsi="Times New Roman" w:cs="Times New Roman"/>
+          <w:sz w:val="26"/>
+          <w:szCs w:val="26"/>
+          <w:lang w:val="vi-VN"/>
+        </w:rPr>
+      </w:pPr>
+      <w:r>
+        <w:rPr>
+          <w:rFonts w:ascii="Times New Roman" w:hAnsi="Times New Roman" w:cs="Times New Roman"/>
+          <w:sz w:val="26"/>
+          <w:szCs w:val="26"/>
+          <w:lang w:val="vi-VN"/>
+        </w:rPr>
+        <w:t>-</w:t>
+      </w:r>
+      <w:r>
+        <w:rPr>
+          <w:rFonts w:ascii="Times New Roman" w:hAnsi="Times New Roman" w:cs="Times New Roman"/>
+          <w:sz w:val="26"/>
+          <w:szCs w:val="26"/>
+          <w:lang w:val="vi-VN"/>
+        </w:rPr>
+        <w:t>getSize() → cộng dồn đệ quy</w:t>
+      </w:r>
+    </w:p>
+    <w:p>
+      <w:pPr>
+        <w:ind w:left="360"/>
+        <w:rPr>
+          <w:rFonts w:ascii="Times New Roman" w:hAnsi="Times New Roman" w:cs="Times New Roman"/>
+          <w:sz w:val="26"/>
+          <w:szCs w:val="26"/>
+          <w:lang w:val="vi-VN"/>
+        </w:rPr>
+      </w:pPr>
+      <w:r>
+        <w:rPr>
+          <w:rFonts w:ascii="Times New Roman" w:hAnsi="Times New Roman" w:cs="Times New Roman"/>
+          <w:sz w:val="26"/>
+          <w:szCs w:val="26"/>
+          <w:lang w:val="vi-VN"/>
+        </w:rPr>
+        <w:drawing>
+          <wp:inline distT="0" distB="0" distL="0" distR="0" wp14:anchorId="3730117A" wp14:editId="4A1B45F1">
+            <wp:extent cx="4324954" cy="1314633"/>
+            <wp:effectExtent l="0" t="0" r="0" b="0"/>
+            <wp:docPr id="1498401111" name="Picture 1"/>
+            <wp:cNvGraphicFramePr>
+              <a:graphicFrameLocks xmlns:a="http://schemas.openxmlformats.org/drawingml/2006/main" noChangeAspect="1"/>
+            </wp:cNvGraphicFramePr>
+            <a:graphic xmlns:a="http://schemas.openxmlformats.org/drawingml/2006/main">
+              <a:graphicData uri="http://schemas.openxmlformats.org/drawingml/2006/picture">
+                <pic:pic xmlns:pic="http://schemas.openxmlformats.org/drawingml/2006/picture">
+                  <pic:nvPicPr>
+                    <pic:cNvPr id="1498401111" name=""/>
+                    <pic:cNvPicPr/>
+                  </pic:nvPicPr>
+                  <pic:blipFill>
+                    <a:blip r:embed="rId18"/>
+                    <a:stretch>
+                      <a:fillRect/>
+                    </a:stretch>
+                  </pic:blipFill>
+                  <pic:spPr>
+                    <a:xfrm>
+                      <a:off x="0" y="0"/>
+                      <a:ext cx="4324954" cy="1314633"/>
+                    </a:xfrm>
+                    <a:prstGeom prst="rect">
+                      <a:avLst/>
+                    </a:prstGeom>
+                  </pic:spPr>
+                </pic:pic>
+              </a:graphicData>
+            </a:graphic>
+          </wp:inline>
+        </w:drawing>
+      </w:r>
+    </w:p>
+    <w:p>
+      <w:pPr>
+        <w:pStyle w:val="ListParagraph"/>
+        <w:numPr>
+          <w:ilvl w:val="0"/>
+          <w:numId w:val="3"/>
+        </w:numPr>
+        <w:rPr>
+          <w:rFonts w:ascii="Times New Roman" w:hAnsi="Times New Roman" w:cs="Times New Roman"/>
+          <w:sz w:val="26"/>
+          <w:szCs w:val="26"/>
+          <w:lang w:val="vi-VN"/>
+        </w:rPr>
+      </w:pPr>
+      <w:r>
+        <w:rPr>
+          <w:rFonts w:ascii="Times New Roman" w:hAnsi="Times New Roman" w:cs="Times New Roman"/>
+          <w:sz w:val="26"/>
+          <w:szCs w:val="26"/>
+          <w:lang w:val="vi-VN"/>
+        </w:rPr>
+        <w:t>Kết luận</w:t>
+      </w:r>
+    </w:p>
+    <w:p>
+      <w:pPr>
+        <w:pStyle w:val="ListParagraph"/>
+        <w:numPr>
+          <w:ilvl w:val="0"/>
+          <w:numId w:val="2"/>
+        </w:numPr>
+        <w:rPr>
+          <w:rFonts w:ascii="Times New Roman" w:hAnsi="Times New Roman" w:cs="Times New Roman"/>
+          <w:sz w:val="26"/>
+          <w:szCs w:val="26"/>
+          <w:lang w:val="vi-VN"/>
+        </w:rPr>
+      </w:pPr>
+      <w:r>
+        <w:rPr>
+          <w:rFonts w:ascii="Times New Roman" w:hAnsi="Times New Roman" w:cs="Times New Roman"/>
+          <w:sz w:val="26"/>
+          <w:szCs w:val="26"/>
+          <w:lang w:val="vi-VN"/>
+        </w:rPr>
+        <w:t>Hệ thống sử dụng Composite Pattern để biểu diễn cấu trúc cây giữa File và Folder.</w:t>
+      </w:r>
+    </w:p>
+    <w:p>
+      <w:pPr>
+        <w:pStyle w:val="ListParagraph"/>
+        <w:numPr>
+          <w:ilvl w:val="0"/>
+          <w:numId w:val="2"/>
+        </w:numPr>
+        <w:rPr>
+          <w:rFonts w:ascii="Times New Roman" w:hAnsi="Times New Roman" w:cs="Times New Roman"/>
+          <w:sz w:val="26"/>
+          <w:szCs w:val="26"/>
+          <w:lang w:val="vi-VN"/>
+        </w:rPr>
+      </w:pPr>
+      <w:r>
+        <w:rPr>
+          <w:rFonts w:ascii="Times New Roman" w:hAnsi="Times New Roman" w:cs="Times New Roman"/>
+          <w:sz w:val="26"/>
+          <w:szCs w:val="26"/>
+          <w:lang w:val="vi-VN"/>
+        </w:rPr>
+        <w:t>Folder có thể chứa nhiều File hoặc Folder khác, và thực hiện các thao tác bằng cách gọi đệ quy xuống các phần tử con.</w:t>
+      </w:r>
+    </w:p>
+    <w:p>
+      <w:pPr>
+        <w:pStyle w:val="ListParagraph"/>
+        <w:numPr>
+          <w:ilvl w:val="0"/>
+          <w:numId w:val="2"/>
+        </w:numPr>
+        <w:rPr>
+          <w:rFonts w:ascii="Times New Roman" w:hAnsi="Times New Roman" w:cs="Times New Roman"/>
+          <w:sz w:val="26"/>
+          <w:szCs w:val="26"/>
+          <w:lang w:val="vi-VN"/>
+        </w:rPr>
+      </w:pPr>
+      <w:r>
+        <w:rPr>
+          <w:rFonts w:ascii="Times New Roman" w:hAnsi="Times New Roman" w:cs="Times New Roman"/>
+          <w:sz w:val="26"/>
+          <w:szCs w:val="26"/>
+          <w:lang w:val="vi-VN"/>
+        </w:rPr>
+        <w:t>Nhờ interface chung FileSystemComponent, client có thể xử lý đồng nhất mà không cần phân biệt đối tượng cụ thể.</w:t>
+      </w:r>
+    </w:p>
+    <w:p>
+      <w:pPr>
+        <w:pStyle w:val="NormalWeb"/>
+        <w:numPr>
+          <w:ilvl w:val="0"/>
+          <w:numId w:val="2"/>
+        </w:numPr>
+        <w:rPr>
+          <w:sz w:val="26"/>
+          <w:szCs w:val="26"/>
+          <w:lang w:val="vi-VN"/>
+        </w:rPr>
+      </w:pPr>
+      <w:r>
+        <w:rPr>
+          <w:b/>
+          <w:bCs/>
+          <w:sz w:val="26"/>
+          <w:szCs w:val="26"/>
+          <w:lang w:val="vi-VN"/>
+        </w:rPr>
+        <w:t>Mục đích:</w:t>
+      </w:r>
+      <w:r>
+        <w:rPr>
+          <w:sz w:val="26"/>
+          <w:szCs w:val="26"/>
+          <w:lang w:val="vi-VN"/>
+        </w:rPr>
+        <w:t xml:space="preserve"> Xây dựng cấu trúc dữ liệu dạng </w:t>
+      </w:r>
+      <w:r>
+        <w:rPr>
+          <w:b/>
+          <w:bCs/>
+          <w:sz w:val="26"/>
+          <w:szCs w:val="26"/>
+          <w:lang w:val="vi-VN"/>
+        </w:rPr>
+        <w:t>cây (tree)</w:t>
+      </w:r>
+      <w:r>
+        <w:rPr>
+          <w:sz w:val="26"/>
+          <w:szCs w:val="26"/>
+          <w:lang w:val="vi-VN"/>
+        </w:rPr>
+        <w:t xml:space="preserve"> để quản lý các đối tượng phân cấp.</w:t>
+      </w:r>
+    </w:p>
+    <w:p>
+      <w:pPr>
+        <w:pStyle w:val="NormalWeb"/>
+        <w:numPr>
+          <w:ilvl w:val="0"/>
+          <w:numId w:val="2"/>
+        </w:numPr>
+        <w:rPr>
+          <w:sz w:val="26"/>
+          <w:szCs w:val="26"/>
+          <w:lang w:val="vi-VN"/>
+        </w:rPr>
+      </w:pPr>
+      <w:r>
+        <w:rPr>
+          <w:b/>
+          <w:bCs/>
+          <w:sz w:val="26"/>
+          <w:szCs w:val="26"/>
+          <w:lang w:val="vi-VN"/>
+        </w:rPr>
+        <w:lastRenderedPageBreak/>
+        <w:t>Cơ chế:</w:t>
+      </w:r>
+      <w:r>
+        <w:rPr>
+          <w:sz w:val="26"/>
+          <w:szCs w:val="26"/>
+          <w:lang w:val="vi-VN"/>
+        </w:rPr>
+        <w:t xml:space="preserve"> Giúp Client đối xử với đối tượng đơn lẻ (Leaf) và nhóm đối tượng (Composite) một cách </w:t>
+      </w:r>
+      <w:r>
+        <w:rPr>
+          <w:b/>
+          <w:bCs/>
+          <w:sz w:val="26"/>
+          <w:szCs w:val="26"/>
+          <w:lang w:val="vi-VN"/>
+        </w:rPr>
+        <w:t>đồng nhất</w:t>
+      </w:r>
+      <w:r>
+        <w:rPr>
+          <w:sz w:val="26"/>
+          <w:szCs w:val="26"/>
+          <w:lang w:val="vi-VN"/>
+        </w:rPr>
+        <w:t xml:space="preserve"> thông qua interface chung.</w:t>
+      </w:r>
+    </w:p>
+    <w:p>
+      <w:pPr>
+        <w:pStyle w:val="NormalWeb"/>
+        <w:numPr>
+          <w:ilvl w:val="0"/>
+          <w:numId w:val="2"/>
+        </w:numPr>
+        <w:rPr>
+          <w:sz w:val="26"/>
+          <w:szCs w:val="26"/>
+          <w:lang w:val="vi-VN"/>
+        </w:rPr>
+      </w:pPr>
+      <w:r>
+        <w:rPr>
+          <w:b/>
+          <w:bCs/>
+          <w:sz w:val="26"/>
+          <w:szCs w:val="26"/>
+          <w:lang w:val="vi-VN"/>
+        </w:rPr>
+        <w:t>Ứng dụng:</w:t>
+      </w:r>
+      <w:r>
+        <w:rPr>
+          <w:sz w:val="26"/>
+          <w:szCs w:val="26"/>
+          <w:lang w:val="vi-VN"/>
+        </w:rPr>
+        <w:t xml:space="preserve"> Quản lý Folder/File, cấu trúc menu hoặc các thành phần giao diện người dùng (UI components)</w:t>
+      </w:r>
+      <w:r>
+        <w:rPr>
+          <w:sz w:val="26"/>
+          <w:szCs w:val="26"/>
+          <w:lang w:val="vi-VN"/>
         </w:rPr>
         <w:t>.</w:t>
       </w:r>
-      <w:r>
-        <w:rPr>
-          <w:sz w:val="26"/>
-          <w:szCs w:val="26"/>
-        </w:rPr>
-        <w:t xml:space="preserve"> </w:t>
-      </w:r>
-      <w:r>
-        <w:rPr>
-          <w:sz w:val="26"/>
-          <w:szCs w:val="26"/>
-        </w:rPr>
-        <w:t>Vì bản chất của đơn hàng là một cỗ máy trạng thái (Finite State Machine). State Pattern giúp quản lý việc chuyển đổi giữa các trạng thái một cách logic, ngăn chặn việc một đơn hàng "Đã giao" lại quay ngược về "Mới tạo".</w:t>
-      </w:r>
-    </w:p>
-    <w:p>
-      <w:pPr>
-        <w:rPr>
-          <w:rFonts w:ascii="Times New Roman" w:eastAsia="Times New Roman" w:hAnsi="Times New Roman" w:cs="Times New Roman"/>
-          <w:sz w:val="26"/>
-          <w:szCs w:val="26"/>
-        </w:rPr>
-      </w:pPr>
-    </w:p>
-    <w:p>
-      <w:pPr>
-        <w:rPr>
-          <w:rFonts w:ascii="Times New Roman" w:hAnsi="Times New Roman" w:cs="Times New Roman"/>
-          <w:sz w:val="26"/>
-          <w:szCs w:val="26"/>
-        </w:rPr>
-      </w:pPr>
-    </w:p>
-    <w:p>
-      <w:pPr>
-        <w:rPr>
-          <w:rFonts w:ascii="Times New Roman" w:hAnsi="Times New Roman" w:cs="Times New Roman"/>
-          <w:sz w:val="26"/>
-          <w:szCs w:val="26"/>
-        </w:rPr>
-      </w:pPr>
-      <w:bookmarkStart w:id="0" w:name="_GoBack"/>
-      <w:bookmarkEnd w:id="0"/>
+    </w:p>
+    <w:p>
+      <w:pPr>
+        <w:pStyle w:val="Heading1"/>
+        <w:rPr>
+          <w:rFonts w:ascii="Times New Roman" w:hAnsi="Times New Roman" w:cs="Times New Roman"/>
+          <w:b/>
+          <w:bCs/>
+          <w:color w:val="auto"/>
+          <w:sz w:val="26"/>
+          <w:szCs w:val="26"/>
+          <w:lang w:val="vi-VN"/>
+        </w:rPr>
+      </w:pPr>
+      <w:bookmarkStart w:id="4" w:name="_Toc224936211"/>
+      <w:r>
+        <w:rPr>
+          <w:rFonts w:ascii="Times New Roman" w:hAnsi="Times New Roman" w:cs="Times New Roman"/>
+          <w:b/>
+          <w:bCs/>
+          <w:color w:val="auto"/>
+          <w:sz w:val="26"/>
+          <w:szCs w:val="26"/>
+          <w:lang w:val="vi-VN"/>
+        </w:rPr>
+        <w:t xml:space="preserve">Bài 5: </w:t>
+      </w:r>
+      <w:r>
+        <w:rPr>
+          <w:rFonts w:ascii="Times New Roman" w:hAnsi="Times New Roman" w:cs="Times New Roman"/>
+          <w:b/>
+          <w:bCs/>
+          <w:color w:val="auto"/>
+          <w:sz w:val="26"/>
+          <w:szCs w:val="26"/>
+          <w:lang w:val="vi-VN"/>
+        </w:rPr>
+        <w:t>Observer Design Pattern</w:t>
+      </w:r>
+      <w:bookmarkEnd w:id="4"/>
+    </w:p>
+    <w:p>
+      <w:pPr>
+        <w:rPr>
+          <w:rFonts w:ascii="Times New Roman" w:hAnsi="Times New Roman" w:cs="Times New Roman"/>
+          <w:sz w:val="26"/>
+          <w:szCs w:val="26"/>
+          <w:lang w:val="vi-VN"/>
+        </w:rPr>
+      </w:pPr>
+      <w:r>
+        <w:rPr>
+          <w:rFonts w:ascii="Times New Roman" w:hAnsi="Times New Roman" w:cs="Times New Roman"/>
+          <w:sz w:val="26"/>
+          <w:szCs w:val="26"/>
+          <w:lang w:val="vi-VN"/>
+        </w:rPr>
+        <w:drawing>
+          <wp:inline distT="0" distB="0" distL="0" distR="0" wp14:anchorId="6A6684FA" wp14:editId="6477A136">
+            <wp:extent cx="5943600" cy="916305"/>
+            <wp:effectExtent l="0" t="0" r="0" b="0"/>
+            <wp:docPr id="389025154" name="Picture 1"/>
+            <wp:cNvGraphicFramePr>
+              <a:graphicFrameLocks xmlns:a="http://schemas.openxmlformats.org/drawingml/2006/main" noChangeAspect="1"/>
+            </wp:cNvGraphicFramePr>
+            <a:graphic xmlns:a="http://schemas.openxmlformats.org/drawingml/2006/main">
+              <a:graphicData uri="http://schemas.openxmlformats.org/drawingml/2006/picture">
+                <pic:pic xmlns:pic="http://schemas.openxmlformats.org/drawingml/2006/picture">
+                  <pic:nvPicPr>
+                    <pic:cNvPr id="389025154" name=""/>
+                    <pic:cNvPicPr/>
+                  </pic:nvPicPr>
+                  <pic:blipFill>
+                    <a:blip r:embed="rId19"/>
+                    <a:stretch>
+                      <a:fillRect/>
+                    </a:stretch>
+                  </pic:blipFill>
+                  <pic:spPr>
+                    <a:xfrm>
+                      <a:off x="0" y="0"/>
+                      <a:ext cx="5943600" cy="916305"/>
+                    </a:xfrm>
+                    <a:prstGeom prst="rect">
+                      <a:avLst/>
+                    </a:prstGeom>
+                  </pic:spPr>
+                </pic:pic>
+              </a:graphicData>
+            </a:graphic>
+          </wp:inline>
+        </w:drawing>
+      </w:r>
+    </w:p>
+    <w:p>
+      <w:pPr>
+        <w:pStyle w:val="ListParagraph"/>
+        <w:numPr>
+          <w:ilvl w:val="0"/>
+          <w:numId w:val="4"/>
+        </w:numPr>
+        <w:rPr>
+          <w:rFonts w:ascii="Times New Roman" w:hAnsi="Times New Roman" w:cs="Times New Roman"/>
+          <w:sz w:val="26"/>
+          <w:szCs w:val="26"/>
+          <w:lang w:val="vi-VN"/>
+        </w:rPr>
+      </w:pPr>
+      <w:r>
+        <w:rPr>
+          <w:rFonts w:ascii="Times New Roman" w:hAnsi="Times New Roman" w:cs="Times New Roman"/>
+          <w:sz w:val="26"/>
+          <w:szCs w:val="26"/>
+          <w:lang w:val="vi-VN"/>
+        </w:rPr>
+        <w:t>Sơ đồ Design</w:t>
+      </w:r>
+    </w:p>
+    <w:p>
+      <w:pPr>
+        <w:ind w:left="360"/>
+        <w:rPr>
+          <w:rFonts w:ascii="Times New Roman" w:hAnsi="Times New Roman" w:cs="Times New Roman"/>
+          <w:sz w:val="26"/>
+          <w:szCs w:val="26"/>
+          <w:lang w:val="vi-VN"/>
+        </w:rPr>
+      </w:pPr>
+      <w:r>
+        <w:rPr>
+          <w:rFonts w:ascii="Times New Roman" w:hAnsi="Times New Roman" w:cs="Times New Roman"/>
+          <w:noProof/>
+          <w:sz w:val="26"/>
+          <w:szCs w:val="26"/>
+          <w:lang w:val="vi-VN"/>
+        </w:rPr>
+        <w:drawing>
+          <wp:inline distT="0" distB="0" distL="0" distR="0" wp14:anchorId="44113D90" wp14:editId="278519A7">
+            <wp:extent cx="5943600" cy="5281930"/>
+            <wp:effectExtent l="0" t="0" r="0" b="0"/>
+            <wp:docPr id="1513746252" name="Picture 5"/>
+            <wp:cNvGraphicFramePr>
+              <a:graphicFrameLocks xmlns:a="http://schemas.openxmlformats.org/drawingml/2006/main" noChangeAspect="1"/>
+            </wp:cNvGraphicFramePr>
+            <a:graphic xmlns:a="http://schemas.openxmlformats.org/drawingml/2006/main">
+              <a:graphicData uri="http://schemas.openxmlformats.org/drawingml/2006/picture">
+                <pic:pic xmlns:pic="http://schemas.openxmlformats.org/drawingml/2006/picture">
+                  <pic:nvPicPr>
+                    <pic:cNvPr id="1513746252" name="Picture 1513746252"/>
+                    <pic:cNvPicPr/>
+                  </pic:nvPicPr>
+                  <pic:blipFill>
+                    <a:blip r:embed="rId20" cstate="print">
+                      <a:extLst>
+                        <a:ext uri="{28A0092B-C50C-407E-A947-70E740481C1C}">
+                          <a14:useLocalDpi xmlns:a14="http://schemas.microsoft.com/office/drawing/2010/main" val="0"/>
+                        </a:ext>
+                      </a:extLst>
+                    </a:blip>
+                    <a:stretch>
+                      <a:fillRect/>
+                    </a:stretch>
+                  </pic:blipFill>
+                  <pic:spPr>
+                    <a:xfrm>
+                      <a:off x="0" y="0"/>
+                      <a:ext cx="5943600" cy="5281930"/>
+                    </a:xfrm>
+                    <a:prstGeom prst="rect">
+                      <a:avLst/>
+                    </a:prstGeom>
+                  </pic:spPr>
+                </pic:pic>
+              </a:graphicData>
+            </a:graphic>
+          </wp:inline>
+        </w:drawing>
+      </w:r>
+    </w:p>
+    <w:p>
+      <w:pPr>
+        <w:pStyle w:val="ListParagraph"/>
+        <w:numPr>
+          <w:ilvl w:val="0"/>
+          <w:numId w:val="4"/>
+        </w:numPr>
+        <w:rPr>
+          <w:rFonts w:ascii="Times New Roman" w:hAnsi="Times New Roman" w:cs="Times New Roman"/>
+          <w:sz w:val="26"/>
+          <w:szCs w:val="26"/>
+          <w:lang w:val="vi-VN"/>
+        </w:rPr>
+      </w:pPr>
+      <w:r>
+        <w:rPr>
+          <w:rFonts w:ascii="Times New Roman" w:hAnsi="Times New Roman" w:cs="Times New Roman"/>
+          <w:sz w:val="26"/>
+          <w:szCs w:val="26"/>
+          <w:lang w:val="vi-VN"/>
+        </w:rPr>
+        <w:t>Cấu trúc mã nguồn</w:t>
+      </w:r>
+    </w:p>
+    <w:p>
+      <w:pPr>
+        <w:ind w:left="360"/>
+        <w:rPr>
+          <w:rFonts w:ascii="Times New Roman" w:hAnsi="Times New Roman" w:cs="Times New Roman"/>
+          <w:sz w:val="26"/>
+          <w:szCs w:val="26"/>
+          <w:lang w:val="vi-VN"/>
+        </w:rPr>
+      </w:pPr>
+      <w:r>
+        <w:rPr>
+          <w:rFonts w:ascii="Times New Roman" w:hAnsi="Times New Roman" w:cs="Times New Roman"/>
+          <w:sz w:val="26"/>
+          <w:szCs w:val="26"/>
+          <w:lang w:val="vi-VN"/>
+        </w:rPr>
+        <w:lastRenderedPageBreak/>
+        <w:drawing>
+          <wp:inline distT="0" distB="0" distL="0" distR="0" wp14:anchorId="206F7554" wp14:editId="0CA6A6CB">
+            <wp:extent cx="5943600" cy="2759075"/>
+            <wp:effectExtent l="0" t="0" r="0" b="3175"/>
+            <wp:docPr id="138485395" name="Picture 1"/>
+            <wp:cNvGraphicFramePr>
+              <a:graphicFrameLocks xmlns:a="http://schemas.openxmlformats.org/drawingml/2006/main" noChangeAspect="1"/>
+            </wp:cNvGraphicFramePr>
+            <a:graphic xmlns:a="http://schemas.openxmlformats.org/drawingml/2006/main">
+              <a:graphicData uri="http://schemas.openxmlformats.org/drawingml/2006/picture">
+                <pic:pic xmlns:pic="http://schemas.openxmlformats.org/drawingml/2006/picture">
+                  <pic:nvPicPr>
+                    <pic:cNvPr id="138485395" name=""/>
+                    <pic:cNvPicPr/>
+                  </pic:nvPicPr>
+                  <pic:blipFill>
+                    <a:blip r:embed="rId21"/>
+                    <a:stretch>
+                      <a:fillRect/>
+                    </a:stretch>
+                  </pic:blipFill>
+                  <pic:spPr>
+                    <a:xfrm>
+                      <a:off x="0" y="0"/>
+                      <a:ext cx="5943600" cy="2759075"/>
+                    </a:xfrm>
+                    <a:prstGeom prst="rect">
+                      <a:avLst/>
+                    </a:prstGeom>
+                  </pic:spPr>
+                </pic:pic>
+              </a:graphicData>
+            </a:graphic>
+          </wp:inline>
+        </w:drawing>
+      </w:r>
+    </w:p>
+    <w:p>
+      <w:pPr>
+        <w:ind w:left="360"/>
+        <w:rPr>
+          <w:rFonts w:ascii="Times New Roman" w:hAnsi="Times New Roman" w:cs="Times New Roman"/>
+          <w:sz w:val="26"/>
+          <w:szCs w:val="26"/>
+          <w:lang w:val="vi-VN"/>
+        </w:rPr>
+      </w:pPr>
+      <w:r>
+        <w:rPr>
+          <w:rFonts w:ascii="Times New Roman" w:hAnsi="Times New Roman" w:cs="Times New Roman"/>
+          <w:sz w:val="26"/>
+          <w:szCs w:val="26"/>
+          <w:lang w:val="vi-VN"/>
+        </w:rPr>
+        <w:drawing>
+          <wp:inline distT="0" distB="0" distL="0" distR="0" wp14:anchorId="3FB7D535" wp14:editId="784DA4C8">
+            <wp:extent cx="5943600" cy="2472055"/>
+            <wp:effectExtent l="0" t="0" r="0" b="4445"/>
+            <wp:docPr id="404055711" name="Picture 1"/>
+            <wp:cNvGraphicFramePr>
+              <a:graphicFrameLocks xmlns:a="http://schemas.openxmlformats.org/drawingml/2006/main" noChangeAspect="1"/>
+            </wp:cNvGraphicFramePr>
+            <a:graphic xmlns:a="http://schemas.openxmlformats.org/drawingml/2006/main">
+              <a:graphicData uri="http://schemas.openxmlformats.org/drawingml/2006/picture">
+                <pic:pic xmlns:pic="http://schemas.openxmlformats.org/drawingml/2006/picture">
+                  <pic:nvPicPr>
+                    <pic:cNvPr id="404055711" name=""/>
+                    <pic:cNvPicPr/>
+                  </pic:nvPicPr>
+                  <pic:blipFill>
+                    <a:blip r:embed="rId22"/>
+                    <a:stretch>
+                      <a:fillRect/>
+                    </a:stretch>
+                  </pic:blipFill>
+                  <pic:spPr>
+                    <a:xfrm>
+                      <a:off x="0" y="0"/>
+                      <a:ext cx="5943600" cy="2472055"/>
+                    </a:xfrm>
+                    <a:prstGeom prst="rect">
+                      <a:avLst/>
+                    </a:prstGeom>
+                  </pic:spPr>
+                </pic:pic>
+              </a:graphicData>
+            </a:graphic>
+          </wp:inline>
+        </w:drawing>
+      </w:r>
+    </w:p>
+    <w:p>
+      <w:pPr>
+        <w:ind w:left="360"/>
+        <w:rPr>
+          <w:rFonts w:ascii="Times New Roman" w:hAnsi="Times New Roman" w:cs="Times New Roman"/>
+          <w:sz w:val="26"/>
+          <w:szCs w:val="26"/>
+          <w:lang w:val="vi-VN"/>
+        </w:rPr>
+      </w:pPr>
+      <w:r>
+        <w:rPr>
+          <w:rFonts w:ascii="Times New Roman" w:hAnsi="Times New Roman" w:cs="Times New Roman"/>
+          <w:sz w:val="26"/>
+          <w:szCs w:val="26"/>
+          <w:lang w:val="vi-VN"/>
+        </w:rPr>
+        <w:t>Luồng hoạt động</w:t>
+      </w:r>
+    </w:p>
+    <w:p>
+      <w:pPr>
+        <w:pStyle w:val="ListParagraph"/>
+        <w:numPr>
+          <w:ilvl w:val="0"/>
+          <w:numId w:val="2"/>
+        </w:numPr>
+        <w:rPr>
+          <w:rFonts w:ascii="Times New Roman" w:hAnsi="Times New Roman" w:cs="Times New Roman"/>
+          <w:sz w:val="26"/>
+          <w:szCs w:val="26"/>
+          <w:lang w:val="vi-VN"/>
+        </w:rPr>
+      </w:pPr>
+      <w:r>
+        <w:rPr>
+          <w:rFonts w:ascii="Times New Roman" w:hAnsi="Times New Roman" w:cs="Times New Roman"/>
+          <w:sz w:val="26"/>
+          <w:szCs w:val="26"/>
+          <w:lang w:val="vi-VN"/>
+        </w:rPr>
+        <w:t>Tạo các subject là Stock</w:t>
+      </w:r>
+    </w:p>
+    <w:p>
+      <w:pPr>
+        <w:pStyle w:val="ListParagraph"/>
+        <w:numPr>
+          <w:ilvl w:val="0"/>
+          <w:numId w:val="2"/>
+        </w:numPr>
+        <w:rPr>
+          <w:rFonts w:ascii="Times New Roman" w:hAnsi="Times New Roman" w:cs="Times New Roman"/>
+          <w:sz w:val="26"/>
+          <w:szCs w:val="26"/>
+          <w:lang w:val="vi-VN"/>
+        </w:rPr>
+      </w:pPr>
+      <w:r>
+        <w:rPr>
+          <w:rFonts w:ascii="Times New Roman" w:hAnsi="Times New Roman" w:cs="Times New Roman"/>
+          <w:sz w:val="26"/>
+          <w:szCs w:val="26"/>
+          <w:lang w:val="vi-VN"/>
+        </w:rPr>
+        <w:t>Tạo observers là Invester gồm Alice và Bob</w:t>
+      </w:r>
+    </w:p>
+    <w:p>
+      <w:pPr>
+        <w:pStyle w:val="ListParagraph"/>
+        <w:numPr>
+          <w:ilvl w:val="0"/>
+          <w:numId w:val="2"/>
+        </w:numPr>
+        <w:rPr>
+          <w:rFonts w:ascii="Times New Roman" w:hAnsi="Times New Roman" w:cs="Times New Roman"/>
+          <w:sz w:val="26"/>
+          <w:szCs w:val="26"/>
+          <w:lang w:val="vi-VN"/>
+        </w:rPr>
+      </w:pPr>
+      <w:r>
+        <w:rPr>
+          <w:rFonts w:ascii="Times New Roman" w:hAnsi="Times New Roman" w:cs="Times New Roman"/>
+          <w:sz w:val="26"/>
+          <w:szCs w:val="26"/>
+          <w:lang w:val="vi-VN"/>
+        </w:rPr>
+        <w:t xml:space="preserve">Đăng ký theo dõi Stock cho </w:t>
+      </w:r>
+      <w:r>
+        <w:rPr>
+          <w:rFonts w:ascii="Times New Roman" w:hAnsi="Times New Roman" w:cs="Times New Roman"/>
+          <w:sz w:val="26"/>
+          <w:szCs w:val="26"/>
+          <w:lang w:val="vi-VN"/>
+        </w:rPr>
+        <w:t>Alice và Bob thông qua phương thức attach để nhận được thông báo khi cổ phiếu thay đổi giá</w:t>
+      </w:r>
+    </w:p>
+    <w:p>
+      <w:pPr>
+        <w:pStyle w:val="ListParagraph"/>
+        <w:numPr>
+          <w:ilvl w:val="0"/>
+          <w:numId w:val="2"/>
+        </w:numPr>
+        <w:rPr>
+          <w:rFonts w:ascii="Times New Roman" w:hAnsi="Times New Roman" w:cs="Times New Roman"/>
+          <w:sz w:val="26"/>
+          <w:szCs w:val="26"/>
+          <w:lang w:val="vi-VN"/>
+        </w:rPr>
+      </w:pPr>
+      <w:r>
+        <w:rPr>
+          <w:rFonts w:ascii="Times New Roman" w:hAnsi="Times New Roman" w:cs="Times New Roman"/>
+          <w:sz w:val="26"/>
+          <w:szCs w:val="26"/>
+          <w:lang w:val="vi-VN"/>
+        </w:rPr>
+        <w:t>Tương tự cho bài toán task</w:t>
+      </w:r>
+    </w:p>
+    <w:p>
+      <w:pPr>
+        <w:pStyle w:val="ListParagraph"/>
+        <w:numPr>
+          <w:ilvl w:val="0"/>
+          <w:numId w:val="4"/>
+        </w:numPr>
+        <w:rPr>
+          <w:rFonts w:ascii="Times New Roman" w:hAnsi="Times New Roman" w:cs="Times New Roman"/>
+          <w:sz w:val="26"/>
+          <w:szCs w:val="26"/>
+          <w:lang w:val="vi-VN"/>
+        </w:rPr>
+      </w:pPr>
+      <w:r>
+        <w:rPr>
+          <w:rFonts w:ascii="Times New Roman" w:hAnsi="Times New Roman" w:cs="Times New Roman"/>
+          <w:sz w:val="26"/>
+          <w:szCs w:val="26"/>
+          <w:lang w:val="vi-VN"/>
+        </w:rPr>
+        <w:t>Kết luận</w:t>
+      </w:r>
+    </w:p>
+    <w:p>
+      <w:pPr>
+        <w:pStyle w:val="ListParagraph"/>
+        <w:numPr>
+          <w:ilvl w:val="0"/>
+          <w:numId w:val="2"/>
+        </w:numPr>
+        <w:rPr>
+          <w:rFonts w:ascii="Times New Roman" w:hAnsi="Times New Roman" w:cs="Times New Roman"/>
+          <w:sz w:val="26"/>
+          <w:szCs w:val="26"/>
+          <w:lang w:val="vi-VN"/>
+        </w:rPr>
+      </w:pPr>
+      <w:r>
+        <w:rPr>
+          <w:rFonts w:ascii="Times New Roman" w:hAnsi="Times New Roman" w:cs="Times New Roman"/>
+          <w:sz w:val="26"/>
+          <w:szCs w:val="26"/>
+          <w:lang w:val="vi-VN"/>
+        </w:rPr>
+        <w:t>Giúp thông báo được các task cho nhiều đối tượng cùng kúc khi có đăng ký</w:t>
+      </w:r>
+    </w:p>
+    <w:p>
+      <w:pPr>
+        <w:pStyle w:val="ListParagraph"/>
+        <w:numPr>
+          <w:ilvl w:val="0"/>
+          <w:numId w:val="2"/>
+        </w:numPr>
+        <w:rPr>
+          <w:rFonts w:ascii="Times New Roman" w:hAnsi="Times New Roman" w:cs="Times New Roman"/>
+          <w:sz w:val="26"/>
+          <w:szCs w:val="26"/>
+          <w:lang w:val="vi-VN"/>
+        </w:rPr>
+      </w:pPr>
+      <w:r>
+        <w:rPr>
+          <w:rFonts w:ascii="Times New Roman" w:hAnsi="Times New Roman" w:cs="Times New Roman"/>
+          <w:sz w:val="26"/>
+          <w:szCs w:val="26"/>
+          <w:lang w:val="vi-VN"/>
+        </w:rPr>
+        <w:t>Áp dụng cho các bài toán nhận được update từ 1 thay đổi trạng thái nào đó trong hệ thống</w:t>
+      </w:r>
+    </w:p>
+    <w:p>
+      <w:pPr>
+        <w:pStyle w:val="NormalWeb"/>
+        <w:numPr>
+          <w:ilvl w:val="0"/>
+          <w:numId w:val="2"/>
+        </w:numPr>
+        <w:rPr>
+          <w:sz w:val="26"/>
+          <w:szCs w:val="26"/>
+          <w:lang w:val="vi-VN"/>
+        </w:rPr>
+      </w:pPr>
+      <w:r>
+        <w:rPr>
+          <w:b/>
+          <w:bCs/>
+          <w:sz w:val="26"/>
+          <w:szCs w:val="26"/>
+          <w:lang w:val="vi-VN"/>
+        </w:rPr>
+        <w:t>Mục đích:</w:t>
+      </w:r>
+      <w:r>
+        <w:rPr>
+          <w:sz w:val="26"/>
+          <w:szCs w:val="26"/>
+          <w:lang w:val="vi-VN"/>
+        </w:rPr>
+        <w:t xml:space="preserve"> Thiết lập mối quan hệ </w:t>
+      </w:r>
+      <w:r>
+        <w:rPr>
+          <w:b/>
+          <w:bCs/>
+          <w:sz w:val="26"/>
+          <w:szCs w:val="26"/>
+          <w:lang w:val="vi-VN"/>
+        </w:rPr>
+        <w:t>1-nhiều</w:t>
+      </w:r>
+      <w:r>
+        <w:rPr>
+          <w:sz w:val="26"/>
+          <w:szCs w:val="26"/>
+          <w:lang w:val="vi-VN"/>
+        </w:rPr>
+        <w:t>, giúp cập nhật dữ liệu đồng bộ giữa các đối tượng.</w:t>
+      </w:r>
+    </w:p>
+    <w:p>
+      <w:pPr>
+        <w:pStyle w:val="NormalWeb"/>
+        <w:numPr>
+          <w:ilvl w:val="0"/>
+          <w:numId w:val="2"/>
+        </w:numPr>
+        <w:rPr>
+          <w:sz w:val="26"/>
+          <w:szCs w:val="26"/>
+          <w:lang w:val="vi-VN"/>
+        </w:rPr>
+      </w:pPr>
+      <w:r>
+        <w:rPr>
+          <w:b/>
+          <w:bCs/>
+          <w:sz w:val="26"/>
+          <w:szCs w:val="26"/>
+          <w:lang w:val="vi-VN"/>
+        </w:rPr>
+        <w:lastRenderedPageBreak/>
+        <w:t>Cơ chế:</w:t>
+      </w:r>
+      <w:r>
+        <w:rPr>
+          <w:sz w:val="26"/>
+          <w:szCs w:val="26"/>
+          <w:lang w:val="vi-VN"/>
+        </w:rPr>
+        <w:t xml:space="preserve"> Khi đối tượng chính (Subject) thay đổi trạng thái, tất cả các đối tượng đăng ký theo dõi (Observers) sẽ tự động nhận thông báo.</w:t>
+      </w:r>
+    </w:p>
+    <w:p>
+      <w:pPr>
+        <w:pStyle w:val="NormalWeb"/>
+        <w:numPr>
+          <w:ilvl w:val="0"/>
+          <w:numId w:val="2"/>
+        </w:numPr>
+        <w:rPr>
+          <w:sz w:val="26"/>
+          <w:szCs w:val="26"/>
+          <w:lang w:val="vi-VN"/>
+        </w:rPr>
+      </w:pPr>
+      <w:r>
+        <w:rPr>
+          <w:b/>
+          <w:bCs/>
+          <w:sz w:val="26"/>
+          <w:szCs w:val="26"/>
+          <w:lang w:val="vi-VN"/>
+        </w:rPr>
+        <w:t>Ứng dụng:</w:t>
+      </w:r>
+      <w:r>
+        <w:rPr>
+          <w:sz w:val="26"/>
+          <w:szCs w:val="26"/>
+          <w:lang w:val="vi-VN"/>
+        </w:rPr>
+        <w:t xml:space="preserve"> Hệ thống thông báo chứng khoán, thông báo tiến độ công việc hoặc sự kiện trong UI.</w:t>
+      </w:r>
+    </w:p>
+    <w:p>
+      <w:pPr>
+        <w:pStyle w:val="Heading1"/>
+        <w:rPr>
+          <w:rFonts w:ascii="Times New Roman" w:hAnsi="Times New Roman" w:cs="Times New Roman"/>
+          <w:b/>
+          <w:bCs/>
+          <w:color w:val="auto"/>
+          <w:sz w:val="26"/>
+          <w:szCs w:val="26"/>
+          <w:lang w:val="vi-VN"/>
+        </w:rPr>
+      </w:pPr>
+      <w:bookmarkStart w:id="5" w:name="_Toc224936212"/>
+      <w:r>
+        <w:rPr>
+          <w:rFonts w:ascii="Times New Roman" w:hAnsi="Times New Roman" w:cs="Times New Roman"/>
+          <w:b/>
+          <w:bCs/>
+          <w:color w:val="auto"/>
+          <w:sz w:val="26"/>
+          <w:szCs w:val="26"/>
+          <w:lang w:val="vi-VN"/>
+        </w:rPr>
+        <w:t>Bài 6 : Adapter Pattern</w:t>
+      </w:r>
+      <w:bookmarkEnd w:id="5"/>
+    </w:p>
+    <w:p>
+      <w:pPr>
+        <w:rPr>
+          <w:rFonts w:ascii="Times New Roman" w:hAnsi="Times New Roman" w:cs="Times New Roman"/>
+          <w:sz w:val="26"/>
+          <w:szCs w:val="26"/>
+          <w:lang w:val="vi-VN"/>
+        </w:rPr>
+      </w:pPr>
+      <w:r>
+        <w:rPr>
+          <w:rFonts w:ascii="Times New Roman" w:hAnsi="Times New Roman" w:cs="Times New Roman"/>
+          <w:sz w:val="26"/>
+          <w:szCs w:val="26"/>
+          <w:lang w:val="vi-VN"/>
+        </w:rPr>
+        <w:drawing>
+          <wp:inline distT="0" distB="0" distL="0" distR="0" wp14:anchorId="7C824D5F" wp14:editId="2032CFB8">
+            <wp:extent cx="5943600" cy="783590"/>
+            <wp:effectExtent l="0" t="0" r="0" b="0"/>
+            <wp:docPr id="264779115" name="Picture 1"/>
+            <wp:cNvGraphicFramePr>
+              <a:graphicFrameLocks xmlns:a="http://schemas.openxmlformats.org/drawingml/2006/main" noChangeAspect="1"/>
+            </wp:cNvGraphicFramePr>
+            <a:graphic xmlns:a="http://schemas.openxmlformats.org/drawingml/2006/main">
+              <a:graphicData uri="http://schemas.openxmlformats.org/drawingml/2006/picture">
+                <pic:pic xmlns:pic="http://schemas.openxmlformats.org/drawingml/2006/picture">
+                  <pic:nvPicPr>
+                    <pic:cNvPr id="264779115" name=""/>
+                    <pic:cNvPicPr/>
+                  </pic:nvPicPr>
+                  <pic:blipFill>
+                    <a:blip r:embed="rId23"/>
+                    <a:stretch>
+                      <a:fillRect/>
+                    </a:stretch>
+                  </pic:blipFill>
+                  <pic:spPr>
+                    <a:xfrm>
+                      <a:off x="0" y="0"/>
+                      <a:ext cx="5943600" cy="783590"/>
+                    </a:xfrm>
+                    <a:prstGeom prst="rect">
+                      <a:avLst/>
+                    </a:prstGeom>
+                  </pic:spPr>
+                </pic:pic>
+              </a:graphicData>
+            </a:graphic>
+          </wp:inline>
+        </w:drawing>
+      </w:r>
+    </w:p>
+    <w:p>
+      <w:pPr>
+        <w:pStyle w:val="ListParagraph"/>
+        <w:numPr>
+          <w:ilvl w:val="0"/>
+          <w:numId w:val="6"/>
+        </w:numPr>
+        <w:rPr>
+          <w:rFonts w:ascii="Times New Roman" w:hAnsi="Times New Roman" w:cs="Times New Roman"/>
+          <w:sz w:val="26"/>
+          <w:szCs w:val="26"/>
+          <w:lang w:val="vi-VN"/>
+        </w:rPr>
+      </w:pPr>
+      <w:r>
+        <w:rPr>
+          <w:rFonts w:ascii="Times New Roman" w:hAnsi="Times New Roman" w:cs="Times New Roman"/>
+          <w:sz w:val="26"/>
+          <w:szCs w:val="26"/>
+          <w:lang w:val="vi-VN"/>
+        </w:rPr>
+        <w:t>Sơ đồ design</w:t>
+      </w:r>
+    </w:p>
+    <w:p>
+      <w:pPr>
+        <w:rPr>
+          <w:rFonts w:ascii="Times New Roman" w:hAnsi="Times New Roman" w:cs="Times New Roman"/>
+          <w:sz w:val="26"/>
+          <w:szCs w:val="26"/>
+          <w:lang w:val="vi-VN"/>
+        </w:rPr>
+      </w:pPr>
+      <w:r>
+        <w:rPr>
+          <w:rFonts w:ascii="Times New Roman" w:hAnsi="Times New Roman" w:cs="Times New Roman"/>
+          <w:noProof/>
+          <w:sz w:val="26"/>
+          <w:szCs w:val="26"/>
+          <w:lang w:val="vi-VN"/>
+        </w:rPr>
+        <w:drawing>
+          <wp:inline distT="0" distB="0" distL="0" distR="0" wp14:anchorId="38423BD2" wp14:editId="4EF17B75">
+            <wp:extent cx="5943600" cy="3623945"/>
+            <wp:effectExtent l="0" t="0" r="0" b="0"/>
+            <wp:docPr id="1300028200" name="Picture 6"/>
+            <wp:cNvGraphicFramePr>
+              <a:graphicFrameLocks xmlns:a="http://schemas.openxmlformats.org/drawingml/2006/main" noChangeAspect="1"/>
+            </wp:cNvGraphicFramePr>
+            <a:graphic xmlns:a="http://schemas.openxmlformats.org/drawingml/2006/main">
+              <a:graphicData uri="http://schemas.openxmlformats.org/drawingml/2006/picture">
+                <pic:pic xmlns:pic="http://schemas.openxmlformats.org/drawingml/2006/picture">
+                  <pic:nvPicPr>
+                    <pic:cNvPr id="1300028200" name="Picture 1300028200"/>
+                    <pic:cNvPicPr/>
+                  </pic:nvPicPr>
+                  <pic:blipFill>
+                    <a:blip r:embed="rId24" cstate="print">
+                      <a:extLst>
+                        <a:ext uri="{28A0092B-C50C-407E-A947-70E740481C1C}">
+                          <a14:useLocalDpi xmlns:a14="http://schemas.microsoft.com/office/drawing/2010/main" val="0"/>
+                        </a:ext>
+                      </a:extLst>
+                    </a:blip>
+                    <a:stretch>
+                      <a:fillRect/>
+                    </a:stretch>
+                  </pic:blipFill>
+                  <pic:spPr>
+                    <a:xfrm>
+                      <a:off x="0" y="0"/>
+                      <a:ext cx="5943600" cy="3623945"/>
+                    </a:xfrm>
+                    <a:prstGeom prst="rect">
+                      <a:avLst/>
+                    </a:prstGeom>
+                  </pic:spPr>
+                </pic:pic>
+              </a:graphicData>
+            </a:graphic>
+          </wp:inline>
+        </w:drawing>
+      </w:r>
+    </w:p>
+    <w:p>
+      <w:pPr>
+        <w:pStyle w:val="ListParagraph"/>
+        <w:numPr>
+          <w:ilvl w:val="0"/>
+          <w:numId w:val="6"/>
+        </w:numPr>
+        <w:rPr>
+          <w:rFonts w:ascii="Times New Roman" w:hAnsi="Times New Roman" w:cs="Times New Roman"/>
+          <w:sz w:val="26"/>
+          <w:szCs w:val="26"/>
+          <w:lang w:val="vi-VN"/>
+        </w:rPr>
+      </w:pPr>
+      <w:r>
+        <w:rPr>
+          <w:rFonts w:ascii="Times New Roman" w:hAnsi="Times New Roman" w:cs="Times New Roman"/>
+          <w:sz w:val="26"/>
+          <w:szCs w:val="26"/>
+          <w:lang w:val="vi-VN"/>
+        </w:rPr>
+        <w:t>Cấu trúc mã nguồn</w:t>
+      </w:r>
+    </w:p>
+    <w:p>
+      <w:pPr>
+        <w:ind w:left="360"/>
+        <w:rPr>
+          <w:rFonts w:ascii="Times New Roman" w:hAnsi="Times New Roman" w:cs="Times New Roman"/>
+          <w:sz w:val="26"/>
+          <w:szCs w:val="26"/>
+          <w:lang w:val="vi-VN"/>
+        </w:rPr>
+      </w:pPr>
+      <w:r>
+        <w:rPr>
+          <w:rFonts w:ascii="Times New Roman" w:hAnsi="Times New Roman" w:cs="Times New Roman"/>
+          <w:sz w:val="26"/>
+          <w:szCs w:val="26"/>
+          <w:lang w:val="vi-VN"/>
+        </w:rPr>
+        <w:lastRenderedPageBreak/>
+        <w:drawing>
+          <wp:inline distT="0" distB="0" distL="0" distR="0" wp14:anchorId="19A50ECE" wp14:editId="43B18470">
+            <wp:extent cx="5943600" cy="2703195"/>
+            <wp:effectExtent l="0" t="0" r="0" b="1905"/>
+            <wp:docPr id="1315960774" name="Picture 1"/>
+            <wp:cNvGraphicFramePr>
+              <a:graphicFrameLocks xmlns:a="http://schemas.openxmlformats.org/drawingml/2006/main" noChangeAspect="1"/>
+            </wp:cNvGraphicFramePr>
+            <a:graphic xmlns:a="http://schemas.openxmlformats.org/drawingml/2006/main">
+              <a:graphicData uri="http://schemas.openxmlformats.org/drawingml/2006/picture">
+                <pic:pic xmlns:pic="http://schemas.openxmlformats.org/drawingml/2006/picture">
+                  <pic:nvPicPr>
+                    <pic:cNvPr id="1315960774" name=""/>
+                    <pic:cNvPicPr/>
+                  </pic:nvPicPr>
+                  <pic:blipFill>
+                    <a:blip r:embed="rId25"/>
+                    <a:stretch>
+                      <a:fillRect/>
+                    </a:stretch>
+                  </pic:blipFill>
+                  <pic:spPr>
+                    <a:xfrm>
+                      <a:off x="0" y="0"/>
+                      <a:ext cx="5943600" cy="2703195"/>
+                    </a:xfrm>
+                    <a:prstGeom prst="rect">
+                      <a:avLst/>
+                    </a:prstGeom>
+                  </pic:spPr>
+                </pic:pic>
+              </a:graphicData>
+            </a:graphic>
+          </wp:inline>
+        </w:drawing>
+      </w:r>
+    </w:p>
+    <w:p>
+      <w:pPr>
+        <w:ind w:left="360"/>
+        <w:rPr>
+          <w:rFonts w:ascii="Times New Roman" w:hAnsi="Times New Roman" w:cs="Times New Roman"/>
+          <w:sz w:val="26"/>
+          <w:szCs w:val="26"/>
+          <w:lang w:val="vi-VN"/>
+        </w:rPr>
+      </w:pPr>
+      <w:r>
+        <w:rPr>
+          <w:rFonts w:ascii="Times New Roman" w:hAnsi="Times New Roman" w:cs="Times New Roman"/>
+          <w:sz w:val="26"/>
+          <w:szCs w:val="26"/>
+          <w:lang w:val="vi-VN"/>
+        </w:rPr>
+        <w:drawing>
+          <wp:inline distT="0" distB="0" distL="0" distR="0" wp14:anchorId="7BC184F2" wp14:editId="67C2E19F">
+            <wp:extent cx="5943600" cy="2570480"/>
+            <wp:effectExtent l="0" t="0" r="0" b="1270"/>
+            <wp:docPr id="526685115" name="Picture 1"/>
+            <wp:cNvGraphicFramePr>
+              <a:graphicFrameLocks xmlns:a="http://schemas.openxmlformats.org/drawingml/2006/main" noChangeAspect="1"/>
+            </wp:cNvGraphicFramePr>
+            <a:graphic xmlns:a="http://schemas.openxmlformats.org/drawingml/2006/main">
+              <a:graphicData uri="http://schemas.openxmlformats.org/drawingml/2006/picture">
+                <pic:pic xmlns:pic="http://schemas.openxmlformats.org/drawingml/2006/picture">
+                  <pic:nvPicPr>
+                    <pic:cNvPr id="526685115" name=""/>
+                    <pic:cNvPicPr/>
+                  </pic:nvPicPr>
+                  <pic:blipFill>
+                    <a:blip r:embed="rId26"/>
+                    <a:stretch>
+                      <a:fillRect/>
+                    </a:stretch>
+                  </pic:blipFill>
+                  <pic:spPr>
+                    <a:xfrm>
+                      <a:off x="0" y="0"/>
+                      <a:ext cx="5943600" cy="2570480"/>
+                    </a:xfrm>
+                    <a:prstGeom prst="rect">
+                      <a:avLst/>
+                    </a:prstGeom>
+                  </pic:spPr>
+                </pic:pic>
+              </a:graphicData>
+            </a:graphic>
+          </wp:inline>
+        </w:drawing>
+      </w:r>
+    </w:p>
+    <w:p>
+      <w:pPr>
+        <w:ind w:left="360"/>
+        <w:rPr>
+          <w:rFonts w:ascii="Times New Roman" w:hAnsi="Times New Roman" w:cs="Times New Roman"/>
+          <w:sz w:val="26"/>
+          <w:szCs w:val="26"/>
+          <w:lang w:val="vi-VN"/>
+        </w:rPr>
+      </w:pPr>
+      <w:r>
+        <w:rPr>
+          <w:rFonts w:ascii="Times New Roman" w:hAnsi="Times New Roman" w:cs="Times New Roman"/>
+          <w:sz w:val="26"/>
+          <w:szCs w:val="26"/>
+          <w:lang w:val="vi-VN"/>
+        </w:rPr>
+        <w:t xml:space="preserve">Luồng hoạt động </w:t>
+      </w:r>
+    </w:p>
+    <w:p>
+      <w:pPr>
+        <w:ind w:left="360"/>
+        <w:rPr>
+          <w:rFonts w:ascii="Times New Roman" w:hAnsi="Times New Roman" w:cs="Times New Roman"/>
+          <w:sz w:val="26"/>
+          <w:szCs w:val="26"/>
+          <w:lang w:val="vi-VN"/>
+        </w:rPr>
+      </w:pPr>
+      <w:r>
+        <w:rPr>
+          <w:rFonts w:ascii="Times New Roman" w:hAnsi="Times New Roman" w:cs="Times New Roman"/>
+          <w:sz w:val="26"/>
+          <w:szCs w:val="26"/>
+          <w:lang w:val="vi-VN"/>
+        </w:rPr>
+        <w:lastRenderedPageBreak/>
+        <w:drawing>
+          <wp:inline distT="0" distB="0" distL="0" distR="0" wp14:anchorId="28545AD2" wp14:editId="472CEC87">
+            <wp:extent cx="4296375" cy="3743847"/>
+            <wp:effectExtent l="0" t="0" r="9525" b="0"/>
+            <wp:docPr id="1699007764" name="Picture 1"/>
+            <wp:cNvGraphicFramePr>
+              <a:graphicFrameLocks xmlns:a="http://schemas.openxmlformats.org/drawingml/2006/main" noChangeAspect="1"/>
+            </wp:cNvGraphicFramePr>
+            <a:graphic xmlns:a="http://schemas.openxmlformats.org/drawingml/2006/main">
+              <a:graphicData uri="http://schemas.openxmlformats.org/drawingml/2006/picture">
+                <pic:pic xmlns:pic="http://schemas.openxmlformats.org/drawingml/2006/picture">
+                  <pic:nvPicPr>
+                    <pic:cNvPr id="1699007764" name=""/>
+                    <pic:cNvPicPr/>
+                  </pic:nvPicPr>
+                  <pic:blipFill>
+                    <a:blip r:embed="rId27"/>
+                    <a:stretch>
+                      <a:fillRect/>
+                    </a:stretch>
+                  </pic:blipFill>
+                  <pic:spPr>
+                    <a:xfrm>
+                      <a:off x="0" y="0"/>
+                      <a:ext cx="4296375" cy="3743847"/>
+                    </a:xfrm>
+                    <a:prstGeom prst="rect">
+                      <a:avLst/>
+                    </a:prstGeom>
+                  </pic:spPr>
+                </pic:pic>
+              </a:graphicData>
+            </a:graphic>
+          </wp:inline>
+        </w:drawing>
+      </w:r>
+    </w:p>
+    <w:p>
+      <w:pPr>
+        <w:pStyle w:val="ListParagraph"/>
+        <w:numPr>
+          <w:ilvl w:val="0"/>
+          <w:numId w:val="6"/>
+        </w:numPr>
+        <w:rPr>
+          <w:rFonts w:ascii="Times New Roman" w:hAnsi="Times New Roman" w:cs="Times New Roman"/>
+          <w:sz w:val="26"/>
+          <w:szCs w:val="26"/>
+          <w:lang w:val="vi-VN"/>
+        </w:rPr>
+      </w:pPr>
+      <w:r>
+        <w:rPr>
+          <w:rFonts w:ascii="Times New Roman" w:hAnsi="Times New Roman" w:cs="Times New Roman"/>
+          <w:sz w:val="26"/>
+          <w:szCs w:val="26"/>
+          <w:lang w:val="vi-VN"/>
+        </w:rPr>
+        <w:t>Kết luận</w:t>
+      </w:r>
+    </w:p>
+    <w:p>
+      <w:pPr>
+        <w:pStyle w:val="NormalWeb"/>
+        <w:numPr>
+          <w:ilvl w:val="0"/>
+          <w:numId w:val="2"/>
+        </w:numPr>
+        <w:rPr>
+          <w:sz w:val="26"/>
+          <w:szCs w:val="26"/>
+          <w:lang w:val="vi-VN"/>
+        </w:rPr>
+      </w:pPr>
+      <w:r>
+        <w:rPr>
+          <w:b/>
+          <w:bCs/>
+          <w:sz w:val="26"/>
+          <w:szCs w:val="26"/>
+          <w:lang w:val="vi-VN"/>
+        </w:rPr>
+        <w:t>Mục đích:</w:t>
+      </w:r>
+      <w:r>
+        <w:rPr>
+          <w:sz w:val="26"/>
+          <w:szCs w:val="26"/>
+          <w:lang w:val="vi-VN"/>
+        </w:rPr>
+        <w:t xml:space="preserve"> Giải quyết sự </w:t>
+      </w:r>
+      <w:r>
+        <w:rPr>
+          <w:b/>
+          <w:bCs/>
+          <w:sz w:val="26"/>
+          <w:szCs w:val="26"/>
+          <w:lang w:val="vi-VN"/>
+        </w:rPr>
+        <w:t>không tương thích</w:t>
+      </w:r>
+      <w:r>
+        <w:rPr>
+          <w:sz w:val="26"/>
+          <w:szCs w:val="26"/>
+          <w:lang w:val="vi-VN"/>
+        </w:rPr>
+        <w:t xml:space="preserve"> về giao diện giữa Client và hệ thống sẵn có (Adaptee).</w:t>
+      </w:r>
+    </w:p>
+    <w:p>
+      <w:pPr>
+        <w:pStyle w:val="NormalWeb"/>
+        <w:numPr>
+          <w:ilvl w:val="0"/>
+          <w:numId w:val="2"/>
+        </w:numPr>
+        <w:rPr>
+          <w:sz w:val="26"/>
+          <w:szCs w:val="26"/>
+          <w:lang w:val="vi-VN"/>
+        </w:rPr>
+      </w:pPr>
+      <w:r>
+        <w:rPr>
+          <w:b/>
+          <w:bCs/>
+          <w:sz w:val="26"/>
+          <w:szCs w:val="26"/>
+          <w:lang w:val="vi-VN"/>
+        </w:rPr>
+        <w:t>Cơ chế:</w:t>
+      </w:r>
+      <w:r>
+        <w:rPr>
+          <w:sz w:val="26"/>
+          <w:szCs w:val="26"/>
+          <w:lang w:val="vi-VN"/>
+        </w:rPr>
+        <w:t xml:space="preserve"> Đóng vai trò lớp trung gian để chuyển đổi dữ liệu/gọi hàm mà không cần sửa đổi mã nguồn gốc.</w:t>
+      </w:r>
+    </w:p>
+    <w:p>
+      <w:pPr>
+        <w:pStyle w:val="NormalWeb"/>
+        <w:numPr>
+          <w:ilvl w:val="0"/>
+          <w:numId w:val="2"/>
+        </w:numPr>
+        <w:rPr>
+          <w:sz w:val="26"/>
+          <w:szCs w:val="26"/>
+          <w:lang w:val="vi-VN"/>
+        </w:rPr>
+      </w:pPr>
+      <w:r>
+        <w:rPr>
+          <w:b/>
+          <w:bCs/>
+          <w:sz w:val="26"/>
+          <w:szCs w:val="26"/>
+          <w:lang w:val="vi-VN"/>
+        </w:rPr>
+        <w:t>Ứng dụng:</w:t>
+      </w:r>
+      <w:r>
+        <w:rPr>
+          <w:sz w:val="26"/>
+          <w:szCs w:val="26"/>
+          <w:lang w:val="vi-VN"/>
+        </w:rPr>
+        <w:t xml:space="preserve"> Kết nối các hệ thống khác biệt (như XML và JSON) hoặc tích hợp thư viện cũ vào dự án mới.</w:t>
+      </w:r>
+    </w:p>
+    <w:p>
+      <w:pPr>
+        <w:pStyle w:val="Heading1"/>
+        <w:rPr>
+          <w:rFonts w:ascii="Times New Roman" w:hAnsi="Times New Roman" w:cs="Times New Roman"/>
+          <w:b/>
+          <w:bCs/>
+          <w:color w:val="auto"/>
+          <w:sz w:val="26"/>
+          <w:szCs w:val="26"/>
+          <w:lang w:val="vi-VN"/>
+        </w:rPr>
+      </w:pPr>
+      <w:bookmarkStart w:id="6" w:name="_Toc224936213"/>
+      <w:r>
+        <w:rPr>
+          <w:rFonts w:ascii="Times New Roman" w:hAnsi="Times New Roman" w:cs="Times New Roman"/>
+          <w:b/>
+          <w:bCs/>
+          <w:color w:val="auto"/>
+          <w:sz w:val="26"/>
+          <w:szCs w:val="26"/>
+          <w:lang w:val="vi-VN"/>
+        </w:rPr>
+        <w:t>Bài Tổng Hợp 6 pattern: Quản lý thư viện</w:t>
+      </w:r>
+      <w:bookmarkEnd w:id="6"/>
+    </w:p>
+    <w:p>
+      <w:pPr>
+        <w:pStyle w:val="NormalWeb"/>
+        <w:numPr>
+          <w:ilvl w:val="0"/>
+          <w:numId w:val="8"/>
+        </w:numPr>
+        <w:rPr>
+          <w:sz w:val="26"/>
+          <w:szCs w:val="26"/>
+          <w:lang w:val="vi-VN"/>
+        </w:rPr>
+      </w:pPr>
+      <w:r>
+        <w:rPr>
+          <w:sz w:val="26"/>
+          <w:szCs w:val="26"/>
+          <w:lang w:val="vi-VN"/>
+        </w:rPr>
+        <w:t>Sơ đồ Design</w:t>
+      </w:r>
+    </w:p>
+    <w:p>
+      <w:pPr>
+        <w:pStyle w:val="NormalWeb"/>
+        <w:rPr>
+          <w:sz w:val="26"/>
+          <w:szCs w:val="26"/>
+          <w:lang w:val="vi-VN"/>
+        </w:rPr>
+      </w:pPr>
+      <w:r>
+        <w:rPr>
+          <w:noProof/>
+          <w:sz w:val="26"/>
+          <w:szCs w:val="26"/>
+          <w:lang w:val="vi-VN"/>
+        </w:rPr>
+        <w:drawing>
+          <wp:inline distT="0" distB="0" distL="0" distR="0" wp14:anchorId="0F34043F" wp14:editId="47EF596C">
+            <wp:extent cx="5943600" cy="1892300"/>
+            <wp:effectExtent l="0" t="0" r="0" b="0"/>
+            <wp:docPr id="1958692145" name="Picture 7"/>
+            <wp:cNvGraphicFramePr>
+              <a:graphicFrameLocks xmlns:a="http://schemas.openxmlformats.org/drawingml/2006/main" noChangeAspect="1"/>
+            </wp:cNvGraphicFramePr>
+            <a:graphic xmlns:a="http://schemas.openxmlformats.org/drawingml/2006/main">
+              <a:graphicData uri="http://schemas.openxmlformats.org/drawingml/2006/picture">
+                <pic:pic xmlns:pic="http://schemas.openxmlformats.org/drawingml/2006/picture">
+                  <pic:nvPicPr>
+                    <pic:cNvPr id="1958692145" name="Picture 1958692145"/>
+                    <pic:cNvPicPr/>
+                  </pic:nvPicPr>
+                  <pic:blipFill>
+                    <a:blip r:embed="rId28" cstate="print">
+                      <a:extLst>
+                        <a:ext uri="{28A0092B-C50C-407E-A947-70E740481C1C}">
+                          <a14:useLocalDpi xmlns:a14="http://schemas.microsoft.com/office/drawing/2010/main" val="0"/>
+                        </a:ext>
+                      </a:extLst>
+                    </a:blip>
+                    <a:stretch>
+                      <a:fillRect/>
+                    </a:stretch>
+                  </pic:blipFill>
+                  <pic:spPr>
+                    <a:xfrm>
+                      <a:off x="0" y="0"/>
+                      <a:ext cx="5943600" cy="1892300"/>
+                    </a:xfrm>
+                    <a:prstGeom prst="rect">
+                      <a:avLst/>
+                    </a:prstGeom>
+                  </pic:spPr>
+                </pic:pic>
+              </a:graphicData>
+            </a:graphic>
+          </wp:inline>
+        </w:drawing>
+      </w:r>
+    </w:p>
+    <w:p>
+      <w:pPr>
+        <w:pStyle w:val="NormalWeb"/>
+        <w:numPr>
+          <w:ilvl w:val="0"/>
+          <w:numId w:val="8"/>
+        </w:numPr>
+        <w:rPr>
+          <w:sz w:val="26"/>
+          <w:szCs w:val="26"/>
+          <w:lang w:val="vi-VN"/>
+        </w:rPr>
+      </w:pPr>
+      <w:r>
+        <w:rPr>
+          <w:sz w:val="26"/>
+          <w:szCs w:val="26"/>
+          <w:lang w:val="vi-VN"/>
+        </w:rPr>
+        <w:lastRenderedPageBreak/>
+        <w:t>Cấu trúc mã nguồn</w:t>
+      </w:r>
+    </w:p>
+    <w:p>
+      <w:pPr>
+        <w:pStyle w:val="NormalWeb"/>
+        <w:rPr>
+          <w:sz w:val="26"/>
+          <w:szCs w:val="26"/>
+          <w:lang w:val="vi-VN"/>
+        </w:rPr>
+      </w:pPr>
+      <w:r>
+        <w:rPr>
+          <w:sz w:val="26"/>
+          <w:szCs w:val="26"/>
+          <w:lang w:val="vi-VN"/>
+        </w:rPr>
+        <w:drawing>
+          <wp:inline distT="0" distB="0" distL="0" distR="0" wp14:anchorId="0F41F38D" wp14:editId="658A6886">
+            <wp:extent cx="5943600" cy="2522855"/>
+            <wp:effectExtent l="0" t="0" r="0" b="0"/>
+            <wp:docPr id="2063646224" name="Picture 1"/>
+            <wp:cNvGraphicFramePr>
+              <a:graphicFrameLocks xmlns:a="http://schemas.openxmlformats.org/drawingml/2006/main" noChangeAspect="1"/>
+            </wp:cNvGraphicFramePr>
+            <a:graphic xmlns:a="http://schemas.openxmlformats.org/drawingml/2006/main">
+              <a:graphicData uri="http://schemas.openxmlformats.org/drawingml/2006/picture">
+                <pic:pic xmlns:pic="http://schemas.openxmlformats.org/drawingml/2006/picture">
+                  <pic:nvPicPr>
+                    <pic:cNvPr id="2063646224" name=""/>
+                    <pic:cNvPicPr/>
+                  </pic:nvPicPr>
+                  <pic:blipFill>
+                    <a:blip r:embed="rId29"/>
+                    <a:stretch>
+                      <a:fillRect/>
+                    </a:stretch>
+                  </pic:blipFill>
+                  <pic:spPr>
+                    <a:xfrm>
+                      <a:off x="0" y="0"/>
+                      <a:ext cx="5943600" cy="2522855"/>
+                    </a:xfrm>
+                    <a:prstGeom prst="rect">
+                      <a:avLst/>
+                    </a:prstGeom>
+                  </pic:spPr>
+                </pic:pic>
+              </a:graphicData>
+            </a:graphic>
+          </wp:inline>
+        </w:drawing>
+      </w:r>
+    </w:p>
+    <w:p>
+      <w:pPr>
+        <w:pStyle w:val="NormalWeb"/>
+        <w:rPr>
+          <w:sz w:val="26"/>
+          <w:szCs w:val="26"/>
+          <w:lang w:val="vi-VN"/>
+        </w:rPr>
+      </w:pPr>
+      <w:r>
+        <w:rPr>
+          <w:sz w:val="26"/>
+          <w:szCs w:val="26"/>
+          <w:lang w:val="vi-VN"/>
+        </w:rPr>
+        <w:drawing>
+          <wp:inline distT="0" distB="0" distL="0" distR="0" wp14:anchorId="6B655F2C" wp14:editId="74781A8E">
+            <wp:extent cx="5943600" cy="3211830"/>
+            <wp:effectExtent l="0" t="0" r="0" b="7620"/>
+            <wp:docPr id="1507209375" name="Picture 1"/>
+            <wp:cNvGraphicFramePr>
+              <a:graphicFrameLocks xmlns:a="http://schemas.openxmlformats.org/drawingml/2006/main" noChangeAspect="1"/>
+            </wp:cNvGraphicFramePr>
+            <a:graphic xmlns:a="http://schemas.openxmlformats.org/drawingml/2006/main">
+              <a:graphicData uri="http://schemas.openxmlformats.org/drawingml/2006/picture">
+                <pic:pic xmlns:pic="http://schemas.openxmlformats.org/drawingml/2006/picture">
+                  <pic:nvPicPr>
+                    <pic:cNvPr id="1507209375" name=""/>
+                    <pic:cNvPicPr/>
+                  </pic:nvPicPr>
+                  <pic:blipFill>
+                    <a:blip r:embed="rId30"/>
+                    <a:stretch>
+                      <a:fillRect/>
+                    </a:stretch>
+                  </pic:blipFill>
+                  <pic:spPr>
+                    <a:xfrm>
+                      <a:off x="0" y="0"/>
+                      <a:ext cx="5943600" cy="3211830"/>
+                    </a:xfrm>
+                    <a:prstGeom prst="rect">
+                      <a:avLst/>
+                    </a:prstGeom>
+                  </pic:spPr>
+                </pic:pic>
+              </a:graphicData>
+            </a:graphic>
+          </wp:inline>
+        </w:drawing>
+      </w:r>
+    </w:p>
+    <w:p>
+      <w:pPr>
+        <w:pStyle w:val="NormalWeb"/>
+        <w:numPr>
+          <w:ilvl w:val="0"/>
+          <w:numId w:val="2"/>
+        </w:numPr>
+        <w:rPr>
+          <w:sz w:val="26"/>
+          <w:szCs w:val="26"/>
+          <w:lang w:val="vi-VN"/>
+        </w:rPr>
+      </w:pPr>
+      <w:r>
+        <w:rPr>
+          <w:rStyle w:val="Strong"/>
+          <w:sz w:val="26"/>
+          <w:szCs w:val="26"/>
+          <w:lang w:val="vi-VN"/>
+        </w:rPr>
+        <w:t>book/</w:t>
+      </w:r>
+      <w:r>
+        <w:rPr>
+          <w:sz w:val="26"/>
+          <w:szCs w:val="26"/>
+          <w:lang w:val="vi-VN"/>
+        </w:rPr>
+        <w:t>: Chứa các lớp liên quan đến sách và Factory Method.</w:t>
+      </w:r>
+    </w:p>
+    <w:p>
+      <w:pPr>
+        <w:pStyle w:val="NormalWeb"/>
+        <w:numPr>
+          <w:ilvl w:val="0"/>
+          <w:numId w:val="2"/>
+        </w:numPr>
+        <w:rPr>
+          <w:sz w:val="26"/>
+          <w:szCs w:val="26"/>
+          <w:lang w:val="vi-VN"/>
+        </w:rPr>
+      </w:pPr>
+      <w:r>
+        <w:rPr>
+          <w:rStyle w:val="Strong"/>
+          <w:sz w:val="26"/>
+          <w:szCs w:val="26"/>
+        </w:rPr>
+        <w:t>library/</w:t>
+      </w:r>
+      <w:r>
+        <w:rPr>
+          <w:sz w:val="26"/>
+          <w:szCs w:val="26"/>
+        </w:rPr>
+        <w:t xml:space="preserve">: Chứa lớp </w:t>
+      </w:r>
+      <w:r>
+        <w:rPr>
+          <w:rStyle w:val="HTMLCode"/>
+          <w:rFonts w:ascii="Times New Roman" w:eastAsiaTheme="majorEastAsia" w:hAnsi="Times New Roman" w:cs="Times New Roman"/>
+          <w:sz w:val="26"/>
+          <w:szCs w:val="26"/>
+        </w:rPr>
+        <w:t>Library</w:t>
+      </w:r>
+      <w:r>
+        <w:rPr>
+          <w:sz w:val="26"/>
+          <w:szCs w:val="26"/>
+        </w:rPr>
+        <w:t xml:space="preserve"> (Singleton) và các lớp Observer (</w:t>
+      </w:r>
+      <w:r>
+        <w:rPr>
+          <w:rStyle w:val="HTMLCode"/>
+          <w:rFonts w:ascii="Times New Roman" w:eastAsiaTheme="majorEastAsia" w:hAnsi="Times New Roman" w:cs="Times New Roman"/>
+          <w:sz w:val="26"/>
+          <w:szCs w:val="26"/>
+        </w:rPr>
+        <w:t>Librarian</w:t>
+      </w:r>
+      <w:r>
+        <w:rPr>
+          <w:sz w:val="26"/>
+          <w:szCs w:val="26"/>
+        </w:rPr>
+        <w:t xml:space="preserve">, </w:t>
+      </w:r>
+      <w:r>
+        <w:rPr>
+          <w:rStyle w:val="HTMLCode"/>
+          <w:rFonts w:ascii="Times New Roman" w:eastAsiaTheme="majorEastAsia" w:hAnsi="Times New Roman" w:cs="Times New Roman"/>
+          <w:sz w:val="26"/>
+          <w:szCs w:val="26"/>
+        </w:rPr>
+        <w:t>Member</w:t>
+      </w:r>
+      <w:r>
+        <w:rPr>
+          <w:sz w:val="26"/>
+          <w:szCs w:val="26"/>
+        </w:rPr>
+        <w:t>).</w:t>
+      </w:r>
+    </w:p>
+    <w:p>
+      <w:pPr>
+        <w:pStyle w:val="NormalWeb"/>
+        <w:numPr>
+          <w:ilvl w:val="0"/>
+          <w:numId w:val="2"/>
+        </w:numPr>
+        <w:rPr>
+          <w:sz w:val="26"/>
+          <w:szCs w:val="26"/>
+          <w:lang w:val="vi-VN"/>
+        </w:rPr>
+      </w:pPr>
+      <w:r>
+        <w:rPr>
+          <w:rStyle w:val="Strong"/>
+          <w:sz w:val="26"/>
+          <w:szCs w:val="26"/>
+        </w:rPr>
+        <w:t>search/</w:t>
+      </w:r>
+      <w:r>
+        <w:rPr>
+          <w:sz w:val="26"/>
+          <w:szCs w:val="26"/>
+        </w:rPr>
+        <w:t>: Chứa các chiến lược tìm kiếm (Strategy Pattern).</w:t>
+      </w:r>
+    </w:p>
+    <w:p>
+      <w:pPr>
+        <w:pStyle w:val="NormalWeb"/>
+        <w:numPr>
+          <w:ilvl w:val="0"/>
+          <w:numId w:val="2"/>
+        </w:numPr>
+        <w:rPr>
+          <w:sz w:val="26"/>
+          <w:szCs w:val="26"/>
+          <w:lang w:val="vi-VN"/>
+        </w:rPr>
+      </w:pPr>
+      <w:r>
+        <w:rPr>
+          <w:rStyle w:val="Strong"/>
+          <w:sz w:val="26"/>
+          <w:szCs w:val="26"/>
+          <w:lang w:val="vi-VN"/>
+        </w:rPr>
+        <w:t>loan/</w:t>
+      </w:r>
+      <w:r>
+        <w:rPr>
+          <w:sz w:val="26"/>
+          <w:szCs w:val="26"/>
+          <w:lang w:val="vi-VN"/>
+        </w:rPr>
+        <w:t>: Chứa các lớp liên quan đến dịch vụ mượn sách và Decorator Pattern.</w:t>
+      </w:r>
+    </w:p>
+    <w:p>
+      <w:pPr>
+        <w:pStyle w:val="NormalWeb"/>
+        <w:numPr>
+          <w:ilvl w:val="0"/>
+          <w:numId w:val="2"/>
+        </w:numPr>
+        <w:rPr>
+          <w:sz w:val="26"/>
+          <w:szCs w:val="26"/>
+          <w:lang w:val="vi-VN"/>
+        </w:rPr>
+      </w:pPr>
+      <w:r>
+        <w:rPr>
+          <w:rStyle w:val="Strong"/>
+          <w:sz w:val="26"/>
+          <w:szCs w:val="26"/>
+          <w:lang w:val="vi-VN"/>
+        </w:rPr>
+        <w:t>Main.java</w:t>
+      </w:r>
+      <w:r>
+        <w:rPr>
+          <w:sz w:val="26"/>
+          <w:szCs w:val="26"/>
+          <w:lang w:val="vi-VN"/>
+        </w:rPr>
+        <w:t>: Chạy demo toàn hệ thống.</w:t>
+      </w:r>
+    </w:p>
+    <w:p>
+      <w:pPr>
+        <w:pStyle w:val="NormalWeb"/>
+        <w:numPr>
+          <w:ilvl w:val="0"/>
+          <w:numId w:val="8"/>
+        </w:numPr>
+        <w:rPr>
+          <w:sz w:val="26"/>
+          <w:szCs w:val="26"/>
+          <w:lang w:val="vi-VN"/>
+        </w:rPr>
+      </w:pPr>
+      <w:r>
+        <w:rPr>
+          <w:sz w:val="26"/>
+          <w:szCs w:val="26"/>
+          <w:lang w:val="vi-VN"/>
+        </w:rPr>
+        <w:t>Kết luận</w:t>
+      </w:r>
+    </w:p>
+    <w:p>
+      <w:pPr>
+        <w:pStyle w:val="NormalWeb"/>
+        <w:ind w:left="360"/>
+        <w:rPr>
+          <w:sz w:val="26"/>
+          <w:szCs w:val="26"/>
+          <w:lang w:val="vi-VN"/>
+        </w:rPr>
+      </w:pPr>
+      <w:r>
+        <w:rPr>
+          <w:sz w:val="26"/>
+          <w:szCs w:val="26"/>
+          <w:lang w:val="vi-VN"/>
+        </w:rPr>
+        <w:lastRenderedPageBreak/>
+        <w:t xml:space="preserve">Trong hệ thống quản lý thư viện mà bạn đã xây dựng, mỗi </w:t>
+      </w:r>
+      <w:r>
+        <w:rPr>
+          <w:b/>
+          <w:bCs/>
+          <w:sz w:val="26"/>
+          <w:szCs w:val="26"/>
+          <w:lang w:val="vi-VN"/>
+        </w:rPr>
+        <w:t>Design Pattern</w:t>
+      </w:r>
+      <w:r>
+        <w:rPr>
+          <w:sz w:val="26"/>
+          <w:szCs w:val="26"/>
+          <w:lang w:val="vi-VN"/>
+        </w:rPr>
+        <w:t xml:space="preserve"> đóng một vai trò rõ ràng và giải quyết một vấn đề cụ thể:</w:t>
+      </w:r>
+    </w:p>
+    <w:p>
+      <w:pPr>
+        <w:pStyle w:val="NormalWeb"/>
+        <w:numPr>
+          <w:ilvl w:val="0"/>
+          <w:numId w:val="10"/>
+        </w:numPr>
+        <w:rPr>
+          <w:sz w:val="26"/>
+          <w:szCs w:val="26"/>
+          <w:lang w:val="vi-VN"/>
+        </w:rPr>
+      </w:pPr>
+      <w:r>
+        <w:rPr>
+          <w:b/>
+          <w:bCs/>
+          <w:sz w:val="26"/>
+          <w:szCs w:val="26"/>
+          <w:lang w:val="vi-VN"/>
+        </w:rPr>
+        <w:t>Singleton Pattern (Library)</w:t>
+      </w:r>
+    </w:p>
+    <w:p>
+      <w:pPr>
+        <w:pStyle w:val="NormalWeb"/>
+        <w:numPr>
+          <w:ilvl w:val="1"/>
+          <w:numId w:val="10"/>
+        </w:numPr>
+        <w:rPr>
+          <w:sz w:val="26"/>
+          <w:szCs w:val="26"/>
+          <w:lang w:val="vi-VN"/>
+        </w:rPr>
+      </w:pPr>
+      <w:r>
+        <w:rPr>
+          <w:sz w:val="26"/>
+          <w:szCs w:val="26"/>
+          <w:lang w:val="vi-VN"/>
+        </w:rPr>
+        <w:t>Đảm bảo chỉ có một đối tượng Library duy nhất trong toàn hệ thống.</w:t>
+      </w:r>
+    </w:p>
+    <w:p>
+      <w:pPr>
+        <w:pStyle w:val="NormalWeb"/>
+        <w:numPr>
+          <w:ilvl w:val="1"/>
+          <w:numId w:val="10"/>
+        </w:numPr>
+        <w:rPr>
+          <w:sz w:val="26"/>
+          <w:szCs w:val="26"/>
+          <w:lang w:val="vi-VN"/>
+        </w:rPr>
+      </w:pPr>
+      <w:r>
+        <w:rPr>
+          <w:sz w:val="26"/>
+          <w:szCs w:val="26"/>
+          <w:lang w:val="vi-VN"/>
+        </w:rPr>
+        <w:t>Giúp quản lý tập trung danh sách sách và danh sách Observer.</w:t>
+      </w:r>
+    </w:p>
+    <w:p>
+      <w:pPr>
+        <w:pStyle w:val="NormalWeb"/>
+        <w:numPr>
+          <w:ilvl w:val="1"/>
+          <w:numId w:val="10"/>
+        </w:numPr>
+        <w:rPr>
+          <w:sz w:val="26"/>
+          <w:szCs w:val="26"/>
+          <w:lang w:val="vi-VN"/>
+        </w:rPr>
+      </w:pPr>
+      <w:r>
+        <w:rPr>
+          <w:sz w:val="26"/>
+          <w:szCs w:val="26"/>
+          <w:lang w:val="vi-VN"/>
+        </w:rPr>
+        <w:t>Tránh việc tạo nhiều thư viện khác nhau gây mất đồng bộ dữ liệu.</w:t>
+      </w:r>
+    </w:p>
+    <w:p>
+      <w:pPr>
+        <w:pStyle w:val="NormalWeb"/>
+        <w:numPr>
+          <w:ilvl w:val="0"/>
+          <w:numId w:val="10"/>
+        </w:numPr>
+        <w:rPr>
+          <w:sz w:val="26"/>
+          <w:szCs w:val="26"/>
+          <w:lang w:val="vi-VN"/>
+        </w:rPr>
+      </w:pPr>
+      <w:r>
+        <w:rPr>
+          <w:b/>
+          <w:bCs/>
+          <w:sz w:val="26"/>
+          <w:szCs w:val="26"/>
+          <w:lang w:val="vi-VN"/>
+        </w:rPr>
+        <w:t>Factory Method Pattern (BookFactory)</w:t>
+      </w:r>
+    </w:p>
+    <w:p>
+      <w:pPr>
+        <w:pStyle w:val="NormalWeb"/>
+        <w:numPr>
+          <w:ilvl w:val="1"/>
+          <w:numId w:val="10"/>
+        </w:numPr>
+        <w:rPr>
+          <w:sz w:val="26"/>
+          <w:szCs w:val="26"/>
+          <w:lang w:val="vi-VN"/>
+        </w:rPr>
+      </w:pPr>
+      <w:r>
+        <w:rPr>
+          <w:sz w:val="26"/>
+          <w:szCs w:val="26"/>
+          <w:lang w:val="vi-VN"/>
+        </w:rPr>
+        <w:t>Cho phép tạo ra nhiều loại sách khác nhau (PaperBook, EBook, AudioBook) mà không cần thay đổi code ở phía client.</w:t>
+      </w:r>
+    </w:p>
+    <w:p>
+      <w:pPr>
+        <w:pStyle w:val="NormalWeb"/>
+        <w:numPr>
+          <w:ilvl w:val="1"/>
+          <w:numId w:val="10"/>
+        </w:numPr>
+        <w:rPr>
+          <w:sz w:val="26"/>
+          <w:szCs w:val="26"/>
+          <w:lang w:val="vi-VN"/>
+        </w:rPr>
+      </w:pPr>
+      <w:r>
+        <w:rPr>
+          <w:sz w:val="26"/>
+          <w:szCs w:val="26"/>
+          <w:lang w:val="vi-VN"/>
+        </w:rPr>
+        <w:t>Giúp hệ thống dễ mở rộng khi thêm loại sách mới (ví dụ: BrailleBook, ComicBook).</w:t>
+      </w:r>
+    </w:p>
+    <w:p>
+      <w:pPr>
+        <w:pStyle w:val="NormalWeb"/>
+        <w:numPr>
+          <w:ilvl w:val="1"/>
+          <w:numId w:val="10"/>
+        </w:numPr>
+        <w:rPr>
+          <w:sz w:val="26"/>
+          <w:szCs w:val="26"/>
+          <w:lang w:val="vi-VN"/>
+        </w:rPr>
+      </w:pPr>
+      <w:r>
+        <w:rPr>
+          <w:sz w:val="26"/>
+          <w:szCs w:val="26"/>
+          <w:lang w:val="vi-VN"/>
+        </w:rPr>
+        <w:t>Tách biệt logic khởi tạo khỏi phần sử dụng.</w:t>
+      </w:r>
+    </w:p>
+    <w:p>
+      <w:pPr>
+        <w:pStyle w:val="NormalWeb"/>
+        <w:numPr>
+          <w:ilvl w:val="0"/>
+          <w:numId w:val="10"/>
+        </w:numPr>
+        <w:rPr>
+          <w:sz w:val="26"/>
+          <w:szCs w:val="26"/>
+          <w:lang w:val="vi-VN"/>
+        </w:rPr>
+      </w:pPr>
+      <w:r>
+        <w:rPr>
+          <w:b/>
+          <w:bCs/>
+          <w:sz w:val="26"/>
+          <w:szCs w:val="26"/>
+          <w:lang w:val="vi-VN"/>
+        </w:rPr>
+        <w:t>Strategy Pattern (SearchStrategy)</w:t>
+      </w:r>
+    </w:p>
+    <w:p>
+      <w:pPr>
+        <w:pStyle w:val="NormalWeb"/>
+        <w:numPr>
+          <w:ilvl w:val="1"/>
+          <w:numId w:val="10"/>
+        </w:numPr>
+        <w:rPr>
+          <w:sz w:val="26"/>
+          <w:szCs w:val="26"/>
+          <w:lang w:val="vi-VN"/>
+        </w:rPr>
+      </w:pPr>
+      <w:r>
+        <w:rPr>
+          <w:sz w:val="26"/>
+          <w:szCs w:val="26"/>
+          <w:lang w:val="vi-VN"/>
+        </w:rPr>
+        <w:t>Cho phép thay đổi thuật toán tìm kiếm linh hoạt mà không ảnh hưởng đến lớp Library.</w:t>
+      </w:r>
+    </w:p>
+    <w:p>
+      <w:pPr>
+        <w:pStyle w:val="NormalWeb"/>
+        <w:numPr>
+          <w:ilvl w:val="1"/>
+          <w:numId w:val="10"/>
+        </w:numPr>
+        <w:rPr>
+          <w:sz w:val="26"/>
+          <w:szCs w:val="26"/>
+          <w:lang w:val="vi-VN"/>
+        </w:rPr>
+      </w:pPr>
+      <w:r>
+        <w:rPr>
+          <w:sz w:val="26"/>
+          <w:szCs w:val="26"/>
+          <w:lang w:val="vi-VN"/>
+        </w:rPr>
+        <w:t xml:space="preserve">Người dùng có thể chọn tìm theo </w:t>
+      </w:r>
+      <w:r>
+        <w:rPr>
+          <w:b/>
+          <w:bCs/>
+          <w:sz w:val="26"/>
+          <w:szCs w:val="26"/>
+          <w:lang w:val="vi-VN"/>
+        </w:rPr>
+        <w:t>tiêu đề</w:t>
+      </w:r>
+      <w:r>
+        <w:rPr>
+          <w:sz w:val="26"/>
+          <w:szCs w:val="26"/>
+          <w:lang w:val="vi-VN"/>
+        </w:rPr>
+        <w:t xml:space="preserve">, </w:t>
+      </w:r>
+      <w:r>
+        <w:rPr>
+          <w:b/>
+          <w:bCs/>
+          <w:sz w:val="26"/>
+          <w:szCs w:val="26"/>
+          <w:lang w:val="vi-VN"/>
+        </w:rPr>
+        <w:t>tác giả</w:t>
+      </w:r>
+      <w:r>
+        <w:rPr>
+          <w:sz w:val="26"/>
+          <w:szCs w:val="26"/>
+          <w:lang w:val="vi-VN"/>
+        </w:rPr>
+        <w:t xml:space="preserve">, hoặc </w:t>
+      </w:r>
+      <w:r>
+        <w:rPr>
+          <w:b/>
+          <w:bCs/>
+          <w:sz w:val="26"/>
+          <w:szCs w:val="26"/>
+          <w:lang w:val="vi-VN"/>
+        </w:rPr>
+        <w:t>thể loại</w:t>
+      </w:r>
+      <w:r>
+        <w:rPr>
+          <w:sz w:val="26"/>
+          <w:szCs w:val="26"/>
+          <w:lang w:val="vi-VN"/>
+        </w:rPr>
+        <w:t>.</w:t>
+      </w:r>
+    </w:p>
+    <w:p>
+      <w:pPr>
+        <w:pStyle w:val="NormalWeb"/>
+        <w:numPr>
+          <w:ilvl w:val="1"/>
+          <w:numId w:val="10"/>
+        </w:numPr>
+        <w:rPr>
+          <w:sz w:val="26"/>
+          <w:szCs w:val="26"/>
+          <w:lang w:val="vi-VN"/>
+        </w:rPr>
+      </w:pPr>
+      <w:r>
+        <w:rPr>
+          <w:sz w:val="26"/>
+          <w:szCs w:val="26"/>
+          <w:lang w:val="vi-VN"/>
+        </w:rPr>
+        <w:t>Dễ mở rộng thêm các chiến lược khác (ví dụ: tìm theo năm xuất bản, ISBN).</w:t>
+      </w:r>
+    </w:p>
+    <w:p>
+      <w:pPr>
+        <w:pStyle w:val="NormalWeb"/>
+        <w:numPr>
+          <w:ilvl w:val="0"/>
+          <w:numId w:val="10"/>
+        </w:numPr>
+        <w:rPr>
+          <w:sz w:val="26"/>
+          <w:szCs w:val="26"/>
+          <w:lang w:val="vi-VN"/>
+        </w:rPr>
+      </w:pPr>
+      <w:r>
+        <w:rPr>
+          <w:b/>
+          <w:bCs/>
+          <w:sz w:val="26"/>
+          <w:szCs w:val="26"/>
+          <w:lang w:val="vi-VN"/>
+        </w:rPr>
+        <w:t>Observer Pattern (Librarian, Member)</w:t>
+      </w:r>
+    </w:p>
+    <w:p>
+      <w:pPr>
+        <w:pStyle w:val="NormalWeb"/>
+        <w:numPr>
+          <w:ilvl w:val="1"/>
+          <w:numId w:val="10"/>
+        </w:numPr>
+        <w:rPr>
+          <w:sz w:val="26"/>
+          <w:szCs w:val="26"/>
+          <w:lang w:val="vi-VN"/>
+        </w:rPr>
+      </w:pPr>
+      <w:r>
+        <w:rPr>
+          <w:sz w:val="26"/>
+          <w:szCs w:val="26"/>
+          <w:lang w:val="vi-VN"/>
+        </w:rPr>
+        <w:t>Khi có sự kiện (thêm sách mới, sách hết hạn mượn), hệ thống tự động thông báo cho những người quan tâm.</w:t>
+      </w:r>
+    </w:p>
+    <w:p>
+      <w:pPr>
+        <w:pStyle w:val="NormalWeb"/>
+        <w:numPr>
+          <w:ilvl w:val="1"/>
+          <w:numId w:val="10"/>
+        </w:numPr>
+        <w:rPr>
+          <w:sz w:val="26"/>
+          <w:szCs w:val="26"/>
+          <w:lang w:val="vi-VN"/>
+        </w:rPr>
+      </w:pPr>
+      <w:r>
+        <w:rPr>
+          <w:sz w:val="26"/>
+          <w:szCs w:val="26"/>
+          <w:lang w:val="vi-VN"/>
+        </w:rPr>
+        <w:t>Giúp tách biệt logic quản lý sách với logic thông báo.</w:t>
+      </w:r>
+    </w:p>
+    <w:p>
+      <w:pPr>
+        <w:pStyle w:val="NormalWeb"/>
+        <w:numPr>
+          <w:ilvl w:val="1"/>
+          <w:numId w:val="10"/>
+        </w:numPr>
+        <w:rPr>
+          <w:sz w:val="26"/>
+          <w:szCs w:val="26"/>
+          <w:lang w:val="vi-VN"/>
+        </w:rPr>
+      </w:pPr>
+      <w:r>
+        <w:rPr>
+          <w:sz w:val="26"/>
+          <w:szCs w:val="26"/>
+          <w:lang w:val="vi-VN"/>
+        </w:rPr>
+        <w:t>Dễ mở rộng thêm nhiều loại Observer khác nhau (ví dụ: hệ thống email, ứng dụng di động).</w:t>
+      </w:r>
+    </w:p>
+    <w:p>
+      <w:pPr>
+        <w:pStyle w:val="NormalWeb"/>
+        <w:numPr>
+          <w:ilvl w:val="0"/>
+          <w:numId w:val="10"/>
+        </w:numPr>
+        <w:rPr>
+          <w:sz w:val="26"/>
+          <w:szCs w:val="26"/>
+          <w:lang w:val="vi-VN"/>
+        </w:rPr>
+      </w:pPr>
+      <w:r>
+        <w:rPr>
+          <w:b/>
+          <w:bCs/>
+          <w:sz w:val="26"/>
+          <w:szCs w:val="26"/>
+          <w:lang w:val="vi-VN"/>
+        </w:rPr>
+        <w:t>Decorator Pattern (LoanService)</w:t>
+      </w:r>
+    </w:p>
+    <w:p>
+      <w:pPr>
+        <w:pStyle w:val="NormalWeb"/>
+        <w:numPr>
+          <w:ilvl w:val="1"/>
+          <w:numId w:val="10"/>
+        </w:numPr>
+        <w:rPr>
+          <w:sz w:val="26"/>
+          <w:szCs w:val="26"/>
+          <w:lang w:val="vi-VN"/>
+        </w:rPr>
+      </w:pPr>
+      <w:r>
+        <w:rPr>
+          <w:sz w:val="26"/>
+          <w:szCs w:val="26"/>
+          <w:lang w:val="vi-VN"/>
+        </w:rPr>
+        <w:t>Cho phép mở rộng dịch vụ mượn sách mà không cần thay đổi lớp gốc.</w:t>
+      </w:r>
+    </w:p>
+    <w:p>
+      <w:pPr>
+        <w:pStyle w:val="NormalWeb"/>
+        <w:numPr>
+          <w:ilvl w:val="1"/>
+          <w:numId w:val="10"/>
+        </w:numPr>
+        <w:rPr>
+          <w:sz w:val="26"/>
+          <w:szCs w:val="26"/>
+          <w:lang w:val="vi-VN"/>
+        </w:rPr>
+      </w:pPr>
+      <w:r>
+        <w:rPr>
+          <w:sz w:val="26"/>
+          <w:szCs w:val="26"/>
+          <w:lang w:val="vi-VN"/>
+        </w:rPr>
+        <w:t xml:space="preserve">Ví dụ: thêm tính năng </w:t>
+      </w:r>
+      <w:r>
+        <w:rPr>
+          <w:b/>
+          <w:bCs/>
+          <w:sz w:val="26"/>
+          <w:szCs w:val="26"/>
+          <w:lang w:val="vi-VN"/>
+        </w:rPr>
+        <w:t>gia hạn thời gian mượn</w:t>
+      </w:r>
+      <w:r>
+        <w:rPr>
+          <w:sz w:val="26"/>
+          <w:szCs w:val="26"/>
+          <w:lang w:val="vi-VN"/>
+        </w:rPr>
+        <w:t xml:space="preserve">, </w:t>
+      </w:r>
+      <w:r>
+        <w:rPr>
+          <w:b/>
+          <w:bCs/>
+          <w:sz w:val="26"/>
+          <w:szCs w:val="26"/>
+          <w:lang w:val="vi-VN"/>
+        </w:rPr>
+        <w:t>phiên bản đặc biệt</w:t>
+      </w:r>
+      <w:r>
+        <w:rPr>
+          <w:sz w:val="26"/>
+          <w:szCs w:val="26"/>
+          <w:lang w:val="vi-VN"/>
+        </w:rPr>
+        <w:t>.</w:t>
+      </w:r>
+    </w:p>
+    <w:p>
+      <w:pPr>
+        <w:pStyle w:val="NormalWeb"/>
+        <w:numPr>
+          <w:ilvl w:val="1"/>
+          <w:numId w:val="10"/>
+        </w:numPr>
+        <w:rPr>
+          <w:sz w:val="26"/>
+          <w:szCs w:val="26"/>
+          <w:lang w:val="vi-VN"/>
+        </w:rPr>
+      </w:pPr>
+      <w:r>
+        <w:rPr>
+          <w:sz w:val="26"/>
+          <w:szCs w:val="26"/>
+          <w:lang w:val="vi-VN"/>
+        </w:rPr>
+        <w:t>Dễ dàng kết hợp nhiều tính năng bổ sung bằng cách bọc chồng các Decorator.</w:t>
+      </w:r>
+    </w:p>
+    <w:p>
+      <w:pPr>
+        <w:pStyle w:val="NormalWeb"/>
+        <w:ind w:left="360"/>
+        <w:rPr>
+          <w:sz w:val="26"/>
+          <w:szCs w:val="26"/>
+          <w:lang w:val="vi-VN"/>
+        </w:rPr>
+      </w:pPr>
     </w:p>
     <w:sectPr>
       <w:pgSz w:w="12240" w:h="15840"/>
@@ -429,8 +5326,1035 @@
 </w:document>
 </file>
 
+<file path=word/numbering.xml><?xml version="1.0" encoding="utf-8"?>
+<w:numbering xmlns:wpc="http://schemas.microsoft.com/office/word/2010/wordprocessingCanvas" xmlns:cx="http://schemas.microsoft.com/office/drawing/2014/chartex" xmlns:cx1="http://schemas.microsoft.com/office/drawing/2015/9/8/chartex" xmlns:cx2="http://schemas.microsoft.com/office/drawing/2015/10/21/chartex" xmlns:cx3="http://schemas.microsoft.com/office/drawing/2016/5/9/chartex" xmlns:cx4="http://schemas.microsoft.com/office/drawing/2016/5/10/chartex" xmlns:cx5="http://schemas.microsoft.com/office/drawing/2016/5/11/chartex" xmlns:cx6="http://schemas.microsoft.com/office/drawing/2016/5/12/chartex" xmlns:cx7="http://schemas.microsoft.com/office/drawing/2016/5/13/chartex" xmlns:cx8="http://schemas.microsoft.com/office/drawing/2016/5/14/chartex" xmlns:mc="http://schemas.openxmlformats.org/markup-compatibility/2006" xmlns:aink="http://schemas.microsoft.com/office/drawing/2016/ink" xmlns:am3d="http://schemas.microsoft.com/office/drawing/2017/model3d" xmlns:o="urn:schemas-microsoft-com:office:office" xmlns:oel="http://schemas.microsoft.com/office/2019/extlst" xmlns:r="http://schemas.openxmlformats.org/officeDocument/2006/relationships" xmlns:m="http://schemas.openxmlformats.org/officeDocument/2006/math" xmlns:v="urn:schemas-microsoft-com:vml" xmlns:wp14="http://schemas.microsoft.com/office/word/2010/wordprocessingDrawing" xmlns:wp="http://schemas.openxmlformats.org/drawingml/2006/wordprocessingDrawing" xmlns:w10="urn:schemas-microsoft-com:office:word" xmlns:w="http://schemas.openxmlformats.org/wordprocessingml/2006/main" xmlns:w14="http://schemas.microsoft.com/office/word/2010/wordml" xmlns:w15="http://schemas.microsoft.com/office/word/2012/wordml" xmlns:w16cex="http://schemas.microsoft.com/office/word/2018/wordml/cex" xmlns:w16cid="http://schemas.microsoft.com/office/word/2016/wordml/cid" xmlns:w16="http://schemas.microsoft.com/office/word/2018/wordml" xmlns:w16du="http://schemas.microsoft.com/office/word/2023/wordml/word16du" xmlns:w16sdtdh="http://schemas.microsoft.com/office/word/2020/wordml/sdtdatahash" xmlns:w16sdtfl="http://schemas.microsoft.com/office/word/2024/wordml/sdtformatlock" xmlns:w16se="http://schemas.microsoft.com/office/word/2015/wordml/symex" xmlns:wpg="http://schemas.microsoft.com/office/word/2010/wordprocessingGroup" xmlns:wpi="http://schemas.microsoft.com/office/word/2010/wordprocessingInk" xmlns:wne="http://schemas.microsoft.com/office/word/2006/wordml" xmlns:wps="http://schemas.microsoft.com/office/word/2010/wordprocessingShape" mc:Ignorable="w14 w15 w16se w16cid w16 w16cex w16sdtdh w16sdtfl w16du wp14">
+  <w:abstractNum w:abstractNumId="0" w15:restartNumberingAfterBreak="0">
+    <w:nsid w:val="1E2D59D3"/>
+    <w:multiLevelType w:val="hybridMultilevel"/>
+    <w:tmpl w:val="67F47C36"/>
+    <w:lvl w:ilvl="0" w:tplc="042A000F">
+      <w:start w:val="1"/>
+      <w:numFmt w:val="decimal"/>
+      <w:lvlText w:val="%1."/>
+      <w:lvlJc w:val="left"/>
+      <w:pPr>
+        <w:ind w:left="720" w:hanging="360"/>
+      </w:pPr>
+      <w:rPr>
+        <w:rFonts w:hint="default"/>
+      </w:rPr>
+    </w:lvl>
+    <w:lvl w:ilvl="1" w:tplc="042A0019" w:tentative="1">
+      <w:start w:val="1"/>
+      <w:numFmt w:val="lowerLetter"/>
+      <w:lvlText w:val="%2."/>
+      <w:lvlJc w:val="left"/>
+      <w:pPr>
+        <w:ind w:left="1440" w:hanging="360"/>
+      </w:pPr>
+    </w:lvl>
+    <w:lvl w:ilvl="2" w:tplc="042A001B" w:tentative="1">
+      <w:start w:val="1"/>
+      <w:numFmt w:val="lowerRoman"/>
+      <w:lvlText w:val="%3."/>
+      <w:lvlJc w:val="right"/>
+      <w:pPr>
+        <w:ind w:left="2160" w:hanging="180"/>
+      </w:pPr>
+    </w:lvl>
+    <w:lvl w:ilvl="3" w:tplc="042A000F" w:tentative="1">
+      <w:start w:val="1"/>
+      <w:numFmt w:val="decimal"/>
+      <w:lvlText w:val="%4."/>
+      <w:lvlJc w:val="left"/>
+      <w:pPr>
+        <w:ind w:left="2880" w:hanging="360"/>
+      </w:pPr>
+    </w:lvl>
+    <w:lvl w:ilvl="4" w:tplc="042A0019" w:tentative="1">
+      <w:start w:val="1"/>
+      <w:numFmt w:val="lowerLetter"/>
+      <w:lvlText w:val="%5."/>
+      <w:lvlJc w:val="left"/>
+      <w:pPr>
+        <w:ind w:left="3600" w:hanging="360"/>
+      </w:pPr>
+    </w:lvl>
+    <w:lvl w:ilvl="5" w:tplc="042A001B" w:tentative="1">
+      <w:start w:val="1"/>
+      <w:numFmt w:val="lowerRoman"/>
+      <w:lvlText w:val="%6."/>
+      <w:lvlJc w:val="right"/>
+      <w:pPr>
+        <w:ind w:left="4320" w:hanging="180"/>
+      </w:pPr>
+    </w:lvl>
+    <w:lvl w:ilvl="6" w:tplc="042A000F" w:tentative="1">
+      <w:start w:val="1"/>
+      <w:numFmt w:val="decimal"/>
+      <w:lvlText w:val="%7."/>
+      <w:lvlJc w:val="left"/>
+      <w:pPr>
+        <w:ind w:left="5040" w:hanging="360"/>
+      </w:pPr>
+    </w:lvl>
+    <w:lvl w:ilvl="7" w:tplc="042A0019" w:tentative="1">
+      <w:start w:val="1"/>
+      <w:numFmt w:val="lowerLetter"/>
+      <w:lvlText w:val="%8."/>
+      <w:lvlJc w:val="left"/>
+      <w:pPr>
+        <w:ind w:left="5760" w:hanging="360"/>
+      </w:pPr>
+    </w:lvl>
+    <w:lvl w:ilvl="8" w:tplc="042A001B" w:tentative="1">
+      <w:start w:val="1"/>
+      <w:numFmt w:val="lowerRoman"/>
+      <w:lvlText w:val="%9."/>
+      <w:lvlJc w:val="right"/>
+      <w:pPr>
+        <w:ind w:left="6480" w:hanging="180"/>
+      </w:pPr>
+    </w:lvl>
+  </w:abstractNum>
+  <w:abstractNum w:abstractNumId="1" w15:restartNumberingAfterBreak="0">
+    <w:nsid w:val="1FD02753"/>
+    <w:multiLevelType w:val="hybridMultilevel"/>
+    <w:tmpl w:val="83221F76"/>
+    <w:lvl w:ilvl="0" w:tplc="042A000F">
+      <w:start w:val="1"/>
+      <w:numFmt w:val="decimal"/>
+      <w:lvlText w:val="%1."/>
+      <w:lvlJc w:val="left"/>
+      <w:pPr>
+        <w:ind w:left="720" w:hanging="360"/>
+      </w:pPr>
+      <w:rPr>
+        <w:rFonts w:hint="default"/>
+      </w:rPr>
+    </w:lvl>
+    <w:lvl w:ilvl="1" w:tplc="042A0019" w:tentative="1">
+      <w:start w:val="1"/>
+      <w:numFmt w:val="lowerLetter"/>
+      <w:lvlText w:val="%2."/>
+      <w:lvlJc w:val="left"/>
+      <w:pPr>
+        <w:ind w:left="1440" w:hanging="360"/>
+      </w:pPr>
+    </w:lvl>
+    <w:lvl w:ilvl="2" w:tplc="042A001B" w:tentative="1">
+      <w:start w:val="1"/>
+      <w:numFmt w:val="lowerRoman"/>
+      <w:lvlText w:val="%3."/>
+      <w:lvlJc w:val="right"/>
+      <w:pPr>
+        <w:ind w:left="2160" w:hanging="180"/>
+      </w:pPr>
+    </w:lvl>
+    <w:lvl w:ilvl="3" w:tplc="042A000F" w:tentative="1">
+      <w:start w:val="1"/>
+      <w:numFmt w:val="decimal"/>
+      <w:lvlText w:val="%4."/>
+      <w:lvlJc w:val="left"/>
+      <w:pPr>
+        <w:ind w:left="2880" w:hanging="360"/>
+      </w:pPr>
+    </w:lvl>
+    <w:lvl w:ilvl="4" w:tplc="042A0019" w:tentative="1">
+      <w:start w:val="1"/>
+      <w:numFmt w:val="lowerLetter"/>
+      <w:lvlText w:val="%5."/>
+      <w:lvlJc w:val="left"/>
+      <w:pPr>
+        <w:ind w:left="3600" w:hanging="360"/>
+      </w:pPr>
+    </w:lvl>
+    <w:lvl w:ilvl="5" w:tplc="042A001B" w:tentative="1">
+      <w:start w:val="1"/>
+      <w:numFmt w:val="lowerRoman"/>
+      <w:lvlText w:val="%6."/>
+      <w:lvlJc w:val="right"/>
+      <w:pPr>
+        <w:ind w:left="4320" w:hanging="180"/>
+      </w:pPr>
+    </w:lvl>
+    <w:lvl w:ilvl="6" w:tplc="042A000F" w:tentative="1">
+      <w:start w:val="1"/>
+      <w:numFmt w:val="decimal"/>
+      <w:lvlText w:val="%7."/>
+      <w:lvlJc w:val="left"/>
+      <w:pPr>
+        <w:ind w:left="5040" w:hanging="360"/>
+      </w:pPr>
+    </w:lvl>
+    <w:lvl w:ilvl="7" w:tplc="042A0019" w:tentative="1">
+      <w:start w:val="1"/>
+      <w:numFmt w:val="lowerLetter"/>
+      <w:lvlText w:val="%8."/>
+      <w:lvlJc w:val="left"/>
+      <w:pPr>
+        <w:ind w:left="5760" w:hanging="360"/>
+      </w:pPr>
+    </w:lvl>
+    <w:lvl w:ilvl="8" w:tplc="042A001B" w:tentative="1">
+      <w:start w:val="1"/>
+      <w:numFmt w:val="lowerRoman"/>
+      <w:lvlText w:val="%9."/>
+      <w:lvlJc w:val="right"/>
+      <w:pPr>
+        <w:ind w:left="6480" w:hanging="180"/>
+      </w:pPr>
+    </w:lvl>
+  </w:abstractNum>
+  <w:abstractNum w:abstractNumId="2" w15:restartNumberingAfterBreak="0">
+    <w:nsid w:val="402475FC"/>
+    <w:multiLevelType w:val="hybridMultilevel"/>
+    <w:tmpl w:val="0436D53A"/>
+    <w:lvl w:ilvl="0" w:tplc="042A000F">
+      <w:start w:val="1"/>
+      <w:numFmt w:val="decimal"/>
+      <w:lvlText w:val="%1."/>
+      <w:lvlJc w:val="left"/>
+      <w:pPr>
+        <w:ind w:left="720" w:hanging="360"/>
+      </w:pPr>
+      <w:rPr>
+        <w:rFonts w:hint="default"/>
+      </w:rPr>
+    </w:lvl>
+    <w:lvl w:ilvl="1" w:tplc="D026FDAA">
+      <w:numFmt w:val="bullet"/>
+      <w:lvlText w:val=""/>
+      <w:lvlJc w:val="left"/>
+      <w:pPr>
+        <w:ind w:left="1440" w:hanging="360"/>
+      </w:pPr>
+      <w:rPr>
+        <w:rFonts w:ascii="Symbol" w:eastAsia="Times New Roman" w:hAnsi="Symbol" w:cs="Times New Roman" w:hint="default"/>
+      </w:rPr>
+    </w:lvl>
+    <w:lvl w:ilvl="2" w:tplc="042A001B" w:tentative="1">
+      <w:start w:val="1"/>
+      <w:numFmt w:val="lowerRoman"/>
+      <w:lvlText w:val="%3."/>
+      <w:lvlJc w:val="right"/>
+      <w:pPr>
+        <w:ind w:left="2160" w:hanging="180"/>
+      </w:pPr>
+    </w:lvl>
+    <w:lvl w:ilvl="3" w:tplc="042A000F" w:tentative="1">
+      <w:start w:val="1"/>
+      <w:numFmt w:val="decimal"/>
+      <w:lvlText w:val="%4."/>
+      <w:lvlJc w:val="left"/>
+      <w:pPr>
+        <w:ind w:left="2880" w:hanging="360"/>
+      </w:pPr>
+    </w:lvl>
+    <w:lvl w:ilvl="4" w:tplc="042A0019" w:tentative="1">
+      <w:start w:val="1"/>
+      <w:numFmt w:val="lowerLetter"/>
+      <w:lvlText w:val="%5."/>
+      <w:lvlJc w:val="left"/>
+      <w:pPr>
+        <w:ind w:left="3600" w:hanging="360"/>
+      </w:pPr>
+    </w:lvl>
+    <w:lvl w:ilvl="5" w:tplc="042A001B" w:tentative="1">
+      <w:start w:val="1"/>
+      <w:numFmt w:val="lowerRoman"/>
+      <w:lvlText w:val="%6."/>
+      <w:lvlJc w:val="right"/>
+      <w:pPr>
+        <w:ind w:left="4320" w:hanging="180"/>
+      </w:pPr>
+    </w:lvl>
+    <w:lvl w:ilvl="6" w:tplc="042A000F" w:tentative="1">
+      <w:start w:val="1"/>
+      <w:numFmt w:val="decimal"/>
+      <w:lvlText w:val="%7."/>
+      <w:lvlJc w:val="left"/>
+      <w:pPr>
+        <w:ind w:left="5040" w:hanging="360"/>
+      </w:pPr>
+    </w:lvl>
+    <w:lvl w:ilvl="7" w:tplc="042A0019" w:tentative="1">
+      <w:start w:val="1"/>
+      <w:numFmt w:val="lowerLetter"/>
+      <w:lvlText w:val="%8."/>
+      <w:lvlJc w:val="left"/>
+      <w:pPr>
+        <w:ind w:left="5760" w:hanging="360"/>
+      </w:pPr>
+    </w:lvl>
+    <w:lvl w:ilvl="8" w:tplc="042A001B" w:tentative="1">
+      <w:start w:val="1"/>
+      <w:numFmt w:val="lowerRoman"/>
+      <w:lvlText w:val="%9."/>
+      <w:lvlJc w:val="right"/>
+      <w:pPr>
+        <w:ind w:left="6480" w:hanging="180"/>
+      </w:pPr>
+    </w:lvl>
+  </w:abstractNum>
+  <w:abstractNum w:abstractNumId="3" w15:restartNumberingAfterBreak="0">
+    <w:nsid w:val="40507E35"/>
+    <w:multiLevelType w:val="multilevel"/>
+    <w:tmpl w:val="1F28908C"/>
+    <w:lvl w:ilvl="0">
+      <w:start w:val="1"/>
+      <w:numFmt w:val="decimal"/>
+      <w:lvlText w:val="%1."/>
+      <w:lvlJc w:val="left"/>
+      <w:pPr>
+        <w:tabs>
+          <w:tab w:val="num" w:pos="720"/>
+        </w:tabs>
+        <w:ind w:left="720" w:hanging="360"/>
+      </w:pPr>
+    </w:lvl>
+    <w:lvl w:ilvl="1">
+      <w:start w:val="1"/>
+      <w:numFmt w:val="bullet"/>
+      <w:lvlText w:val="o"/>
+      <w:lvlJc w:val="left"/>
+      <w:pPr>
+        <w:tabs>
+          <w:tab w:val="num" w:pos="1440"/>
+        </w:tabs>
+        <w:ind w:left="1440" w:hanging="360"/>
+      </w:pPr>
+      <w:rPr>
+        <w:rFonts w:ascii="Courier New" w:hAnsi="Courier New" w:hint="default"/>
+        <w:sz w:val="20"/>
+      </w:rPr>
+    </w:lvl>
+    <w:lvl w:ilvl="2" w:tentative="1">
+      <w:start w:val="1"/>
+      <w:numFmt w:val="decimal"/>
+      <w:lvlText w:val="%3."/>
+      <w:lvlJc w:val="left"/>
+      <w:pPr>
+        <w:tabs>
+          <w:tab w:val="num" w:pos="2160"/>
+        </w:tabs>
+        <w:ind w:left="2160" w:hanging="360"/>
+      </w:pPr>
+    </w:lvl>
+    <w:lvl w:ilvl="3" w:tentative="1">
+      <w:start w:val="1"/>
+      <w:numFmt w:val="decimal"/>
+      <w:lvlText w:val="%4."/>
+      <w:lvlJc w:val="left"/>
+      <w:pPr>
+        <w:tabs>
+          <w:tab w:val="num" w:pos="2880"/>
+        </w:tabs>
+        <w:ind w:left="2880" w:hanging="360"/>
+      </w:pPr>
+    </w:lvl>
+    <w:lvl w:ilvl="4" w:tentative="1">
+      <w:start w:val="1"/>
+      <w:numFmt w:val="decimal"/>
+      <w:lvlText w:val="%5."/>
+      <w:lvlJc w:val="left"/>
+      <w:pPr>
+        <w:tabs>
+          <w:tab w:val="num" w:pos="3600"/>
+        </w:tabs>
+        <w:ind w:left="3600" w:hanging="360"/>
+      </w:pPr>
+    </w:lvl>
+    <w:lvl w:ilvl="5" w:tentative="1">
+      <w:start w:val="1"/>
+      <w:numFmt w:val="decimal"/>
+      <w:lvlText w:val="%6."/>
+      <w:lvlJc w:val="left"/>
+      <w:pPr>
+        <w:tabs>
+          <w:tab w:val="num" w:pos="4320"/>
+        </w:tabs>
+        <w:ind w:left="4320" w:hanging="360"/>
+      </w:pPr>
+    </w:lvl>
+    <w:lvl w:ilvl="6" w:tentative="1">
+      <w:start w:val="1"/>
+      <w:numFmt w:val="decimal"/>
+      <w:lvlText w:val="%7."/>
+      <w:lvlJc w:val="left"/>
+      <w:pPr>
+        <w:tabs>
+          <w:tab w:val="num" w:pos="5040"/>
+        </w:tabs>
+        <w:ind w:left="5040" w:hanging="360"/>
+      </w:pPr>
+    </w:lvl>
+    <w:lvl w:ilvl="7" w:tentative="1">
+      <w:start w:val="1"/>
+      <w:numFmt w:val="decimal"/>
+      <w:lvlText w:val="%8."/>
+      <w:lvlJc w:val="left"/>
+      <w:pPr>
+        <w:tabs>
+          <w:tab w:val="num" w:pos="5760"/>
+        </w:tabs>
+        <w:ind w:left="5760" w:hanging="360"/>
+      </w:pPr>
+    </w:lvl>
+    <w:lvl w:ilvl="8" w:tentative="1">
+      <w:start w:val="1"/>
+      <w:numFmt w:val="decimal"/>
+      <w:lvlText w:val="%9."/>
+      <w:lvlJc w:val="left"/>
+      <w:pPr>
+        <w:tabs>
+          <w:tab w:val="num" w:pos="6480"/>
+        </w:tabs>
+        <w:ind w:left="6480" w:hanging="360"/>
+      </w:pPr>
+    </w:lvl>
+  </w:abstractNum>
+  <w:abstractNum w:abstractNumId="4" w15:restartNumberingAfterBreak="0">
+    <w:nsid w:val="542F5DCC"/>
+    <w:multiLevelType w:val="hybridMultilevel"/>
+    <w:tmpl w:val="C9FAFBCA"/>
+    <w:lvl w:ilvl="0" w:tplc="042A000F">
+      <w:start w:val="1"/>
+      <w:numFmt w:val="decimal"/>
+      <w:lvlText w:val="%1."/>
+      <w:lvlJc w:val="left"/>
+      <w:pPr>
+        <w:ind w:left="720" w:hanging="360"/>
+      </w:pPr>
+      <w:rPr>
+        <w:rFonts w:hint="default"/>
+      </w:rPr>
+    </w:lvl>
+    <w:lvl w:ilvl="1" w:tplc="042A0019" w:tentative="1">
+      <w:start w:val="1"/>
+      <w:numFmt w:val="lowerLetter"/>
+      <w:lvlText w:val="%2."/>
+      <w:lvlJc w:val="left"/>
+      <w:pPr>
+        <w:ind w:left="1440" w:hanging="360"/>
+      </w:pPr>
+    </w:lvl>
+    <w:lvl w:ilvl="2" w:tplc="042A001B" w:tentative="1">
+      <w:start w:val="1"/>
+      <w:numFmt w:val="lowerRoman"/>
+      <w:lvlText w:val="%3."/>
+      <w:lvlJc w:val="right"/>
+      <w:pPr>
+        <w:ind w:left="2160" w:hanging="180"/>
+      </w:pPr>
+    </w:lvl>
+    <w:lvl w:ilvl="3" w:tplc="042A000F" w:tentative="1">
+      <w:start w:val="1"/>
+      <w:numFmt w:val="decimal"/>
+      <w:lvlText w:val="%4."/>
+      <w:lvlJc w:val="left"/>
+      <w:pPr>
+        <w:ind w:left="2880" w:hanging="360"/>
+      </w:pPr>
+    </w:lvl>
+    <w:lvl w:ilvl="4" w:tplc="042A0019" w:tentative="1">
+      <w:start w:val="1"/>
+      <w:numFmt w:val="lowerLetter"/>
+      <w:lvlText w:val="%5."/>
+      <w:lvlJc w:val="left"/>
+      <w:pPr>
+        <w:ind w:left="3600" w:hanging="360"/>
+      </w:pPr>
+    </w:lvl>
+    <w:lvl w:ilvl="5" w:tplc="042A001B" w:tentative="1">
+      <w:start w:val="1"/>
+      <w:numFmt w:val="lowerRoman"/>
+      <w:lvlText w:val="%6."/>
+      <w:lvlJc w:val="right"/>
+      <w:pPr>
+        <w:ind w:left="4320" w:hanging="180"/>
+      </w:pPr>
+    </w:lvl>
+    <w:lvl w:ilvl="6" w:tplc="042A000F" w:tentative="1">
+      <w:start w:val="1"/>
+      <w:numFmt w:val="decimal"/>
+      <w:lvlText w:val="%7."/>
+      <w:lvlJc w:val="left"/>
+      <w:pPr>
+        <w:ind w:left="5040" w:hanging="360"/>
+      </w:pPr>
+    </w:lvl>
+    <w:lvl w:ilvl="7" w:tplc="042A0019" w:tentative="1">
+      <w:start w:val="1"/>
+      <w:numFmt w:val="lowerLetter"/>
+      <w:lvlText w:val="%8."/>
+      <w:lvlJc w:val="left"/>
+      <w:pPr>
+        <w:ind w:left="5760" w:hanging="360"/>
+      </w:pPr>
+    </w:lvl>
+    <w:lvl w:ilvl="8" w:tplc="042A001B" w:tentative="1">
+      <w:start w:val="1"/>
+      <w:numFmt w:val="lowerRoman"/>
+      <w:lvlText w:val="%9."/>
+      <w:lvlJc w:val="right"/>
+      <w:pPr>
+        <w:ind w:left="6480" w:hanging="180"/>
+      </w:pPr>
+    </w:lvl>
+  </w:abstractNum>
+  <w:abstractNum w:abstractNumId="5" w15:restartNumberingAfterBreak="0">
+    <w:nsid w:val="5DB36D74"/>
+    <w:multiLevelType w:val="hybridMultilevel"/>
+    <w:tmpl w:val="D5F6CF1E"/>
+    <w:lvl w:ilvl="0" w:tplc="9F04E2D0">
+      <w:start w:val="3"/>
+      <w:numFmt w:val="bullet"/>
+      <w:lvlText w:val="-"/>
+      <w:lvlJc w:val="left"/>
+      <w:pPr>
+        <w:ind w:left="720" w:hanging="360"/>
+      </w:pPr>
+      <w:rPr>
+        <w:rFonts w:ascii="Times New Roman" w:eastAsiaTheme="minorHAnsi" w:hAnsi="Times New Roman" w:cs="Times New Roman" w:hint="default"/>
+      </w:rPr>
+    </w:lvl>
+    <w:lvl w:ilvl="1" w:tplc="042A0003" w:tentative="1">
+      <w:start w:val="1"/>
+      <w:numFmt w:val="bullet"/>
+      <w:lvlText w:val="o"/>
+      <w:lvlJc w:val="left"/>
+      <w:pPr>
+        <w:ind w:left="1440" w:hanging="360"/>
+      </w:pPr>
+      <w:rPr>
+        <w:rFonts w:ascii="Courier New" w:hAnsi="Courier New" w:cs="Courier New" w:hint="default"/>
+      </w:rPr>
+    </w:lvl>
+    <w:lvl w:ilvl="2" w:tplc="042A0005" w:tentative="1">
+      <w:start w:val="1"/>
+      <w:numFmt w:val="bullet"/>
+      <w:lvlText w:val=""/>
+      <w:lvlJc w:val="left"/>
+      <w:pPr>
+        <w:ind w:left="2160" w:hanging="360"/>
+      </w:pPr>
+      <w:rPr>
+        <w:rFonts w:ascii="Wingdings" w:hAnsi="Wingdings" w:hint="default"/>
+      </w:rPr>
+    </w:lvl>
+    <w:lvl w:ilvl="3" w:tplc="042A0001" w:tentative="1">
+      <w:start w:val="1"/>
+      <w:numFmt w:val="bullet"/>
+      <w:lvlText w:val=""/>
+      <w:lvlJc w:val="left"/>
+      <w:pPr>
+        <w:ind w:left="2880" w:hanging="360"/>
+      </w:pPr>
+      <w:rPr>
+        <w:rFonts w:ascii="Symbol" w:hAnsi="Symbol" w:hint="default"/>
+      </w:rPr>
+    </w:lvl>
+    <w:lvl w:ilvl="4" w:tplc="042A0003" w:tentative="1">
+      <w:start w:val="1"/>
+      <w:numFmt w:val="bullet"/>
+      <w:lvlText w:val="o"/>
+      <w:lvlJc w:val="left"/>
+      <w:pPr>
+        <w:ind w:left="3600" w:hanging="360"/>
+      </w:pPr>
+      <w:rPr>
+        <w:rFonts w:ascii="Courier New" w:hAnsi="Courier New" w:cs="Courier New" w:hint="default"/>
+      </w:rPr>
+    </w:lvl>
+    <w:lvl w:ilvl="5" w:tplc="042A0005" w:tentative="1">
+      <w:start w:val="1"/>
+      <w:numFmt w:val="bullet"/>
+      <w:lvlText w:val=""/>
+      <w:lvlJc w:val="left"/>
+      <w:pPr>
+        <w:ind w:left="4320" w:hanging="360"/>
+      </w:pPr>
+      <w:rPr>
+        <w:rFonts w:ascii="Wingdings" w:hAnsi="Wingdings" w:hint="default"/>
+      </w:rPr>
+    </w:lvl>
+    <w:lvl w:ilvl="6" w:tplc="042A0001" w:tentative="1">
+      <w:start w:val="1"/>
+      <w:numFmt w:val="bullet"/>
+      <w:lvlText w:val=""/>
+      <w:lvlJc w:val="left"/>
+      <w:pPr>
+        <w:ind w:left="5040" w:hanging="360"/>
+      </w:pPr>
+      <w:rPr>
+        <w:rFonts w:ascii="Symbol" w:hAnsi="Symbol" w:hint="default"/>
+      </w:rPr>
+    </w:lvl>
+    <w:lvl w:ilvl="7" w:tplc="042A0003" w:tentative="1">
+      <w:start w:val="1"/>
+      <w:numFmt w:val="bullet"/>
+      <w:lvlText w:val="o"/>
+      <w:lvlJc w:val="left"/>
+      <w:pPr>
+        <w:ind w:left="5760" w:hanging="360"/>
+      </w:pPr>
+      <w:rPr>
+        <w:rFonts w:ascii="Courier New" w:hAnsi="Courier New" w:cs="Courier New" w:hint="default"/>
+      </w:rPr>
+    </w:lvl>
+    <w:lvl w:ilvl="8" w:tplc="042A0005" w:tentative="1">
+      <w:start w:val="1"/>
+      <w:numFmt w:val="bullet"/>
+      <w:lvlText w:val=""/>
+      <w:lvlJc w:val="left"/>
+      <w:pPr>
+        <w:ind w:left="6480" w:hanging="360"/>
+      </w:pPr>
+      <w:rPr>
+        <w:rFonts w:ascii="Wingdings" w:hAnsi="Wingdings" w:hint="default"/>
+      </w:rPr>
+    </w:lvl>
+  </w:abstractNum>
+  <w:abstractNum w:abstractNumId="6" w15:restartNumberingAfterBreak="0">
+    <w:nsid w:val="5FD81D64"/>
+    <w:multiLevelType w:val="hybridMultilevel"/>
+    <w:tmpl w:val="60B471DA"/>
+    <w:lvl w:ilvl="0" w:tplc="042A000F">
+      <w:start w:val="1"/>
+      <w:numFmt w:val="decimal"/>
+      <w:lvlText w:val="%1."/>
+      <w:lvlJc w:val="left"/>
+      <w:pPr>
+        <w:ind w:left="720" w:hanging="360"/>
+      </w:pPr>
+      <w:rPr>
+        <w:rFonts w:hint="default"/>
+      </w:rPr>
+    </w:lvl>
+    <w:lvl w:ilvl="1" w:tplc="042A0019" w:tentative="1">
+      <w:start w:val="1"/>
+      <w:numFmt w:val="lowerLetter"/>
+      <w:lvlText w:val="%2."/>
+      <w:lvlJc w:val="left"/>
+      <w:pPr>
+        <w:ind w:left="1440" w:hanging="360"/>
+      </w:pPr>
+    </w:lvl>
+    <w:lvl w:ilvl="2" w:tplc="042A001B" w:tentative="1">
+      <w:start w:val="1"/>
+      <w:numFmt w:val="lowerRoman"/>
+      <w:lvlText w:val="%3."/>
+      <w:lvlJc w:val="right"/>
+      <w:pPr>
+        <w:ind w:left="2160" w:hanging="180"/>
+      </w:pPr>
+    </w:lvl>
+    <w:lvl w:ilvl="3" w:tplc="042A000F" w:tentative="1">
+      <w:start w:val="1"/>
+      <w:numFmt w:val="decimal"/>
+      <w:lvlText w:val="%4."/>
+      <w:lvlJc w:val="left"/>
+      <w:pPr>
+        <w:ind w:left="2880" w:hanging="360"/>
+      </w:pPr>
+    </w:lvl>
+    <w:lvl w:ilvl="4" w:tplc="042A0019" w:tentative="1">
+      <w:start w:val="1"/>
+      <w:numFmt w:val="lowerLetter"/>
+      <w:lvlText w:val="%5."/>
+      <w:lvlJc w:val="left"/>
+      <w:pPr>
+        <w:ind w:left="3600" w:hanging="360"/>
+      </w:pPr>
+    </w:lvl>
+    <w:lvl w:ilvl="5" w:tplc="042A001B" w:tentative="1">
+      <w:start w:val="1"/>
+      <w:numFmt w:val="lowerRoman"/>
+      <w:lvlText w:val="%6."/>
+      <w:lvlJc w:val="right"/>
+      <w:pPr>
+        <w:ind w:left="4320" w:hanging="180"/>
+      </w:pPr>
+    </w:lvl>
+    <w:lvl w:ilvl="6" w:tplc="042A000F" w:tentative="1">
+      <w:start w:val="1"/>
+      <w:numFmt w:val="decimal"/>
+      <w:lvlText w:val="%7."/>
+      <w:lvlJc w:val="left"/>
+      <w:pPr>
+        <w:ind w:left="5040" w:hanging="360"/>
+      </w:pPr>
+    </w:lvl>
+    <w:lvl w:ilvl="7" w:tplc="042A0019" w:tentative="1">
+      <w:start w:val="1"/>
+      <w:numFmt w:val="lowerLetter"/>
+      <w:lvlText w:val="%8."/>
+      <w:lvlJc w:val="left"/>
+      <w:pPr>
+        <w:ind w:left="5760" w:hanging="360"/>
+      </w:pPr>
+    </w:lvl>
+    <w:lvl w:ilvl="8" w:tplc="042A001B" w:tentative="1">
+      <w:start w:val="1"/>
+      <w:numFmt w:val="lowerRoman"/>
+      <w:lvlText w:val="%9."/>
+      <w:lvlJc w:val="right"/>
+      <w:pPr>
+        <w:ind w:left="6480" w:hanging="180"/>
+      </w:pPr>
+    </w:lvl>
+  </w:abstractNum>
+  <w:abstractNum w:abstractNumId="7" w15:restartNumberingAfterBreak="0">
+    <w:nsid w:val="6D1050AB"/>
+    <w:multiLevelType w:val="hybridMultilevel"/>
+    <w:tmpl w:val="A104BF5C"/>
+    <w:lvl w:ilvl="0" w:tplc="2160C010">
+      <w:start w:val="3"/>
+      <w:numFmt w:val="bullet"/>
+      <w:lvlText w:val="-"/>
+      <w:lvlJc w:val="left"/>
+      <w:pPr>
+        <w:ind w:left="720" w:hanging="360"/>
+      </w:pPr>
+      <w:rPr>
+        <w:rFonts w:ascii="Times New Roman" w:eastAsia="Times New Roman" w:hAnsi="Times New Roman" w:cs="Times New Roman" w:hint="default"/>
+      </w:rPr>
+    </w:lvl>
+    <w:lvl w:ilvl="1" w:tplc="042A0003" w:tentative="1">
+      <w:start w:val="1"/>
+      <w:numFmt w:val="bullet"/>
+      <w:lvlText w:val="o"/>
+      <w:lvlJc w:val="left"/>
+      <w:pPr>
+        <w:ind w:left="1440" w:hanging="360"/>
+      </w:pPr>
+      <w:rPr>
+        <w:rFonts w:ascii="Courier New" w:hAnsi="Courier New" w:cs="Courier New" w:hint="default"/>
+      </w:rPr>
+    </w:lvl>
+    <w:lvl w:ilvl="2" w:tplc="042A0005" w:tentative="1">
+      <w:start w:val="1"/>
+      <w:numFmt w:val="bullet"/>
+      <w:lvlText w:val=""/>
+      <w:lvlJc w:val="left"/>
+      <w:pPr>
+        <w:ind w:left="2160" w:hanging="360"/>
+      </w:pPr>
+      <w:rPr>
+        <w:rFonts w:ascii="Wingdings" w:hAnsi="Wingdings" w:hint="default"/>
+      </w:rPr>
+    </w:lvl>
+    <w:lvl w:ilvl="3" w:tplc="042A0001" w:tentative="1">
+      <w:start w:val="1"/>
+      <w:numFmt w:val="bullet"/>
+      <w:lvlText w:val=""/>
+      <w:lvlJc w:val="left"/>
+      <w:pPr>
+        <w:ind w:left="2880" w:hanging="360"/>
+      </w:pPr>
+      <w:rPr>
+        <w:rFonts w:ascii="Symbol" w:hAnsi="Symbol" w:hint="default"/>
+      </w:rPr>
+    </w:lvl>
+    <w:lvl w:ilvl="4" w:tplc="042A0003" w:tentative="1">
+      <w:start w:val="1"/>
+      <w:numFmt w:val="bullet"/>
+      <w:lvlText w:val="o"/>
+      <w:lvlJc w:val="left"/>
+      <w:pPr>
+        <w:ind w:left="3600" w:hanging="360"/>
+      </w:pPr>
+      <w:rPr>
+        <w:rFonts w:ascii="Courier New" w:hAnsi="Courier New" w:cs="Courier New" w:hint="default"/>
+      </w:rPr>
+    </w:lvl>
+    <w:lvl w:ilvl="5" w:tplc="042A0005" w:tentative="1">
+      <w:start w:val="1"/>
+      <w:numFmt w:val="bullet"/>
+      <w:lvlText w:val=""/>
+      <w:lvlJc w:val="left"/>
+      <w:pPr>
+        <w:ind w:left="4320" w:hanging="360"/>
+      </w:pPr>
+      <w:rPr>
+        <w:rFonts w:ascii="Wingdings" w:hAnsi="Wingdings" w:hint="default"/>
+      </w:rPr>
+    </w:lvl>
+    <w:lvl w:ilvl="6" w:tplc="042A0001" w:tentative="1">
+      <w:start w:val="1"/>
+      <w:numFmt w:val="bullet"/>
+      <w:lvlText w:val=""/>
+      <w:lvlJc w:val="left"/>
+      <w:pPr>
+        <w:ind w:left="5040" w:hanging="360"/>
+      </w:pPr>
+      <w:rPr>
+        <w:rFonts w:ascii="Symbol" w:hAnsi="Symbol" w:hint="default"/>
+      </w:rPr>
+    </w:lvl>
+    <w:lvl w:ilvl="7" w:tplc="042A0003" w:tentative="1">
+      <w:start w:val="1"/>
+      <w:numFmt w:val="bullet"/>
+      <w:lvlText w:val="o"/>
+      <w:lvlJc w:val="left"/>
+      <w:pPr>
+        <w:ind w:left="5760" w:hanging="360"/>
+      </w:pPr>
+      <w:rPr>
+        <w:rFonts w:ascii="Courier New" w:hAnsi="Courier New" w:cs="Courier New" w:hint="default"/>
+      </w:rPr>
+    </w:lvl>
+    <w:lvl w:ilvl="8" w:tplc="042A0005" w:tentative="1">
+      <w:start w:val="1"/>
+      <w:numFmt w:val="bullet"/>
+      <w:lvlText w:val=""/>
+      <w:lvlJc w:val="left"/>
+      <w:pPr>
+        <w:ind w:left="6480" w:hanging="360"/>
+      </w:pPr>
+      <w:rPr>
+        <w:rFonts w:ascii="Wingdings" w:hAnsi="Wingdings" w:hint="default"/>
+      </w:rPr>
+    </w:lvl>
+  </w:abstractNum>
+  <w:abstractNum w:abstractNumId="8" w15:restartNumberingAfterBreak="0">
+    <w:nsid w:val="70CA439E"/>
+    <w:multiLevelType w:val="hybridMultilevel"/>
+    <w:tmpl w:val="B0E278E4"/>
+    <w:lvl w:ilvl="0" w:tplc="042A000F">
+      <w:start w:val="1"/>
+      <w:numFmt w:val="decimal"/>
+      <w:lvlText w:val="%1."/>
+      <w:lvlJc w:val="left"/>
+      <w:pPr>
+        <w:ind w:left="720" w:hanging="360"/>
+      </w:pPr>
+      <w:rPr>
+        <w:rFonts w:hint="default"/>
+      </w:rPr>
+    </w:lvl>
+    <w:lvl w:ilvl="1" w:tplc="042A0019" w:tentative="1">
+      <w:start w:val="1"/>
+      <w:numFmt w:val="lowerLetter"/>
+      <w:lvlText w:val="%2."/>
+      <w:lvlJc w:val="left"/>
+      <w:pPr>
+        <w:ind w:left="1440" w:hanging="360"/>
+      </w:pPr>
+    </w:lvl>
+    <w:lvl w:ilvl="2" w:tplc="042A001B" w:tentative="1">
+      <w:start w:val="1"/>
+      <w:numFmt w:val="lowerRoman"/>
+      <w:lvlText w:val="%3."/>
+      <w:lvlJc w:val="right"/>
+      <w:pPr>
+        <w:ind w:left="2160" w:hanging="180"/>
+      </w:pPr>
+    </w:lvl>
+    <w:lvl w:ilvl="3" w:tplc="042A000F" w:tentative="1">
+      <w:start w:val="1"/>
+      <w:numFmt w:val="decimal"/>
+      <w:lvlText w:val="%4."/>
+      <w:lvlJc w:val="left"/>
+      <w:pPr>
+        <w:ind w:left="2880" w:hanging="360"/>
+      </w:pPr>
+    </w:lvl>
+    <w:lvl w:ilvl="4" w:tplc="042A0019" w:tentative="1">
+      <w:start w:val="1"/>
+      <w:numFmt w:val="lowerLetter"/>
+      <w:lvlText w:val="%5."/>
+      <w:lvlJc w:val="left"/>
+      <w:pPr>
+        <w:ind w:left="3600" w:hanging="360"/>
+      </w:pPr>
+    </w:lvl>
+    <w:lvl w:ilvl="5" w:tplc="042A001B" w:tentative="1">
+      <w:start w:val="1"/>
+      <w:numFmt w:val="lowerRoman"/>
+      <w:lvlText w:val="%6."/>
+      <w:lvlJc w:val="right"/>
+      <w:pPr>
+        <w:ind w:left="4320" w:hanging="180"/>
+      </w:pPr>
+    </w:lvl>
+    <w:lvl w:ilvl="6" w:tplc="042A000F" w:tentative="1">
+      <w:start w:val="1"/>
+      <w:numFmt w:val="decimal"/>
+      <w:lvlText w:val="%7."/>
+      <w:lvlJc w:val="left"/>
+      <w:pPr>
+        <w:ind w:left="5040" w:hanging="360"/>
+      </w:pPr>
+    </w:lvl>
+    <w:lvl w:ilvl="7" w:tplc="042A0019" w:tentative="1">
+      <w:start w:val="1"/>
+      <w:numFmt w:val="lowerLetter"/>
+      <w:lvlText w:val="%8."/>
+      <w:lvlJc w:val="left"/>
+      <w:pPr>
+        <w:ind w:left="5760" w:hanging="360"/>
+      </w:pPr>
+    </w:lvl>
+    <w:lvl w:ilvl="8" w:tplc="042A001B" w:tentative="1">
+      <w:start w:val="1"/>
+      <w:numFmt w:val="lowerRoman"/>
+      <w:lvlText w:val="%9."/>
+      <w:lvlJc w:val="right"/>
+      <w:pPr>
+        <w:ind w:left="6480" w:hanging="180"/>
+      </w:pPr>
+    </w:lvl>
+  </w:abstractNum>
+  <w:abstractNum w:abstractNumId="9" w15:restartNumberingAfterBreak="0">
+    <w:nsid w:val="768400D5"/>
+    <w:multiLevelType w:val="hybridMultilevel"/>
+    <w:tmpl w:val="575834C8"/>
+    <w:lvl w:ilvl="0" w:tplc="042A0001">
+      <w:start w:val="1"/>
+      <w:numFmt w:val="bullet"/>
+      <w:lvlText w:val=""/>
+      <w:lvlJc w:val="left"/>
+      <w:pPr>
+        <w:ind w:left="1440" w:hanging="360"/>
+      </w:pPr>
+      <w:rPr>
+        <w:rFonts w:ascii="Symbol" w:hAnsi="Symbol" w:hint="default"/>
+      </w:rPr>
+    </w:lvl>
+    <w:lvl w:ilvl="1" w:tplc="042A0003">
+      <w:start w:val="1"/>
+      <w:numFmt w:val="bullet"/>
+      <w:lvlText w:val="o"/>
+      <w:lvlJc w:val="left"/>
+      <w:pPr>
+        <w:ind w:left="2160" w:hanging="360"/>
+      </w:pPr>
+      <w:rPr>
+        <w:rFonts w:ascii="Courier New" w:hAnsi="Courier New" w:cs="Courier New" w:hint="default"/>
+      </w:rPr>
+    </w:lvl>
+    <w:lvl w:ilvl="2" w:tplc="042A0005" w:tentative="1">
+      <w:start w:val="1"/>
+      <w:numFmt w:val="bullet"/>
+      <w:lvlText w:val=""/>
+      <w:lvlJc w:val="left"/>
+      <w:pPr>
+        <w:ind w:left="2880" w:hanging="360"/>
+      </w:pPr>
+      <w:rPr>
+        <w:rFonts w:ascii="Wingdings" w:hAnsi="Wingdings" w:hint="default"/>
+      </w:rPr>
+    </w:lvl>
+    <w:lvl w:ilvl="3" w:tplc="042A0001" w:tentative="1">
+      <w:start w:val="1"/>
+      <w:numFmt w:val="bullet"/>
+      <w:lvlText w:val=""/>
+      <w:lvlJc w:val="left"/>
+      <w:pPr>
+        <w:ind w:left="3600" w:hanging="360"/>
+      </w:pPr>
+      <w:rPr>
+        <w:rFonts w:ascii="Symbol" w:hAnsi="Symbol" w:hint="default"/>
+      </w:rPr>
+    </w:lvl>
+    <w:lvl w:ilvl="4" w:tplc="042A0003" w:tentative="1">
+      <w:start w:val="1"/>
+      <w:numFmt w:val="bullet"/>
+      <w:lvlText w:val="o"/>
+      <w:lvlJc w:val="left"/>
+      <w:pPr>
+        <w:ind w:left="4320" w:hanging="360"/>
+      </w:pPr>
+      <w:rPr>
+        <w:rFonts w:ascii="Courier New" w:hAnsi="Courier New" w:cs="Courier New" w:hint="default"/>
+      </w:rPr>
+    </w:lvl>
+    <w:lvl w:ilvl="5" w:tplc="042A0005" w:tentative="1">
+      <w:start w:val="1"/>
+      <w:numFmt w:val="bullet"/>
+      <w:lvlText w:val=""/>
+      <w:lvlJc w:val="left"/>
+      <w:pPr>
+        <w:ind w:left="5040" w:hanging="360"/>
+      </w:pPr>
+      <w:rPr>
+        <w:rFonts w:ascii="Wingdings" w:hAnsi="Wingdings" w:hint="default"/>
+      </w:rPr>
+    </w:lvl>
+    <w:lvl w:ilvl="6" w:tplc="042A0001" w:tentative="1">
+      <w:start w:val="1"/>
+      <w:numFmt w:val="bullet"/>
+      <w:lvlText w:val=""/>
+      <w:lvlJc w:val="left"/>
+      <w:pPr>
+        <w:ind w:left="5760" w:hanging="360"/>
+      </w:pPr>
+      <w:rPr>
+        <w:rFonts w:ascii="Symbol" w:hAnsi="Symbol" w:hint="default"/>
+      </w:rPr>
+    </w:lvl>
+    <w:lvl w:ilvl="7" w:tplc="042A0003" w:tentative="1">
+      <w:start w:val="1"/>
+      <w:numFmt w:val="bullet"/>
+      <w:lvlText w:val="o"/>
+      <w:lvlJc w:val="left"/>
+      <w:pPr>
+        <w:ind w:left="6480" w:hanging="360"/>
+      </w:pPr>
+      <w:rPr>
+        <w:rFonts w:ascii="Courier New" w:hAnsi="Courier New" w:cs="Courier New" w:hint="default"/>
+      </w:rPr>
+    </w:lvl>
+    <w:lvl w:ilvl="8" w:tplc="042A0005" w:tentative="1">
+      <w:start w:val="1"/>
+      <w:numFmt w:val="bullet"/>
+      <w:lvlText w:val=""/>
+      <w:lvlJc w:val="left"/>
+      <w:pPr>
+        <w:ind w:left="7200" w:hanging="360"/>
+      </w:pPr>
+      <w:rPr>
+        <w:rFonts w:ascii="Wingdings" w:hAnsi="Wingdings" w:hint="default"/>
+      </w:rPr>
+    </w:lvl>
+  </w:abstractNum>
+  <w:num w:numId="1" w16cid:durableId="1405446608">
+    <w:abstractNumId w:val="6"/>
+  </w:num>
+  <w:num w:numId="2" w16cid:durableId="494493033">
+    <w:abstractNumId w:val="5"/>
+  </w:num>
+  <w:num w:numId="3" w16cid:durableId="446048120">
+    <w:abstractNumId w:val="4"/>
+  </w:num>
+  <w:num w:numId="4" w16cid:durableId="1966235045">
+    <w:abstractNumId w:val="1"/>
+  </w:num>
+  <w:num w:numId="5" w16cid:durableId="2106532057">
+    <w:abstractNumId w:val="8"/>
+  </w:num>
+  <w:num w:numId="6" w16cid:durableId="610665359">
+    <w:abstractNumId w:val="0"/>
+  </w:num>
+  <w:num w:numId="7" w16cid:durableId="513883580">
+    <w:abstractNumId w:val="7"/>
+  </w:num>
+  <w:num w:numId="8" w16cid:durableId="1435202355">
+    <w:abstractNumId w:val="2"/>
+  </w:num>
+  <w:num w:numId="9" w16cid:durableId="871261543">
+    <w:abstractNumId w:val="9"/>
+  </w:num>
+  <w:num w:numId="10" w16cid:durableId="1461535772">
+    <w:abstractNumId w:val="3"/>
+  </w:num>
+</w:numbering>
+</file>
+
 <file path=word/styles.xml><?xml version="1.0" encoding="utf-8"?>
-<w:styles xmlns:mc="http://schemas.openxmlformats.org/markup-compatibility/2006" xmlns:r="http://schemas.openxmlformats.org/officeDocument/2006/relationships" xmlns:w="http://schemas.openxmlformats.org/wordprocessingml/2006/main" xmlns:w14="http://schemas.microsoft.com/office/word/2010/wordml" xmlns:w15="http://schemas.microsoft.com/office/word/2012/wordml" mc:Ignorable="w14 w15">
+<w:styles xmlns:mc="http://schemas.openxmlformats.org/markup-compatibility/2006" xmlns:r="http://schemas.openxmlformats.org/officeDocument/2006/relationships" xmlns:w="http://schemas.openxmlformats.org/wordprocessingml/2006/main" xmlns:w14="http://schemas.microsoft.com/office/word/2010/wordml" xmlns:w15="http://schemas.microsoft.com/office/word/2012/wordml" xmlns:w16cex="http://schemas.microsoft.com/office/word/2018/wordml/cex" xmlns:w16cid="http://schemas.microsoft.com/office/word/2016/wordml/cid" xmlns:w16="http://schemas.microsoft.com/office/word/2018/wordml" xmlns:w16du="http://schemas.microsoft.com/office/word/2023/wordml/word16du" xmlns:w16sdtdh="http://schemas.microsoft.com/office/word/2020/wordml/sdtdatahash" xmlns:w16sdtfl="http://schemas.microsoft.com/office/word/2024/wordml/sdtformatlock" xmlns:w16se="http://schemas.microsoft.com/office/word/2015/wordml/symex" mc:Ignorable="w14 w15 w16se w16cid w16 w16cex w16sdtdh w16sdtfl w16du">
   <w:docDefaults>
     <w:rPrDefault>
       <w:rPr>
@@ -446,7 +6370,7 @@
       </w:pPr>
     </w:pPrDefault>
   </w:docDefaults>
-  <w:latentStyles w:defLockedState="0" w:defUIPriority="99" w:defSemiHidden="0" w:defUnhideWhenUsed="0" w:defQFormat="0" w:count="371">
+  <w:latentStyles w:defLockedState="0" w:defUIPriority="99" w:defSemiHidden="0" w:defUnhideWhenUsed="0" w:defQFormat="0" w:count="376">
     <w:lsdException w:name="Normal" w:uiPriority="0" w:qFormat="1"/>
     <w:lsdException w:name="heading 1" w:uiPriority="9" w:qFormat="1"/>
     <w:lsdException w:name="heading 2" w:semiHidden="1" w:uiPriority="9" w:unhideWhenUsed="1" w:qFormat="1"/>
@@ -818,15 +6742,41 @@
     <w:lsdException w:name="List Table 5 Dark Accent 6" w:uiPriority="50"/>
     <w:lsdException w:name="List Table 6 Colorful Accent 6" w:uiPriority="51"/>
     <w:lsdException w:name="List Table 7 Colorful Accent 6" w:uiPriority="52"/>
+    <w:lsdException w:name="Mention" w:semiHidden="1" w:unhideWhenUsed="1"/>
+    <w:lsdException w:name="Smart Hyperlink" w:semiHidden="1" w:unhideWhenUsed="1"/>
+    <w:lsdException w:name="Hashtag" w:semiHidden="1" w:unhideWhenUsed="1"/>
+    <w:lsdException w:name="Unresolved Mention" w:semiHidden="1" w:unhideWhenUsed="1"/>
+    <w:lsdException w:name="Smart Link" w:semiHidden="1" w:unhideWhenUsed="1"/>
   </w:latentStyles>
   <w:style w:type="paragraph" w:default="1" w:styleId="Normal">
     <w:name w:val="Normal"/>
     <w:qFormat/>
+    <w:rsid w:val="00392761"/>
+  </w:style>
+  <w:style w:type="paragraph" w:styleId="Heading1">
+    <w:name w:val="heading 1"/>
+    <w:basedOn w:val="Normal"/>
+    <w:next w:val="Normal"/>
+    <w:link w:val="Heading1Char"/>
+    <w:uiPriority w:val="9"/>
+    <w:qFormat/>
+    <w:rsid w:val="00392761"/>
+    <w:pPr>
+      <w:keepNext/>
+      <w:keepLines/>
+      <w:spacing w:before="240" w:after="0"/>
+      <w:outlineLvl w:val="0"/>
+    </w:pPr>
+    <w:rPr>
+      <w:rFonts w:asciiTheme="majorHAnsi" w:eastAsiaTheme="majorEastAsia" w:hAnsiTheme="majorHAnsi" w:cstheme="majorBidi"/>
+      <w:color w:val="2E74B5" w:themeColor="accent1" w:themeShade="BF"/>
+      <w:sz w:val="32"/>
+      <w:szCs w:val="32"/>
+    </w:rPr>
   </w:style>
   <w:style w:type="character" w:default="1" w:styleId="DefaultParagraphFont">
     <w:name w:val="Default Paragraph Font"/>
     <w:uiPriority w:val="1"/>
-    <w:semiHidden/>
     <w:unhideWhenUsed/>
   </w:style>
   <w:style w:type="table" w:default="1" w:styleId="TableNormal">
@@ -854,7 +6804,6 @@
     <w:name w:val="Normal (Web)"/>
     <w:basedOn w:val="Normal"/>
     <w:uiPriority w:val="99"/>
-    <w:semiHidden/>
     <w:unhideWhenUsed/>
     <w:rsid w:val="00DD4C3C"/>
     <w:pPr>
@@ -881,6 +6830,78 @@
       <w:ind w:left="720"/>
       <w:contextualSpacing/>
     </w:pPr>
+  </w:style>
+  <w:style w:type="character" w:customStyle="1" w:styleId="Heading1Char">
+    <w:name w:val="Heading 1 Char"/>
+    <w:basedOn w:val="DefaultParagraphFont"/>
+    <w:link w:val="Heading1"/>
+    <w:uiPriority w:val="9"/>
+    <w:rsid w:val="00392761"/>
+    <w:rPr>
+      <w:rFonts w:asciiTheme="majorHAnsi" w:eastAsiaTheme="majorEastAsia" w:hAnsiTheme="majorHAnsi" w:cstheme="majorBidi"/>
+      <w:color w:val="2E74B5" w:themeColor="accent1" w:themeShade="BF"/>
+      <w:sz w:val="32"/>
+      <w:szCs w:val="32"/>
+    </w:rPr>
+  </w:style>
+  <w:style w:type="character" w:styleId="Strong">
+    <w:name w:val="Strong"/>
+    <w:basedOn w:val="DefaultParagraphFont"/>
+    <w:uiPriority w:val="22"/>
+    <w:qFormat/>
+    <w:rsid w:val="00382B02"/>
+    <w:rPr>
+      <w:b/>
+      <w:bCs/>
+    </w:rPr>
+  </w:style>
+  <w:style w:type="character" w:styleId="HTMLCode">
+    <w:name w:val="HTML Code"/>
+    <w:basedOn w:val="DefaultParagraphFont"/>
+    <w:uiPriority w:val="99"/>
+    <w:semiHidden/>
+    <w:unhideWhenUsed/>
+    <w:rsid w:val="00382B02"/>
+    <w:rPr>
+      <w:rFonts w:ascii="Courier New" w:eastAsia="Times New Roman" w:hAnsi="Courier New" w:cs="Courier New"/>
+      <w:sz w:val="20"/>
+      <w:szCs w:val="20"/>
+    </w:rPr>
+  </w:style>
+  <w:style w:type="paragraph" w:styleId="TOCHeading">
+    <w:name w:val="TOC Heading"/>
+    <w:basedOn w:val="Heading1"/>
+    <w:next w:val="Normal"/>
+    <w:uiPriority w:val="39"/>
+    <w:unhideWhenUsed/>
+    <w:qFormat/>
+    <w:rsid w:val="000C129E"/>
+    <w:pPr>
+      <w:outlineLvl w:val="9"/>
+    </w:pPr>
+  </w:style>
+  <w:style w:type="paragraph" w:styleId="TOC1">
+    <w:name w:val="toc 1"/>
+    <w:basedOn w:val="Normal"/>
+    <w:next w:val="Normal"/>
+    <w:autoRedefine/>
+    <w:uiPriority w:val="39"/>
+    <w:unhideWhenUsed/>
+    <w:rsid w:val="000C129E"/>
+    <w:pPr>
+      <w:spacing w:after="100"/>
+    </w:pPr>
+  </w:style>
+  <w:style w:type="character" w:styleId="Hyperlink">
+    <w:name w:val="Hyperlink"/>
+    <w:basedOn w:val="DefaultParagraphFont"/>
+    <w:uiPriority w:val="99"/>
+    <w:unhideWhenUsed/>
+    <w:rsid w:val="000C129E"/>
+    <w:rPr>
+      <w:color w:val="0563C1" w:themeColor="hyperlink"/>
+      <w:u w:val="single"/>
+    </w:rPr>
   </w:style>
 </w:styles>
 </file>
@@ -1144,4 +7165,16 @@
     </a:ext>
   </a:extLst>
 </a:theme>
+</file>
+
+<file path=customXml/item1.xml><?xml version="1.0" encoding="utf-8"?>
+<b:Sources xmlns:b="http://schemas.openxmlformats.org/officeDocument/2006/bibliography" xmlns="http://schemas.openxmlformats.org/officeDocument/2006/bibliography" SelectedStyle="\APASixthEditionOfficeOnline.xsl" StyleName="APA" Version="6"/>
+</file>
+
+<file path=customXml/itemProps1.xml><?xml version="1.0" encoding="utf-8"?>
+<ds:datastoreItem xmlns:ds="http://schemas.openxmlformats.org/officeDocument/2006/customXml" ds:itemID="{F0E64034-1DEA-4197-AB1D-4DD182128A89}">
+  <ds:schemaRefs>
+    <ds:schemaRef ds:uri="http://schemas.openxmlformats.org/officeDocument/2006/bibliography"/>
+  </ds:schemaRefs>
+</ds:datastoreItem>
 </file>